--- a/docs/content/quarto/quarto_lecture.docx
+++ b/docs/content/quarto/quarto_lecture.docx
@@ -31,7 +31,7 @@
         <w:pStyle w:val="Date"/>
       </w:pPr>
       <w:r>
-        <w:t xml:space="preserve">2026-09-04</w:t>
+        <w:t xml:space="preserve">2026-09-08</w:t>
       </w:r>
     </w:p>
     <w:bookmarkStart w:id="12" w:name="where-we-left-off-lectures-0506"/>

--- a/docs/content/quarto/quarto_lecture.docx
+++ b/docs/content/quarto/quarto_lecture.docx
@@ -2485,7 +2485,7 @@
           <wp:inline>
             <wp:extent cx="3302000" cy="1879600"/>
             <wp:effectExtent b="0" l="0" r="0" t="0"/>
-            <wp:docPr descr="Diagram of the pipe operator: tree_df flows down into filter(side == “sunny”), then flows down into summary(), read as “take tree_df, then filter, then summarise.”" title="" id="41" name="Picture"/>
+            <wp:docPr descr="Diagram of the pipe operator: leaf_df flows down into filter(shade == “sunny”), then flows down into summary(), read as “take leaf_df, then filter, then summarise.”" title="" id="41" name="Picture"/>
             <a:graphic>
               <a:graphicData uri="http://schemas.openxmlformats.org/drawingml/2006/picture">
                 <pic:pic>
@@ -2528,7 +2528,7 @@
         <w:pStyle w:val="ImageCaption"/>
       </w:pPr>
       <w:r>
-        <w:t xml:space="preserve">Diagram of the pipe operator: tree_df flows down into filter(side ==</w:t>
+        <w:t xml:space="preserve">Diagram of the pipe operator: leaf_df flows down into filter(shade ==</w:t>
       </w:r>
       <w:r>
         <w:t xml:space="preserve"> </w:t>
@@ -2543,7 +2543,7 @@
         <w:t xml:space="preserve"> </w:t>
       </w:r>
       <w:r>
-        <w:t xml:space="preserve">“take tree_df, then filter, then summarise.”</w:t>
+        <w:t xml:space="preserve">“take leaf_df, then filter, then summarise.”</w:t>
       </w:r>
     </w:p>
     <w:tbl>
@@ -5312,7 +5312,7 @@
         <w:rPr>
           <w:rStyle w:val="NormalTok"/>
         </w:rPr>
-        <w:t xml:space="preserve">tree_df </w:t>
+        <w:t xml:space="preserve">leaf_df </w:t>
       </w:r>
       <w:r>
         <w:rPr>
@@ -5342,7 +5342,7 @@
         <w:rPr>
           <w:rStyle w:val="StringTok"/>
         </w:rPr>
-        <w:t xml:space="preserve">"data/paper_area_weights.xlsx"</w:t>
+        <w:t xml:space="preserve">"data/2026_09_03_data_sci_leaf_area.xlsx"</w:t>
       </w:r>
       <w:r>
         <w:rPr>
@@ -5772,7 +5772,7 @@
         <w:rPr>
           <w:rStyle w:val="NormalTok"/>
         </w:rPr>
-        <w:t xml:space="preserve">tree_box_plot</w:t>
+        <w:t xml:space="preserve">leaf_box_plot</w:t>
       </w:r>
       <w:r>
         <w:br/>
@@ -6087,13 +6087,13 @@
       </w:r>
     </w:p>
     <w:bookmarkEnd w:id="83"/>
-    <w:bookmarkStart w:id="86" w:name="chunk-3-of-4-chunk-options-inline-code"/>
+    <w:bookmarkStart w:id="86" w:name="X1c4eb3d79211b5eb385480e271e82bcf87f9b88"/>
     <w:p>
       <w:pPr>
         <w:pStyle w:val="Heading1"/>
       </w:pPr>
       <w:r>
-        <w:t xml:space="preserve">🧩 Chunk 3 of 4 · Chunk Options &amp; Inline Code</w:t>
+        <w:t xml:space="preserve">🧩 Chunk 3 of 4 · Chunk Options &amp; Computed Values</w:t>
       </w:r>
     </w:p>
     <w:p>
@@ -6120,22 +6120,7 @@
         <w:t xml:space="preserve"> </w:t>
       </w:r>
       <w:r>
-        <w:t xml:space="preserve">options to control what shows, and inline</w:t>
-      </w:r>
-      <w:r>
-        <w:t xml:space="preserve"> </w:t>
-      </w:r>
-      <w:r>
-        <w:rPr>
-          <w:rStyle w:val="VerbatimChar"/>
-        </w:rPr>
-        <w:t xml:space="preserve">`r `</w:t>
-      </w:r>
-      <w:r>
-        <w:t xml:space="preserve"> </w:t>
-      </w:r>
-      <w:r>
-        <w:t xml:space="preserve">to drop live numbers into sentences.</w:t>
+        <w:t xml:space="preserve">options to control what shows, and printing a computed table so the report always matches the data.</w:t>
       </w:r>
     </w:p>
     <w:tbl>
@@ -6257,7 +6242,7 @@
               <w:t xml:space="preserve"> </w:t>
             </w:r>
             <w:r>
-              <w:t xml:space="preserve">(compute a value and drop it into a sentence).</w:t>
+              <w:t xml:space="preserve">(compute a summary and print it into the report).</w:t>
             </w:r>
           </w:p>
           <w:p/>
@@ -6345,7 +6330,7 @@
         <w:rPr>
           <w:rStyle w:val="CommentTok"/>
         </w:rPr>
-        <w:t xml:space="preserve">#tree_box_plot</w:t>
+        <w:t xml:space="preserve"># leaf_box_plot</w:t>
       </w:r>
       <w:r>
         <w:br/>
@@ -6710,13 +6695,13 @@
       </w:hyperlink>
     </w:p>
     <w:bookmarkEnd w:id="90"/>
-    <w:bookmarkStart w:id="97" w:name="inline-code-numbers-inside-sentences"/>
+    <w:bookmarkStart w:id="97" w:name="computed-values-let-the-chunk-print-them"/>
     <w:p>
       <w:pPr>
         <w:pStyle w:val="Heading1"/>
       </w:pPr>
       <w:r>
-        <w:t xml:space="preserve">Inline code — numbers inside sentences</w:t>
+        <w:t xml:space="preserve">Computed values — let the chunk print them</w:t>
       </w:r>
     </w:p>
     <w:tbl>
@@ -6838,22 +6823,7 @@
               <w:t xml:space="preserve"> </w:t>
             </w:r>
             <w:r>
-              <w:t xml:space="preserve">If</w:t>
-            </w:r>
-            <w:r>
-              <w:t xml:space="preserve"> </w:t>
-            </w:r>
-            <w:r>
-              <w:rPr>
-                <w:rStyle w:val="VerbatimChar"/>
-              </w:rPr>
-              <w:t xml:space="preserve">mean(shady_wt)</w:t>
-            </w:r>
-            <w:r>
-              <w:t xml:space="preserve"> </w:t>
-            </w:r>
-            <w:r>
-              <w:t xml:space="preserve">is 7.8, what exact sentence will render from the inline-code line below? Say it out loud before you check.</w:t>
+              <w:t xml:space="preserve">The chunk below builds a one-row-per-group summary. How many rows and columns will the printed table have?</w:t>
             </w:r>
           </w:p>
           <w:p/>
@@ -6865,7 +6835,7 @@
         <w:pStyle w:val="BodyText"/>
       </w:pPr>
       <w:r>
-        <w:t xml:space="preserve">Drop a live result</w:t>
+        <w:t xml:space="preserve">Compute the numbers in a chunk and</w:t>
       </w:r>
       <w:r>
         <w:t xml:space="preserve"> </w:t>
@@ -6875,13 +6845,214 @@
           <w:b/>
           <w:bCs/>
         </w:rPr>
-        <w:t xml:space="preserve">into a sentence</w:t>
-      </w:r>
-      <w:r>
-        <w:t xml:space="preserve"> </w:t>
-      </w:r>
-      <w:r>
-        <w:t xml:space="preserve">with</w:t>
+        <w:t xml:space="preserve">print the result</w:t>
+      </w:r>
+      <w:r>
+        <w:t xml:space="preserve"> </w:t>
+      </w:r>
+      <w:r>
+        <w:t xml:space="preserve">— then refer to it in your prose:</w:t>
+      </w:r>
+    </w:p>
+    <w:p>
+      <w:pPr>
+        <w:pStyle w:val="SourceCode"/>
+      </w:pPr>
+      <w:r>
+        <w:rPr>
+          <w:rStyle w:val="InformationTok"/>
+        </w:rPr>
+        <w:t xml:space="preserve">```{r means}</w:t>
+      </w:r>
+      <w:r>
+        <w:br/>
+      </w:r>
+      <w:r>
+        <w:rPr>
+          <w:rStyle w:val="CommentTok"/>
+        </w:rPr>
+        <w:t xml:space="preserve">#| echo: false</w:t>
+      </w:r>
+      <w:r>
+        <w:br/>
+      </w:r>
+      <w:r>
+        <w:rPr>
+          <w:rStyle w:val="NormalTok"/>
+        </w:rPr>
+        <w:t xml:space="preserve">summary_df </w:t>
+      </w:r>
+      <w:r>
+        <w:rPr>
+          <w:rStyle w:val="OtherTok"/>
+        </w:rPr>
+        <w:t xml:space="preserve">&lt;-</w:t>
+      </w:r>
+      <w:r>
+        <w:rPr>
+          <w:rStyle w:val="NormalTok"/>
+        </w:rPr>
+        <w:t xml:space="preserve"> leaf_df </w:t>
+      </w:r>
+      <w:r>
+        <w:rPr>
+          <w:rStyle w:val="SpecialCharTok"/>
+        </w:rPr>
+        <w:t xml:space="preserve">|&gt;</w:t>
+      </w:r>
+      <w:r>
+        <w:br/>
+      </w:r>
+      <w:r>
+        <w:rPr>
+          <w:rStyle w:val="NormalTok"/>
+        </w:rPr>
+        <w:t xml:space="preserve">  </w:t>
+      </w:r>
+      <w:r>
+        <w:rPr>
+          <w:rStyle w:val="FunctionTok"/>
+        </w:rPr>
+        <w:t xml:space="preserve">group_by</w:t>
+      </w:r>
+      <w:r>
+        <w:rPr>
+          <w:rStyle w:val="NormalTok"/>
+        </w:rPr>
+        <w:t xml:space="preserve">(shade) </w:t>
+      </w:r>
+      <w:r>
+        <w:rPr>
+          <w:rStyle w:val="SpecialCharTok"/>
+        </w:rPr>
+        <w:t xml:space="preserve">|&gt;</w:t>
+      </w:r>
+      <w:r>
+        <w:br/>
+      </w:r>
+      <w:r>
+        <w:rPr>
+          <w:rStyle w:val="NormalTok"/>
+        </w:rPr>
+        <w:t xml:space="preserve">  </w:t>
+      </w:r>
+      <w:r>
+        <w:rPr>
+          <w:rStyle w:val="FunctionTok"/>
+        </w:rPr>
+        <w:t xml:space="preserve">summarize</w:t>
+      </w:r>
+      <w:r>
+        <w:rPr>
+          <w:rStyle w:val="NormalTok"/>
+        </w:rPr>
+        <w:t xml:space="preserve">(</w:t>
+      </w:r>
+      <w:r>
+        <w:rPr>
+          <w:rStyle w:val="AttributeTok"/>
+        </w:rPr>
+        <w:t xml:space="preserve">mean_mass =</w:t>
+      </w:r>
+      <w:r>
+        <w:rPr>
+          <w:rStyle w:val="NormalTok"/>
+        </w:rPr>
+        <w:t xml:space="preserve"> </w:t>
+      </w:r>
+      <w:r>
+        <w:rPr>
+          <w:rStyle w:val="FunctionTok"/>
+        </w:rPr>
+        <w:t xml:space="preserve">round</w:t>
+      </w:r>
+      <w:r>
+        <w:rPr>
+          <w:rStyle w:val="NormalTok"/>
+        </w:rPr>
+        <w:t xml:space="preserve">(</w:t>
+      </w:r>
+      <w:r>
+        <w:rPr>
+          <w:rStyle w:val="FunctionTok"/>
+        </w:rPr>
+        <w:t xml:space="preserve">mean</w:t>
+      </w:r>
+      <w:r>
+        <w:rPr>
+          <w:rStyle w:val="NormalTok"/>
+        </w:rPr>
+        <w:t xml:space="preserve">(mass_g, </w:t>
+      </w:r>
+      <w:r>
+        <w:rPr>
+          <w:rStyle w:val="AttributeTok"/>
+        </w:rPr>
+        <w:t xml:space="preserve">na.rm =</w:t>
+      </w:r>
+      <w:r>
+        <w:rPr>
+          <w:rStyle w:val="NormalTok"/>
+        </w:rPr>
+        <w:t xml:space="preserve"> </w:t>
+      </w:r>
+      <w:r>
+        <w:rPr>
+          <w:rStyle w:val="ConstantTok"/>
+        </w:rPr>
+        <w:t xml:space="preserve">TRUE</w:t>
+      </w:r>
+      <w:r>
+        <w:rPr>
+          <w:rStyle w:val="NormalTok"/>
+        </w:rPr>
+        <w:t xml:space="preserve">), </w:t>
+      </w:r>
+      <w:r>
+        <w:rPr>
+          <w:rStyle w:val="DecValTok"/>
+        </w:rPr>
+        <w:t xml:space="preserve">3</w:t>
+      </w:r>
+      <w:r>
+        <w:rPr>
+          <w:rStyle w:val="NormalTok"/>
+        </w:rPr>
+        <w:t xml:space="preserve">))</w:t>
+      </w:r>
+      <w:r>
+        <w:br/>
+      </w:r>
+      <w:r>
+        <w:rPr>
+          <w:rStyle w:val="NormalTok"/>
+        </w:rPr>
+        <w:t xml:space="preserve">summary_df</w:t>
+      </w:r>
+      <w:r>
+        <w:br/>
+      </w:r>
+      <w:r>
+        <w:rPr>
+          <w:rStyle w:val="InformationTok"/>
+        </w:rPr>
+        <w:t xml:space="preserve">```</w:t>
+      </w:r>
+    </w:p>
+    <w:p>
+      <w:pPr>
+        <w:pStyle w:val="FirstParagraph"/>
+      </w:pPr>
+      <w:r>
+        <w:t xml:space="preserve">Then, in the text:</w:t>
+      </w:r>
+    </w:p>
+    <w:p>
+      <w:pPr>
+        <w:pStyle w:val="BlockText"/>
+      </w:pPr>
+      <w:r>
+        <w:t xml:space="preserve">Read the mean mass for each side from the</w:t>
       </w:r>
       <w:r>
         <w:t xml:space="preserve"> </w:t>
@@ -6890,53 +7061,13 @@
         <w:rPr>
           <w:rStyle w:val="VerbatimChar"/>
         </w:rPr>
-        <w:t xml:space="preserve">`r `</w:t>
-      </w:r>
-      <w:r>
-        <w:t xml:space="preserve">:</w:t>
-      </w:r>
-    </w:p>
-    <w:p>
-      <w:pPr>
-        <w:pStyle w:val="SourceCode"/>
-      </w:pPr>
-      <w:r>
-        <w:rPr>
-          <w:rStyle w:val="FunctionTok"/>
-        </w:rPr>
-        <w:t xml:space="preserve"># Shady leaves averaged `# r mean(shady_wt)` g.</w:t>
-      </w:r>
-    </w:p>
-    <w:p>
-      <w:pPr>
-        <w:pStyle w:val="FirstParagraph"/>
-      </w:pPr>
-      <w:r>
-        <w:t xml:space="preserve">renders as:</w:t>
-      </w:r>
-    </w:p>
-    <w:p>
-      <w:pPr>
-        <w:pStyle w:val="BlockText"/>
-      </w:pPr>
-      <w:r>
-        <w:t xml:space="preserve">Shady leaves averaged</w:t>
-      </w:r>
-      <w:r>
-        <w:t xml:space="preserve"> </w:t>
-      </w:r>
-      <w:r>
-        <w:rPr>
-          <w:b/>
-          <w:bCs/>
-        </w:rPr>
-        <w:t xml:space="preserve">7.8</w:t>
-      </w:r>
-      <w:r>
-        <w:t xml:space="preserve"> </w:t>
-      </w:r>
-      <w:r>
-        <w:t xml:space="preserve">g.</w:t>
+        <w:t xml:space="preserve">mean_mass</w:t>
+      </w:r>
+      <w:r>
+        <w:t xml:space="preserve"> </w:t>
+      </w:r>
+      <w:r>
+        <w:t xml:space="preserve">column of the table above.</w:t>
       </w:r>
     </w:p>
     <w:p>
@@ -6948,7 +7079,7 @@
         </w:numPr>
       </w:pPr>
       <w:r>
-        <w:t xml:space="preserve">The number is</w:t>
+        <w:t xml:space="preserve">The numbers are</w:t>
       </w:r>
       <w:r>
         <w:t xml:space="preserve"> </w:t>
@@ -6973,7 +7104,19 @@
         </w:numPr>
       </w:pPr>
       <w:r>
-        <w:t xml:space="preserve">Fix the data → the sentence fixes itself</w:t>
+        <w:t xml:space="preserve">Fix the data → press Render → the table fixes itself</w:t>
+      </w:r>
+    </w:p>
+    <w:p>
+      <w:pPr>
+        <w:pStyle w:val="Compact"/>
+        <w:numPr>
+          <w:ilvl w:val="0"/>
+          <w:numId w:val="1014"/>
+        </w:numPr>
+      </w:pPr>
+      <w:r>
+        <w:t xml:space="preserve">No copy-paste, no stale numbers in your writing</w:t>
       </w:r>
     </w:p>
     <w:tbl>
@@ -7100,7 +7243,38 @@
               <w:spacing w:after="16"/>
             </w:pPr>
             <w:r>
-              <w:t xml:space="preserve">This is why inline code is worth the syntax: your</w:t>
+              <w:t xml:space="preserve">Keep every number your reader sees inside a chunk’s</w:t>
+            </w:r>
+            <w:r>
+              <w:t xml:space="preserve"> </w:t>
+            </w:r>
+            <w:r>
+              <w:rPr>
+                <w:b/>
+                <w:bCs/>
+              </w:rPr>
+              <w:t xml:space="preserve">printed output</w:t>
+            </w:r>
+            <w:r>
+              <w:t xml:space="preserve"> </w:t>
+            </w:r>
+            <w:r>
+              <w:t xml:space="preserve">(a table or a</w:t>
+            </w:r>
+            <w:r>
+              <w:t xml:space="preserve"> </w:t>
+            </w:r>
+            <w:r>
+              <w:rPr>
+                <w:rStyle w:val="VerbatimChar"/>
+              </w:rPr>
+              <w:t xml:space="preserve">cat()</w:t>
+            </w:r>
+            <w:r>
+              <w:t xml:space="preserve"> </w:t>
+            </w:r>
+            <w:r>
+              <w:t xml:space="preserve">line). Your prose then</w:t>
             </w:r>
             <w:r>
               <w:t xml:space="preserve"> </w:t>
@@ -7110,29 +7284,13 @@
                 <w:i/>
                 <w:iCs/>
               </w:rPr>
-              <w:t xml:space="preserve">prose</w:t>
-            </w:r>
-            <w:r>
-              <w:t xml:space="preserve"> </w:t>
-            </w:r>
-            <w:r>
-              <w:t xml:space="preserve">stays true to your</w:t>
-            </w:r>
-            <w:r>
-              <w:t xml:space="preserve"> </w:t>
-            </w:r>
-            <w:r>
-              <w:rPr>
-                <w:i/>
-                <w:iCs/>
-              </w:rPr>
-              <w:t xml:space="preserve">data</w:t>
-            </w:r>
-            <w:r>
-              <w:t xml:space="preserve"> </w:t>
-            </w:r>
-            <w:r>
-              <w:t xml:space="preserve">without you retyping a single number.</w:t>
+              <w:t xml:space="preserve">points at</w:t>
+            </w:r>
+            <w:r>
+              <w:t xml:space="preserve"> </w:t>
+            </w:r>
+            <w:r>
+              <w:t xml:space="preserve">the results instead of restating them.</w:t>
             </w:r>
           </w:p>
           <w:p/>
@@ -7263,7 +7421,7 @@
               <w:spacing w:after="16"/>
             </w:pPr>
             <w:r>
-              <w:t xml:space="preserve">Inline code only works if the object exists. Load and compute it in a chunk</w:t>
+              <w:t xml:space="preserve">The chunk that computes the value must run</w:t>
             </w:r>
             <w:r>
               <w:t xml:space="preserve"> </w:t>
@@ -7279,7 +7437,7 @@
               <w:t xml:space="preserve"> </w:t>
             </w:r>
             <w:r>
-              <w:t xml:space="preserve">the sentence.</w:t>
+              <w:t xml:space="preserve">the text that refers to it — Quarto renders top to bottom.</w:t>
             </w:r>
           </w:p>
           <w:p/>
@@ -7313,7 +7471,7 @@
         <w:pStyle w:val="BodyText"/>
       </w:pPr>
       <w:r>
-        <w:t xml:space="preserve">Compute a group mean, then insert it into a sentence with inline code. Predict the number that will appear before you Render.</w:t>
+        <w:t xml:space="preserve">Compute a group-means summary in a chunk and print it into the report. Predict the shape of the table before you Render.</w:t>
       </w:r>
     </w:p>
     <w:bookmarkEnd w:id="98"/>
@@ -9129,23 +9287,17 @@
         </w:numPr>
       </w:pPr>
       <w:r>
-        <w:t xml:space="preserve">Put a</w:t>
-      </w:r>
-      <w:r>
-        <w:t xml:space="preserve"> </w:t>
-      </w:r>
-      <w:r>
         <w:rPr>
           <w:b/>
           <w:bCs/>
         </w:rPr>
-        <w:t xml:space="preserve">live number in a sentence</w:t>
-      </w:r>
-      <w:r>
-        <w:t xml:space="preserve"> </w:t>
-      </w:r>
-      <w:r>
-        <w:t xml:space="preserve">with inline code</w:t>
+        <w:t xml:space="preserve">Compute values in a chunk and print them</w:t>
+      </w:r>
+      <w:r>
+        <w:t xml:space="preserve"> </w:t>
+      </w:r>
+      <w:r>
+        <w:t xml:space="preserve">so the report always matches the data</w:t>
       </w:r>
     </w:p>
     <w:p>

--- a/docs/content/quarto/quarto_lecture.docx
+++ b/docs/content/quarto/quarto_lecture.docx
@@ -31,7 +31,7 @@
         <w:pStyle w:val="Date"/>
       </w:pPr>
       <w:r>
-        <w:t xml:space="preserve">2026-09-08</w:t>
+        <w:t xml:space="preserve">2026-09-10</w:t>
       </w:r>
     </w:p>
     <w:bookmarkStart w:id="12" w:name="where-we-left-off-lectures-0506"/>

--- a/docs/content/quarto/quarto_lecture.docx
+++ b/docs/content/quarto/quarto_lecture.docx
@@ -31,7 +31,7 @@
         <w:pStyle w:val="Date"/>
       </w:pPr>
       <w:r>
-        <w:t xml:space="preserve">2026-09-10</w:t>
+        <w:t xml:space="preserve">2026-09-14</w:t>
       </w:r>
     </w:p>
     <w:bookmarkStart w:id="12" w:name="where-we-left-off-lectures-0506"/>

--- a/docs/content/quarto/quarto_lecture.docx
+++ b/docs/content/quarto/quarto_lecture.docx
@@ -11455,7 +11455,6 @@
         <w:bottom w:color="FF0000" w:space="1" w:sz="8" w:val="single"/>
         <w:right w:color="FF0000" w:space="4" w:sz="8" w:val="single"/>
       </w:pBdr>
-      <w:shd w:color="auto" w:fill="auto" w:val="pct15"/>
       <w:spacing w:after="120" w:before="120"/>
       <w:ind w:left="432" w:right="432"/>
     </w:pPr>
@@ -11476,7 +11475,6 @@
         <w:bottom w:color="auto" w:space="1" w:sz="8" w:val="single"/>
         <w:right w:color="auto" w:space="4" w:sz="8" w:val="single"/>
       </w:pBdr>
-      <w:shd w:color="auto" w:fill="auto" w:val="pct15"/>
       <w:spacing w:after="240" w:before="240"/>
       <w:ind w:left="432" w:right="432"/>
     </w:pPr>
@@ -11491,7 +11489,6 @@
     <w:qFormat/>
     <w:rsid w:val="00771E03"/>
     <w:pPr>
-      <w:shd w:color="auto" w:fill="auto" w:val="pct15"/>
       <w:spacing w:after="240" w:before="240"/>
       <w:ind w:left="432" w:right="432"/>
     </w:pPr>

--- a/docs/content/quarto/quarto_lecture.docx
+++ b/docs/content/quarto/quarto_lecture.docx
@@ -31,7 +31,7 @@
         <w:pStyle w:val="Date"/>
       </w:pPr>
       <w:r>
-        <w:t xml:space="preserve">2026-09-14</w:t>
+        <w:t xml:space="preserve">2026-09-21</w:t>
       </w:r>
     </w:p>
     <w:bookmarkStart w:id="12" w:name="where-we-left-off-lectures-0506"/>

--- a/docs/content/quarto/quarto_lecture.docx
+++ b/docs/content/quarto/quarto_lecture.docx
@@ -31,7 +31,7 @@
         <w:pStyle w:val="Date"/>
       </w:pPr>
       <w:r>
-        <w:t xml:space="preserve">2026-09-21</w:t>
+        <w:t xml:space="preserve">2026-09-22</w:t>
       </w:r>
     </w:p>
     <w:bookmarkStart w:id="12" w:name="where-we-left-off-lectures-0506"/>

--- a/docs/content/quarto/quarto_lecture.docx
+++ b/docs/content/quarto/quarto_lecture.docx
@@ -31,7 +31,7 @@
         <w:pStyle w:val="Date"/>
       </w:pPr>
       <w:r>
-        <w:t xml:space="preserve">2026-09-22</w:t>
+        <w:t xml:space="preserve">2026-09-23</w:t>
       </w:r>
     </w:p>
     <w:bookmarkStart w:id="12" w:name="where-we-left-off-lectures-0506"/>

--- a/docs/content/quarto/quarto_lecture.docx
+++ b/docs/content/quarto/quarto_lecture.docx
@@ -3237,7 +3237,7 @@
         <w:rPr>
           <w:rStyle w:val="VerbatimChar"/>
         </w:rPr>
-        <w:t xml:space="preserve">1. YAML front matter  ← the recipe (title, outputs, chunk defaults)</w:t>
+        <w:t xml:space="preserve">1. YAML front matter  ← the recipe (title, outputs, defaults)</w:t>
       </w:r>
       <w:r>
         <w:br/>
@@ -5355,10 +5355,13 @@
         <w:t xml:space="preserve">&lt;-</w:t>
       </w:r>
       <w:r>
-        <w:rPr>
-          <w:rStyle w:val="NormalTok"/>
-        </w:rPr>
-        <w:t xml:space="preserve"> </w:t>
+        <w:br/>
+      </w:r>
+      <w:r>
+        <w:rPr>
+          <w:rStyle w:val="NormalTok"/>
+        </w:rPr>
+        <w:t xml:space="preserve">  </w:t>
       </w:r>
       <w:r>
         <w:rPr>
@@ -6764,13 +6767,38 @@
                 <w:b/>
                 <w:bCs/>
               </w:rPr>
-              <w:t xml:space="preserve">🖐 After this chunk: Activity Parts 5–6</w:t>
-            </w:r>
-            <w:r>
-              <w:t xml:space="preserve"> </w:t>
-            </w:r>
-            <w:r>
-              <w:t xml:space="preserve">(the three plots and the summary table).</w:t>
+              <w:t xml:space="preserve">🖐 Your skeleton already has a plain, working version of every chunk below.</w:t>
+            </w:r>
+            <w:r>
+              <w:t xml:space="preserve"> </w:t>
+            </w:r>
+            <w:r>
+              <w:t xml:space="preserve">You add the finishing touches — colors, labels,</w:t>
+            </w:r>
+            <w:r>
+              <w:t xml:space="preserve"> </w:t>
+            </w:r>
+            <w:r>
+              <w:rPr>
+                <w:rStyle w:val="VerbatimChar"/>
+              </w:rPr>
+              <w:t xml:space="preserve">theme_regular()</w:t>
+            </w:r>
+            <w:r>
+              <w:t xml:space="preserve">, table formatting — in</w:t>
+            </w:r>
+            <w:r>
+              <w:t xml:space="preserve"> </w:t>
+            </w:r>
+            <w:r>
+              <w:rPr>
+                <w:b/>
+                <w:bCs/>
+              </w:rPr>
+              <w:t xml:space="preserve">Activity Parts 5–6</w:t>
+            </w:r>
+            <w:r>
+              <w:t xml:space="preserve">.</w:t>
             </w:r>
           </w:p>
           <w:p/>
@@ -6831,10 +6859,13 @@
         <w:t xml:space="preserve">&lt;-</w:t>
       </w:r>
       <w:r>
-        <w:rPr>
-          <w:rStyle w:val="NormalTok"/>
-        </w:rPr>
-        <w:t xml:space="preserve"> </w:t>
+        <w:br/>
+      </w:r>
+      <w:r>
+        <w:rPr>
+          <w:rStyle w:val="NormalTok"/>
+        </w:rPr>
+        <w:t xml:space="preserve">  </w:t>
       </w:r>
       <w:r>
         <w:rPr>
@@ -7329,7 +7360,7 @@
         <w:rPr>
           <w:rStyle w:val="CommentTok"/>
         </w:rPr>
-        <w:t xml:space="preserve">#| fig-cap: "Leaf mass by side of the tree. Points are individual leaves."</w:t>
+        <w:t xml:space="preserve">#| fig-cap: "Leaf mass by side; each point is one leaf."</w:t>
       </w:r>
       <w:r>
         <w:br/>
@@ -7677,7 +7708,16 @@
         <w:rPr>
           <w:rStyle w:val="NormalTok"/>
         </w:rPr>
-        <w:t xml:space="preserve">, </w:t>
+        <w:t xml:space="preserve">,</w:t>
+      </w:r>
+      <w:r>
+        <w:br/>
+      </w:r>
+      <w:r>
+        <w:rPr>
+          <w:rStyle w:val="NormalTok"/>
+        </w:rPr>
+        <w:t xml:space="preserve">                               </w:t>
       </w:r>
       <w:r>
         <w:rPr>
@@ -7950,7 +7990,7 @@
               <w:pStyle w:val="ImageCaption"/>
             </w:pPr>
             <w:r>
-              <w:t xml:space="preserve">Figure 1: Leaf mass by side of the tree. Points are individual leaves.</w:t>
+              <w:t xml:space="preserve">Figure 1: Leaf mass by side; each point is one leaf.</w:t>
             </w:r>
           </w:p>
           <w:bookmarkEnd w:id="83"/>
@@ -8469,13 +8509,46 @@
         <w:rPr>
           <w:rStyle w:val="NormalTok"/>
         </w:rPr>
+        <w:t xml:space="preserve">,</w:t>
+      </w:r>
+      <w:r>
+        <w:br/>
+      </w:r>
+      <w:r>
+        <w:rPr>
+          <w:rStyle w:val="NormalTok"/>
+        </w:rPr>
+        <w:t xml:space="preserve">               </w:t>
+      </w:r>
+      <w:r>
+        <w:rPr>
+          <w:rStyle w:val="AttributeTok"/>
+        </w:rPr>
+        <w:t xml:space="preserve">width =</w:t>
+      </w:r>
+      <w:r>
+        <w:rPr>
+          <w:rStyle w:val="NormalTok"/>
+        </w:rPr>
+        <w:t xml:space="preserve"> </w:t>
+      </w:r>
+      <w:r>
+        <w:rPr>
+          <w:rStyle w:val="FloatTok"/>
+        </w:rPr>
+        <w:t xml:space="preserve">0.15</w:t>
+      </w:r>
+      <w:r>
+        <w:rPr>
+          <w:rStyle w:val="NormalTok"/>
+        </w:rPr>
         <w:t xml:space="preserve">, </w:t>
       </w:r>
       <w:r>
         <w:rPr>
           <w:rStyle w:val="AttributeTok"/>
         </w:rPr>
-        <w:t xml:space="preserve">width =</w:t>
+        <w:t xml:space="preserve">linewidth =</w:t>
       </w:r>
       <w:r>
         <w:rPr>
@@ -8487,43 +8560,100 @@
         <w:rPr>
           <w:rStyle w:val="FloatTok"/>
         </w:rPr>
-        <w:t xml:space="preserve">0.15</w:t>
-      </w:r>
-      <w:r>
-        <w:rPr>
-          <w:rStyle w:val="NormalTok"/>
-        </w:rPr>
-        <w:t xml:space="preserve">, </w:t>
+        <w:t xml:space="preserve">0.9</w:t>
+      </w:r>
+      <w:r>
+        <w:rPr>
+          <w:rStyle w:val="NormalTok"/>
+        </w:rPr>
+        <w:t xml:space="preserve">) </w:t>
+      </w:r>
+      <w:r>
+        <w:rPr>
+          <w:rStyle w:val="SpecialCharTok"/>
+        </w:rPr>
+        <w:t xml:space="preserve">+</w:t>
+      </w:r>
+      <w:r>
+        <w:br/>
+      </w:r>
+      <w:r>
+        <w:rPr>
+          <w:rStyle w:val="NormalTok"/>
+        </w:rPr>
+        <w:t xml:space="preserve">  </w:t>
+      </w:r>
+      <w:r>
+        <w:rPr>
+          <w:rStyle w:val="FunctionTok"/>
+        </w:rPr>
+        <w:t xml:space="preserve">scale_color_manual</w:t>
+      </w:r>
+      <w:r>
+        <w:rPr>
+          <w:rStyle w:val="NormalTok"/>
+        </w:rPr>
+        <w:t xml:space="preserve">(</w:t>
       </w:r>
       <w:r>
         <w:rPr>
           <w:rStyle w:val="AttributeTok"/>
         </w:rPr>
-        <w:t xml:space="preserve">linewidth =</w:t>
-      </w:r>
-      <w:r>
-        <w:rPr>
-          <w:rStyle w:val="NormalTok"/>
-        </w:rPr>
-        <w:t xml:space="preserve"> </w:t>
-      </w:r>
-      <w:r>
-        <w:rPr>
-          <w:rStyle w:val="FloatTok"/>
-        </w:rPr>
-        <w:t xml:space="preserve">0.9</w:t>
-      </w:r>
-      <w:r>
-        <w:rPr>
-          <w:rStyle w:val="NormalTok"/>
-        </w:rPr>
-        <w:t xml:space="preserve">) </w:t>
-      </w:r>
-      <w:r>
-        <w:rPr>
-          <w:rStyle w:val="SpecialCharTok"/>
-        </w:rPr>
-        <w:t xml:space="preserve">+</w:t>
+        <w:t xml:space="preserve">values =</w:t>
+      </w:r>
+      <w:r>
+        <w:rPr>
+          <w:rStyle w:val="NormalTok"/>
+        </w:rPr>
+        <w:t xml:space="preserve"> </w:t>
+      </w:r>
+      <w:r>
+        <w:rPr>
+          <w:rStyle w:val="FunctionTok"/>
+        </w:rPr>
+        <w:t xml:space="preserve">c</w:t>
+      </w:r>
+      <w:r>
+        <w:rPr>
+          <w:rStyle w:val="NormalTok"/>
+        </w:rPr>
+        <w:t xml:space="preserve">(</w:t>
+      </w:r>
+      <w:r>
+        <w:rPr>
+          <w:rStyle w:val="StringTok"/>
+        </w:rPr>
+        <w:t xml:space="preserve">"sunny"</w:t>
+      </w:r>
+      <w:r>
+        <w:rPr>
+          <w:rStyle w:val="NormalTok"/>
+        </w:rPr>
+        <w:t xml:space="preserve"> </w:t>
+      </w:r>
+      <w:r>
+        <w:rPr>
+          <w:rStyle w:val="OtherTok"/>
+        </w:rPr>
+        <w:t xml:space="preserve">=</w:t>
+      </w:r>
+      <w:r>
+        <w:rPr>
+          <w:rStyle w:val="NormalTok"/>
+        </w:rPr>
+        <w:t xml:space="preserve"> </w:t>
+      </w:r>
+      <w:r>
+        <w:rPr>
+          <w:rStyle w:val="StringTok"/>
+        </w:rPr>
+        <w:t xml:space="preserve">"goldenrod"</w:t>
+      </w:r>
+      <w:r>
+        <w:rPr>
+          <w:rStyle w:val="NormalTok"/>
+        </w:rPr>
+        <w:t xml:space="preserve">,</w:t>
       </w:r>
       <w:r>
         <w:br/>
@@ -8532,79 +8662,7 @@
         <w:rPr>
           <w:rStyle w:val="NormalTok"/>
         </w:rPr>
-        <w:t xml:space="preserve">  </w:t>
-      </w:r>
-      <w:r>
-        <w:rPr>
-          <w:rStyle w:val="FunctionTok"/>
-        </w:rPr>
-        <w:t xml:space="preserve">scale_color_manual</w:t>
-      </w:r>
-      <w:r>
-        <w:rPr>
-          <w:rStyle w:val="NormalTok"/>
-        </w:rPr>
-        <w:t xml:space="preserve">(</w:t>
-      </w:r>
-      <w:r>
-        <w:rPr>
-          <w:rStyle w:val="AttributeTok"/>
-        </w:rPr>
-        <w:t xml:space="preserve">values =</w:t>
-      </w:r>
-      <w:r>
-        <w:rPr>
-          <w:rStyle w:val="NormalTok"/>
-        </w:rPr>
-        <w:t xml:space="preserve"> </w:t>
-      </w:r>
-      <w:r>
-        <w:rPr>
-          <w:rStyle w:val="FunctionTok"/>
-        </w:rPr>
-        <w:t xml:space="preserve">c</w:t>
-      </w:r>
-      <w:r>
-        <w:rPr>
-          <w:rStyle w:val="NormalTok"/>
-        </w:rPr>
-        <w:t xml:space="preserve">(</w:t>
-      </w:r>
-      <w:r>
-        <w:rPr>
-          <w:rStyle w:val="StringTok"/>
-        </w:rPr>
-        <w:t xml:space="preserve">"sunny"</w:t>
-      </w:r>
-      <w:r>
-        <w:rPr>
-          <w:rStyle w:val="NormalTok"/>
-        </w:rPr>
-        <w:t xml:space="preserve"> </w:t>
-      </w:r>
-      <w:r>
-        <w:rPr>
-          <w:rStyle w:val="OtherTok"/>
-        </w:rPr>
-        <w:t xml:space="preserve">=</w:t>
-      </w:r>
-      <w:r>
-        <w:rPr>
-          <w:rStyle w:val="NormalTok"/>
-        </w:rPr>
-        <w:t xml:space="preserve"> </w:t>
-      </w:r>
-      <w:r>
-        <w:rPr>
-          <w:rStyle w:val="StringTok"/>
-        </w:rPr>
-        <w:t xml:space="preserve">"goldenrod"</w:t>
-      </w:r>
-      <w:r>
-        <w:rPr>
-          <w:rStyle w:val="NormalTok"/>
-        </w:rPr>
-        <w:t xml:space="preserve">, </w:t>
+        <w:t xml:space="preserve">                                </w:t>
       </w:r>
       <w:r>
         <w:rPr>
@@ -9346,7 +9404,16 @@
         <w:rPr>
           <w:rStyle w:val="NormalTok"/>
         </w:rPr>
-        <w:t xml:space="preserve">, </w:t>
+        <w:t xml:space="preserve">,</w:t>
+      </w:r>
+      <w:r>
+        <w:br/>
+      </w:r>
+      <w:r>
+        <w:rPr>
+          <w:rStyle w:val="NormalTok"/>
+        </w:rPr>
+        <w:t xml:space="preserve">                               </w:t>
       </w:r>
       <w:r>
         <w:rPr>
@@ -9705,7 +9772,7 @@
         <w:rPr>
           <w:rStyle w:val="CommentTok"/>
         </w:rPr>
-        <w:t xml:space="preserve">#| tbl-cap: "Summary statistics for leaf mass (g) on each side of the tree."</w:t>
+        <w:t xml:space="preserve">#| tbl-cap: "Summary statistics for leaf mass (g) by side."</w:t>
       </w:r>
       <w:r>
         <w:br/>
@@ -9846,6 +9913,15 @@
         <w:t xml:space="preserve">(</w:t>
       </w:r>
       <w:r>
+        <w:br/>
+      </w:r>
+      <w:r>
+        <w:rPr>
+          <w:rStyle w:val="NormalTok"/>
+        </w:rPr>
+        <w:t xml:space="preserve">    </w:t>
+      </w:r>
+      <w:r>
         <w:rPr>
           <w:rStyle w:val="AttributeTok"/>
         </w:rPr>
@@ -9876,7 +9952,7 @@
         <w:rPr>
           <w:rStyle w:val="NormalTok"/>
         </w:rPr>
-        <w:t xml:space="preserve">               </w:t>
+        <w:t xml:space="preserve">    </w:t>
       </w:r>
       <w:r>
         <w:rPr>
@@ -9948,40 +10024,40 @@
         <w:rPr>
           <w:rStyle w:val="NormalTok"/>
         </w:rPr>
+        <w:t xml:space="preserve">,</w:t>
+      </w:r>
+      <w:r>
+        <w:br/>
+      </w:r>
+      <w:r>
+        <w:rPr>
+          <w:rStyle w:val="NormalTok"/>
+        </w:rPr>
+        <w:t xml:space="preserve">                  </w:t>
+      </w:r>
+      <w:r>
+        <w:rPr>
+          <w:rStyle w:val="StringTok"/>
+        </w:rPr>
+        <w:t xml:space="preserve">"SD"</w:t>
+      </w:r>
+      <w:r>
+        <w:rPr>
+          <w:rStyle w:val="NormalTok"/>
+        </w:rPr>
         <w:t xml:space="preserve">, </w:t>
       </w:r>
       <w:r>
         <w:rPr>
           <w:rStyle w:val="StringTok"/>
         </w:rPr>
-        <w:t xml:space="preserve">"SD"</w:t>
+        <w:t xml:space="preserve">"SE"</w:t>
       </w:r>
       <w:r>
         <w:rPr>
           <w:rStyle w:val="NormalTok"/>
         </w:rPr>
         <w:t xml:space="preserve">, </w:t>
-      </w:r>
-      <w:r>
-        <w:rPr>
-          <w:rStyle w:val="StringTok"/>
-        </w:rPr>
-        <w:t xml:space="preserve">"SE"</w:t>
-      </w:r>
-      <w:r>
-        <w:rPr>
-          <w:rStyle w:val="NormalTok"/>
-        </w:rPr>
-        <w:t xml:space="preserve">,</w:t>
-      </w:r>
-      <w:r>
-        <w:br/>
-      </w:r>
-      <w:r>
-        <w:rPr>
-          <w:rStyle w:val="NormalTok"/>
-        </w:rPr>
-        <w:t xml:space="preserve">                             </w:t>
       </w:r>
       <w:r>
         <w:rPr>
@@ -10041,7 +10117,7 @@
               <w:pStyle w:val="ImageCaption"/>
             </w:pPr>
             <w:r>
-              <w:t xml:space="preserve">Table 1: Summary statistics for leaf mass (g) on each side of the tree.</w:t>
+              <w:t xml:space="preserve">Table 1: Summary statistics for leaf mass (g) by side.</w:t>
             </w:r>
           </w:p>
           <w:tbl>
@@ -10886,7 +10962,61 @@
         <w:pStyle w:val="BodyText"/>
       </w:pPr>
       <w:r>
-        <w:t xml:space="preserve">Fill in the three plot chunks and the summary-table chunk. Render after</w:t>
+        <w:t xml:space="preserve">Render the plain plots and table first, then finish them: colors, axis labels,</w:t>
+      </w:r>
+      <w:r>
+        <w:t xml:space="preserve"> </w:t>
+      </w:r>
+      <w:r>
+        <w:rPr>
+          <w:rStyle w:val="VerbatimChar"/>
+        </w:rPr>
+        <w:t xml:space="preserve">theme_regular()</w:t>
+      </w:r>
+      <w:r>
+        <w:t xml:space="preserve">, no legend, and</w:t>
+      </w:r>
+      <w:r>
+        <w:t xml:space="preserve"> </w:t>
+      </w:r>
+      <w:r>
+        <w:rPr>
+          <w:rStyle w:val="VerbatimChar"/>
+        </w:rPr>
+        <w:t xml:space="preserve">digits</w:t>
+      </w:r>
+      <w:r>
+        <w:t xml:space="preserve"> </w:t>
+      </w:r>
+      <w:r>
+        <w:t xml:space="preserve">+</w:t>
+      </w:r>
+      <w:r>
+        <w:t xml:space="preserve"> </w:t>
+      </w:r>
+      <w:r>
+        <w:rPr>
+          <w:rStyle w:val="VerbatimChar"/>
+        </w:rPr>
+        <w:t xml:space="preserve">col.names</w:t>
+      </w:r>
+      <w:r>
+        <w:t xml:space="preserve"> </w:t>
+      </w:r>
+      <w:r>
+        <w:t xml:space="preserve">in</w:t>
+      </w:r>
+      <w:r>
+        <w:t xml:space="preserve"> </w:t>
+      </w:r>
+      <w:r>
+        <w:rPr>
+          <w:rStyle w:val="VerbatimChar"/>
+        </w:rPr>
+        <w:t xml:space="preserve">kable()</w:t>
+      </w:r>
+      <w:r>
+        <w:t xml:space="preserve">. Render after</w:t>
       </w:r>
       <w:r>
         <w:t xml:space="preserve"> </w:t>
@@ -10902,7 +11032,7 @@
         <w:t xml:space="preserve"> </w:t>
       </w:r>
       <w:r>
-        <w:t xml:space="preserve">one — check that every figure and table gets a number.</w:t>
+        <w:t xml:space="preserve">one.</w:t>
       </w:r>
     </w:p>
     <w:bookmarkEnd w:id="102"/>
@@ -11046,13 +11176,13 @@
                 <w:b/>
                 <w:bCs/>
               </w:rPr>
-              <w:t xml:space="preserve">🖐 After this chunk: Activity Parts 7–8</w:t>
-            </w:r>
-            <w:r>
-              <w:t xml:space="preserve"> </w:t>
-            </w:r>
-            <w:r>
-              <w:t xml:space="preserve">(t-test, then render all three and hand in).</w:t>
+              <w:t xml:space="preserve">🖐 After this chunk: Activity Parts 7–9</w:t>
+            </w:r>
+            <w:r>
+              <w:t xml:space="preserve"> </w:t>
+            </w:r>
+            <w:r>
+              <w:t xml:space="preserve">(t-test, render all three and hand in, then play).</w:t>
             </w:r>
           </w:p>
           <w:p/>
@@ -11113,7 +11243,7 @@
         <w:rPr>
           <w:rStyle w:val="CommentTok"/>
         </w:rPr>
-        <w:t xml:space="preserve"># Welch's two-sample t-test (does NOT assume equal variances) ----</w:t>
+        <w:t xml:space="preserve"># Welch's t-test (does NOT assume equal variances) ----</w:t>
       </w:r>
       <w:r>
         <w:br/>
@@ -11170,7 +11300,16 @@
         <w:rPr>
           <w:rStyle w:val="NormalTok"/>
         </w:rPr>
-        <w:t xml:space="preserve"> leaf_df, </w:t>
+        <w:t xml:space="preserve"> leaf_df,</w:t>
+      </w:r>
+      <w:r>
+        <w:br/>
+      </w:r>
+      <w:r>
+        <w:rPr>
+          <w:rStyle w:val="NormalTok"/>
+        </w:rPr>
+        <w:t xml:space="preserve">                     </w:t>
       </w:r>
       <w:r>
         <w:rPr>
@@ -11624,7 +11763,7 @@
         <w:rPr>
           <w:rStyle w:val="CommentTok"/>
         </w:rPr>
-        <w:t xml:space="preserve">#| tbl-cap: "Welch's two-sample t-test of leaf mass by side of the tree."</w:t>
+        <w:t xml:space="preserve">#| tbl-cap: "Welch's t-test of leaf mass by side of the tree."</w:t>
       </w:r>
       <w:r>
         <w:br/>
@@ -11705,7 +11844,16 @@
         <w:rPr>
           <w:rStyle w:val="NormalTok"/>
         </w:rPr>
-        <w:t xml:space="preserve">(estimate1, estimate2, statistic, parameter, p.value, conf.low) </w:t>
+        <w:t xml:space="preserve">(estimate1, estimate2, statistic, parameter,</w:t>
+      </w:r>
+      <w:r>
+        <w:br/>
+      </w:r>
+      <w:r>
+        <w:rPr>
+          <w:rStyle w:val="NormalTok"/>
+        </w:rPr>
+        <w:t xml:space="preserve">         p.value, conf.low) </w:t>
       </w:r>
       <w:r>
         <w:rPr>
@@ -11741,6 +11889,15 @@
         <w:t xml:space="preserve">(</w:t>
       </w:r>
       <w:r>
+        <w:br/>
+      </w:r>
+      <w:r>
+        <w:rPr>
+          <w:rStyle w:val="NormalTok"/>
+        </w:rPr>
+        <w:t xml:space="preserve">    </w:t>
+      </w:r>
+      <w:r>
         <w:rPr>
           <w:rStyle w:val="AttributeTok"/>
         </w:rPr>
@@ -11771,7 +11928,7 @@
         <w:rPr>
           <w:rStyle w:val="NormalTok"/>
         </w:rPr>
-        <w:t xml:space="preserve">               </w:t>
+        <w:t xml:space="preserve">    </w:t>
       </w:r>
       <w:r>
         <w:rPr>
@@ -11831,28 +11988,28 @@
         <w:rPr>
           <w:rStyle w:val="NormalTok"/>
         </w:rPr>
+        <w:t xml:space="preserve">,</w:t>
+      </w:r>
+      <w:r>
+        <w:br/>
+      </w:r>
+      <w:r>
+        <w:rPr>
+          <w:rStyle w:val="NormalTok"/>
+        </w:rPr>
+        <w:t xml:space="preserve">                  </w:t>
+      </w:r>
+      <w:r>
+        <w:rPr>
+          <w:rStyle w:val="StringTok"/>
+        </w:rPr>
+        <w:t xml:space="preserve">"df"</w:t>
+      </w:r>
+      <w:r>
+        <w:rPr>
+          <w:rStyle w:val="NormalTok"/>
+        </w:rPr>
         <w:t xml:space="preserve">, </w:t>
-      </w:r>
-      <w:r>
-        <w:rPr>
-          <w:rStyle w:val="StringTok"/>
-        </w:rPr>
-        <w:t xml:space="preserve">"df"</w:t>
-      </w:r>
-      <w:r>
-        <w:rPr>
-          <w:rStyle w:val="NormalTok"/>
-        </w:rPr>
-        <w:t xml:space="preserve">,</w:t>
-      </w:r>
-      <w:r>
-        <w:br/>
-      </w:r>
-      <w:r>
-        <w:rPr>
-          <w:rStyle w:val="NormalTok"/>
-        </w:rPr>
-        <w:t xml:space="preserve">                             </w:t>
       </w:r>
       <w:r>
         <w:rPr>
@@ -11912,7 +12069,7 @@
               <w:pStyle w:val="ImageCaption"/>
             </w:pPr>
             <w:r>
-              <w:t xml:space="preserve">Table 2: Welch’s two-sample t-test of leaf mass by side of the tree.</w:t>
+              <w:t xml:space="preserve">Table 2: Welch’s t-test of leaf mass by side of the tree.</w:t>
             </w:r>
           </w:p>
           <w:tbl>
@@ -12600,7 +12757,16 @@
         <w:rPr>
           <w:rStyle w:val="NormalTok"/>
         </w:rPr>
-        <w:t xml:space="preserve"> leaf_df, </w:t>
+        <w:t xml:space="preserve"> leaf_df,</w:t>
+      </w:r>
+      <w:r>
+        <w:br/>
+      </w:r>
+      <w:r>
+        <w:rPr>
+          <w:rStyle w:val="NormalTok"/>
+        </w:rPr>
+        <w:t xml:space="preserve">                     </w:t>
       </w:r>
       <w:r>
         <w:rPr>
@@ -13417,7 +13583,7 @@
         <w:pStyle w:val="BodyText"/>
       </w:pPr>
       <w:r>
-        <w:t xml:space="preserve">Run the Welch’s t-test, add the results table and a short Discussion, set</w:t>
+        <w:t xml:space="preserve">Read the Welch’s t-test, finish its table, write a short Discussion, set</w:t>
       </w:r>
       <w:r>
         <w:t xml:space="preserve"> </w:t>
@@ -13480,11 +13646,30 @@
         <w:t xml:space="preserve">.pdf</w:t>
       </w:r>
       <w:r>
-        <w:t xml:space="preserve">.</w:t>
+        <w:t xml:space="preserve"> </w:t>
+      </w:r>
+      <w:r>
+        <w:t xml:space="preserve">— then</w:t>
+      </w:r>
+      <w:r>
+        <w:t xml:space="preserve"> </w:t>
+      </w:r>
+      <w:r>
+        <w:rPr>
+          <w:b/>
+          <w:bCs/>
+        </w:rPr>
+        <w:t xml:space="preserve">play</w:t>
+      </w:r>
+      <w:r>
+        <w:t xml:space="preserve"> </w:t>
+      </w:r>
+      <w:r>
+        <w:t xml:space="preserve">(Activity Part 9).</w:t>
       </w:r>
     </w:p>
     <w:bookmarkEnd w:id="121"/>
-    <w:bookmarkStart w:id="124" w:name="wrap-up-what-you-can-now-do"/>
+    <w:bookmarkStart w:id="126" w:name="wrap-up-what-you-can-now-do"/>
     <w:p>
       <w:pPr>
         <w:pStyle w:val="Heading1"/>
@@ -13859,6 +14044,160 @@
         <w:pStyle w:val="BodyText"/>
       </w:pPr>
       <w:r>
+        <w:t xml:space="preserve"> </w:t>
+      </w:r>
+    </w:p>
+    <w:tbl>
+      <w:tblPr>
+        <w:tblStyle w:val="Table"/>
+        <w:tblLook w:firstRow="0" w:lastRow="0" w:firstColumn="0" w:lastColumn="0" w:noHBand="0" w:noVBand="0" w:val="0000"/>
+        <w:tblBorders>
+          <w:top w:val="single" w:sz="4" w:space="0" w:color="00A047"/>
+          <w:left w:val="single" w:sz="24" w:space="0" w:color="00A047"/>
+          <w:bottom w:val="single" w:sz="4" w:space="0" w:color="00A047"/>
+          <w:right w:val="single" w:sz="4" w:space="0" w:color="00A047"/>
+        </w:tblBorders>
+        <w:tblCellMar>
+          <w:left w:w="144" w:type="dxa"/>
+          <w:right w:w="144" w:type="dxa"/>
+        </w:tblCellMar>
+        <w:tblLook w:firstRow="0" w:lastRow="0" w:firstColumn="0" w:lastColumn="0" w:noHBand="0" w:noVBand="0" w:val="0000"/>
+      </w:tblPr>
+      <w:tr>
+        <w:trPr>
+          <w:cantSplit/>
+        </w:trPr>
+        <w:tc>
+          <w:tcPr>
+            <w:shd w:color="auto" w:fill="ccf1e3" w:val="clear"/>
+            <w:tcMar>
+              <w:top w:w="92" w:type="dxa"/>
+              <w:bottom w:w="92" w:type="dxa"/>
+            </w:tcMar>
+          </w:tcPr>
+          <w:p>
+            <w:pPr>
+              <w:pStyle w:val="BodyText"/>
+            </w:pPr>
+            <w:pPr>
+              <w:spacing w:before="0" w:after="0"/>
+              <w:textAlignment w:val="center"/>
+            </w:pPr>
+            <w:r>
+              <w:drawing>
+                <wp:inline>
+                  <wp:extent cx="152400" cy="152400"/>
+                  <wp:effectExtent b="0" l="0" r="0" t="0"/>
+                  <wp:docPr descr="" title="" id="124" name="Picture"/>
+                  <a:graphic>
+                    <a:graphicData uri="http://schemas.openxmlformats.org/drawingml/2006/picture">
+                      <pic:pic>
+                        <pic:nvPicPr>
+                          <pic:cNvPr descr="/Applications/Positron.app/Contents/Resources/app/quarto/share/formats/docx/tip.png" id="125" name="Picture"/>
+                          <pic:cNvPicPr>
+                            <a:picLocks noChangeArrowheads="1" noChangeAspect="1"/>
+                          </pic:cNvPicPr>
+                        </pic:nvPicPr>
+                        <pic:blipFill>
+                          <a:blip r:embed="rId13"/>
+                          <a:stretch>
+                            <a:fillRect/>
+                          </a:stretch>
+                        </pic:blipFill>
+                        <pic:spPr bwMode="auto">
+                          <a:xfrm>
+                            <a:off x="0" y="0"/>
+                            <a:ext cx="152400" cy="152400"/>
+                          </a:xfrm>
+                          <a:prstGeom prst="rect">
+                            <a:avLst/>
+                          </a:prstGeom>
+                          <a:noFill/>
+                          <a:ln w="9525">
+                            <a:noFill/>
+                            <a:headEnd/>
+                            <a:tailEnd/>
+                          </a:ln>
+                        </pic:spPr>
+                      </pic:pic>
+                    </a:graphicData>
+                  </a:graphic>
+                </wp:inline>
+              </w:drawing>
+            </w:r>
+            <w:r>
+              <w:t xml:space="preserve"> </w:t>
+            </w:r>
+            <w:r>
+              <w:t xml:space="preserve"> </w:t>
+            </w:r>
+            <w:r>
+              <w:t xml:space="preserve">Tip</w:t>
+            </w:r>
+          </w:p>
+        </w:tc>
+      </w:tr>
+      <w:tr>
+        <w:trPr>
+          <w:cantSplit/>
+        </w:trPr>
+        <w:tc>
+          <w:tcPr>
+            <w:tcMar>
+              <w:top w:w="108" w:type="dxa"/>
+              <w:bottom w:w="108" w:type="dxa"/>
+            </w:tcMar>
+          </w:tcPr>
+          <w:p>
+            <w:pPr>
+              <w:pStyle w:val="BodyText"/>
+            </w:pPr>
+            <w:pPr>
+              <w:spacing w:before="16"/>
+            </w:pPr>
+            <w:r>
+              <w:rPr>
+                <w:b/>
+                <w:bCs/>
+              </w:rPr>
+              <w:t xml:space="preserve">🧰 Keep</w:t>
+            </w:r>
+            <w:r>
+              <w:rPr>
+                <w:b/>
+                <w:bCs/>
+              </w:rPr>
+              <w:t xml:space="preserve"> </w:t>
+            </w:r>
+            <w:r>
+              <w:rPr>
+                <w:rStyle w:val="VerbatimChar"/>
+                <w:b/>
+                <w:bCs/>
+              </w:rPr>
+              <w:t xml:space="preserve">leaf_report.qmd</w:t>
+            </w:r>
+          </w:p>
+          <w:p>
+            <w:pPr>
+              <w:pStyle w:val="BodyText"/>
+            </w:pPr>
+            <w:pPr>
+              <w:spacing w:after="16"/>
+            </w:pPr>
+            <w:r>
+              <w:t xml:space="preserve">It is your template for every analysis this term: copy it, change the data file and column names, rewrite the text, Render.</w:t>
+            </w:r>
+          </w:p>
+          <w:p/>
+        </w:tc>
+      </w:tr>
+    </w:tbl>
+    <w:p>
+      <w:pPr>
+        <w:pStyle w:val="BodyText"/>
+      </w:pPr>
+      <w:r>
         <w:rPr>
           <w:b/>
           <w:bCs/>
@@ -13915,10 +14254,10 @@
         <w:t xml:space="preserve">…written up in your Quarto report</w:t>
       </w:r>
     </w:p>
-    <w:bookmarkEnd w:id="124"/>
+    <w:bookmarkEnd w:id="126"/>
     <w:sectPr>
       <w:pgSz w:h="15840" w:w="12240"/>
-      <w:pgMar w:bottom="1440" w:footer="720" w:gutter="0" w:header="720" w:left="1440" w:right="1440" w:top="1440"/>
+      <w:pgMar w:bottom="720" w:footer="432" w:gutter="0" w:header="432" w:left="720" w:right="1008" w:top="720"/>
       <w:cols w:space="720"/>
       <w:docGrid w:linePitch="360"/>
     </w:sectPr>
@@ -14324,7 +14663,11 @@
         <w14:ligatures w14:val="standardContextual"/>
       </w:rPr>
     </w:rPrDefault>
-    <w:pPrDefault/>
+    <w:pPrDefault>
+      <w:pPr>
+        <w:spacing w:after="0" w:before="0" w:line="240" w:lineRule="auto"/>
+      </w:pPr>
+    </w:pPrDefault>
   </w:docDefaults>
   <w:latentStyles w:count="376" w:defLockedState="0" w:defQFormat="0" w:defSemiHidden="0" w:defUIPriority="99" w:defUnhideWhenUsed="0">
     <w:lsdException w:name="Normal" w:qFormat="1" w:uiPriority="0"/>
@@ -15124,7 +15467,7 @@
     <w:qFormat/>
     <w:rsid w:val="00AF5CF1"/>
     <w:pPr>
-      <w:spacing w:after="160" w:before="160"/>
+      <w:spacing w:after="0" w:before="0"/>
       <w:jc w:val="center"/>
     </w:pPr>
     <w:rPr>
@@ -15242,7 +15585,7 @@
         <w:bottom w:color="FF0000" w:space="1" w:sz="8" w:val="single"/>
         <w:right w:color="FF0000" w:space="4" w:sz="8" w:val="single"/>
       </w:pBdr>
-      <w:spacing w:after="120" w:before="120"/>
+      <w:spacing w:after="40" w:before="40"/>
       <w:ind w:left="432" w:right="432"/>
     </w:pPr>
     <w:rPr>
@@ -15262,7 +15605,7 @@
         <w:bottom w:color="auto" w:space="1" w:sz="8" w:val="single"/>
         <w:right w:color="auto" w:space="4" w:sz="8" w:val="single"/>
       </w:pBdr>
-      <w:spacing w:after="240" w:before="240"/>
+      <w:spacing w:after="40" w:before="40"/>
       <w:ind w:left="432" w:right="432"/>
     </w:pPr>
     <w:rPr>
@@ -15276,7 +15619,7 @@
     <w:qFormat/>
     <w:rsid w:val="00771E03"/>
     <w:pPr>
-      <w:spacing w:after="240" w:before="240"/>
+      <w:spacing w:after="40" w:before="40"/>
       <w:ind w:left="432" w:right="432"/>
     </w:pPr>
     <w:rPr>
@@ -15322,7 +15665,7 @@
     <w:unhideWhenUsed/>
     <w:rsid w:val="00322D32"/>
     <w:pPr>
-      <w:spacing w:after="100"/>
+      <w:spacing w:after="0" w:before="0"/>
     </w:pPr>
   </w:style>
   <w:style w:styleId="BodyText" w:type="paragraph">
@@ -15331,7 +15674,7 @@
     <w:link w:val="BodyTextChar"/>
     <w:qFormat/>
     <w:pPr>
-      <w:spacing w:after="180" w:before="180"/>
+      <w:spacing w:after="0" w:before="0"/>
     </w:pPr>
   </w:style>
   <w:style w:customStyle="1" w:styleId="FirstParagraph" w:type="paragraph">
@@ -15339,13 +15682,16 @@
     <w:basedOn w:val="BodyText"/>
     <w:next w:val="BodyText"/>
     <w:qFormat/>
+    <w:pPr>
+      <w:spacing w:after="0" w:before="0"/>
+    </w:pPr>
   </w:style>
   <w:style w:customStyle="1" w:styleId="Compact" w:type="paragraph">
     <w:name w:val="Compact"/>
     <w:basedOn w:val="BodyText"/>
     <w:qFormat/>
     <w:pPr>
-      <w:spacing w:after="36" w:before="36"/>
+      <w:spacing w:after="0" w:before="0"/>
     </w:pPr>
   </w:style>
   <w:style w:customStyle="1" w:styleId="Author" w:type="paragraph">
@@ -15424,7 +15770,7 @@
     <w:unhideWhenUsed/>
     <w:qFormat/>
     <w:pPr>
-      <w:spacing w:after="100" w:before="100"/>
+      <w:spacing w:after="0" w:before="0"/>
       <w:ind w:firstLine="0" w:left="480" w:right="480"/>
     </w:pPr>
   </w:style>
@@ -15494,7 +15840,7 @@
     <w:basedOn w:val="Normal"/>
     <w:link w:val="BodyTextChar"/>
     <w:pPr>
-      <w:spacing w:after="120" w:before="0"/>
+      <w:spacing w:after="0" w:before="0"/>
     </w:pPr>
     <w:rPr>
       <w:i/>
@@ -15504,21 +15850,29 @@
     <w:name w:val="Table Caption"/>
     <w:basedOn w:val="Caption"/>
     <w:pPr>
+      <w:spacing w:after="0" w:before="0"/>
       <w:keepNext/>
     </w:pPr>
   </w:style>
   <w:style w:customStyle="1" w:styleId="ImageCaption" w:type="paragraph">
     <w:name w:val="Image Caption"/>
     <w:basedOn w:val="Caption"/>
+    <w:pPr>
+      <w:spacing w:after="0" w:before="0"/>
+    </w:pPr>
   </w:style>
   <w:style w:customStyle="1" w:styleId="Figure" w:type="paragraph">
     <w:name w:val="Figure"/>
     <w:basedOn w:val="Normal"/>
+    <w:pPr>
+      <w:spacing w:after="0" w:before="0"/>
+    </w:pPr>
   </w:style>
   <w:style w:customStyle="1" w:styleId="CaptionedFigure" w:type="paragraph">
     <w:name w:val="Captioned Figure"/>
     <w:basedOn w:val="Figure"/>
     <w:pPr>
+      <w:spacing w:after="0" w:before="0"/>
       <w:keepNext/>
     </w:pPr>
   </w:style>
@@ -15531,8 +15885,8 @@
     <w:name w:val="Verbatim Char"/>
     <w:basedOn w:val="BodyTextChar"/>
     <w:rPr>
-      <w:rFonts w:ascii="Consolas" w:hAnsi="Consolas"/>
-      <w:sz w:val="22"/>
+      <w:rFonts w:ascii="Courier New" w:cs="Courier New" w:hAnsi="Courier New"/>
+      <w:sz w:val="20"/>
     </w:rPr>
   </w:style>
   <w:style w:customStyle="1" w:styleId="SectionNumber" w:type="character">

--- a/docs/content/quarto/quarto_lecture.docx
+++ b/docs/content/quarto/quarto_lecture.docx
@@ -7187,7 +7187,7 @@
       </w:tr>
     </w:tbl>
     <w:bookmarkEnd w:id="77"/>
-    <w:bookmarkStart w:id="84" w:name="plot-1-box-plot-with-the-raw-points"/>
+    <w:bookmarkStart w:id="82" w:name="plot-1-box-plot-with-the-raw-points"/>
     <w:p>
       <w:pPr>
         <w:pStyle w:val="Heading1"/>
@@ -7196,144 +7196,6 @@
         <w:t xml:space="preserve">Plot 1 · Box plot with the raw points</w:t>
       </w:r>
     </w:p>
-    <w:tbl>
-      <w:tblPr>
-        <w:tblStyle w:val="Table"/>
-        <w:tblLook w:firstRow="0" w:lastRow="0" w:firstColumn="0" w:lastColumn="0" w:noHBand="0" w:noVBand="0" w:val="0000"/>
-        <w:tblBorders>
-          <w:top w:val="single" w:sz="4" w:space="0" w:color="0758E5"/>
-          <w:left w:val="single" w:sz="24" w:space="0" w:color="0758E5"/>
-          <w:bottom w:val="single" w:sz="4" w:space="0" w:color="0758E5"/>
-          <w:right w:val="single" w:sz="4" w:space="0" w:color="0758E5"/>
-        </w:tblBorders>
-        <w:tblCellMar>
-          <w:left w:w="144" w:type="dxa"/>
-          <w:right w:w="144" w:type="dxa"/>
-        </w:tblCellMar>
-        <w:tblLook w:firstRow="0" w:lastRow="0" w:firstColumn="0" w:lastColumn="0" w:noHBand="0" w:noVBand="0" w:val="0000"/>
-      </w:tblPr>
-      <w:tr>
-        <w:trPr>
-          <w:cantSplit/>
-        </w:trPr>
-        <w:tc>
-          <w:tcPr>
-            <w:shd w:color="auto" w:fill="dae6fb" w:val="clear"/>
-            <w:tcMar>
-              <w:top w:w="92" w:type="dxa"/>
-              <w:bottom w:w="92" w:type="dxa"/>
-            </w:tcMar>
-          </w:tcPr>
-          <w:p>
-            <w:pPr>
-              <w:pStyle w:val="FirstParagraph"/>
-            </w:pPr>
-            <w:pPr>
-              <w:spacing w:before="0" w:after="0"/>
-              <w:textAlignment w:val="center"/>
-            </w:pPr>
-            <w:r>
-              <w:drawing>
-                <wp:inline>
-                  <wp:extent cx="152400" cy="152400"/>
-                  <wp:effectExtent b="0" l="0" r="0" t="0"/>
-                  <wp:docPr descr="" title="" id="78" name="Picture"/>
-                  <a:graphic>
-                    <a:graphicData uri="http://schemas.openxmlformats.org/drawingml/2006/picture">
-                      <pic:pic>
-                        <pic:nvPicPr>
-                          <pic:cNvPr descr="/Applications/Positron.app/Contents/Resources/app/quarto/share/formats/docx/note.png" id="79" name="Picture"/>
-                          <pic:cNvPicPr>
-                            <a:picLocks noChangeArrowheads="1" noChangeAspect="1"/>
-                          </pic:cNvPicPr>
-                        </pic:nvPicPr>
-                        <pic:blipFill>
-                          <a:blip r:embed="rId9"/>
-                          <a:stretch>
-                            <a:fillRect/>
-                          </a:stretch>
-                        </pic:blipFill>
-                        <pic:spPr bwMode="auto">
-                          <a:xfrm>
-                            <a:off x="0" y="0"/>
-                            <a:ext cx="152400" cy="152400"/>
-                          </a:xfrm>
-                          <a:prstGeom prst="rect">
-                            <a:avLst/>
-                          </a:prstGeom>
-                          <a:noFill/>
-                          <a:ln w="9525">
-                            <a:noFill/>
-                            <a:headEnd/>
-                            <a:tailEnd/>
-                          </a:ln>
-                        </pic:spPr>
-                      </pic:pic>
-                    </a:graphicData>
-                  </a:graphic>
-                </wp:inline>
-              </w:drawing>
-            </w:r>
-            <w:r>
-              <w:t xml:space="preserve"> </w:t>
-            </w:r>
-            <w:r>
-              <w:t xml:space="preserve"> </w:t>
-            </w:r>
-            <w:r>
-              <w:t xml:space="preserve">Note</w:t>
-            </w:r>
-          </w:p>
-        </w:tc>
-      </w:tr>
-      <w:tr>
-        <w:trPr>
-          <w:cantSplit/>
-        </w:trPr>
-        <w:tc>
-          <w:tcPr>
-            <w:tcMar>
-              <w:top w:w="108" w:type="dxa"/>
-              <w:bottom w:w="108" w:type="dxa"/>
-            </w:tcMar>
-          </w:tcPr>
-          <w:p>
-            <w:pPr>
-              <w:pStyle w:val="BodyText"/>
-            </w:pPr>
-            <w:pPr>
-              <w:spacing w:before="16" w:after="16"/>
-            </w:pPr>
-            <w:r>
-              <w:rPr>
-                <w:b/>
-                <w:bCs/>
-              </w:rPr>
-              <w:t xml:space="preserve">🔮 Predict first:</w:t>
-            </w:r>
-            <w:r>
-              <w:t xml:space="preserve"> </w:t>
-            </w:r>
-            <w:r>
-              <w:t xml:space="preserve">The label starts with</w:t>
-            </w:r>
-            <w:r>
-              <w:t xml:space="preserve"> </w:t>
-            </w:r>
-            <w:r>
-              <w:rPr>
-                <w:rStyle w:val="VerbatimChar"/>
-              </w:rPr>
-              <w:t xml:space="preserve">fig-</w:t>
-            </w:r>
-            <w:r>
-              <w:t xml:space="preserve">. What will the caption under the plot start with?</w:t>
-            </w:r>
-          </w:p>
-          <w:p/>
-        </w:tc>
-      </w:tr>
-    </w:tbl>
     <w:p>
       <w:pPr>
         <w:pStyle w:val="SourceCode"/>
@@ -7360,6 +7222,15 @@
         <w:rPr>
           <w:rStyle w:val="CommentTok"/>
         </w:rPr>
+        <w:t xml:space="preserve">#| output-location: column</w:t>
+      </w:r>
+      <w:r>
+        <w:br/>
+      </w:r>
+      <w:r>
+        <w:rPr>
+          <w:rStyle w:val="CommentTok"/>
+        </w:rPr>
         <w:t xml:space="preserve">#| fig-cap: "Leaf mass by side; each point is one leaf."</w:t>
       </w:r>
       <w:r>
@@ -7616,291 +7487,6 @@
           <w:rStyle w:val="FloatTok"/>
         </w:rPr>
         <w:t xml:space="preserve">0.6</w:t>
-      </w:r>
-      <w:r>
-        <w:rPr>
-          <w:rStyle w:val="NormalTok"/>
-        </w:rPr>
-        <w:t xml:space="preserve">) </w:t>
-      </w:r>
-      <w:r>
-        <w:rPr>
-          <w:rStyle w:val="SpecialCharTok"/>
-        </w:rPr>
-        <w:t xml:space="preserve">+</w:t>
-      </w:r>
-      <w:r>
-        <w:br/>
-      </w:r>
-      <w:r>
-        <w:rPr>
-          <w:rStyle w:val="NormalTok"/>
-        </w:rPr>
-        <w:t xml:space="preserve">  </w:t>
-      </w:r>
-      <w:r>
-        <w:rPr>
-          <w:rStyle w:val="FunctionTok"/>
-        </w:rPr>
-        <w:t xml:space="preserve">scale_fill_manual</w:t>
-      </w:r>
-      <w:r>
-        <w:rPr>
-          <w:rStyle w:val="NormalTok"/>
-        </w:rPr>
-        <w:t xml:space="preserve">(</w:t>
-      </w:r>
-      <w:r>
-        <w:rPr>
-          <w:rStyle w:val="AttributeTok"/>
-        </w:rPr>
-        <w:t xml:space="preserve">values =</w:t>
-      </w:r>
-      <w:r>
-        <w:rPr>
-          <w:rStyle w:val="NormalTok"/>
-        </w:rPr>
-        <w:t xml:space="preserve"> </w:t>
-      </w:r>
-      <w:r>
-        <w:rPr>
-          <w:rStyle w:val="FunctionTok"/>
-        </w:rPr>
-        <w:t xml:space="preserve">c</w:t>
-      </w:r>
-      <w:r>
-        <w:rPr>
-          <w:rStyle w:val="NormalTok"/>
-        </w:rPr>
-        <w:t xml:space="preserve">(</w:t>
-      </w:r>
-      <w:r>
-        <w:rPr>
-          <w:rStyle w:val="StringTok"/>
-        </w:rPr>
-        <w:t xml:space="preserve">"sunny"</w:t>
-      </w:r>
-      <w:r>
-        <w:rPr>
-          <w:rStyle w:val="NormalTok"/>
-        </w:rPr>
-        <w:t xml:space="preserve"> </w:t>
-      </w:r>
-      <w:r>
-        <w:rPr>
-          <w:rStyle w:val="OtherTok"/>
-        </w:rPr>
-        <w:t xml:space="preserve">=</w:t>
-      </w:r>
-      <w:r>
-        <w:rPr>
-          <w:rStyle w:val="NormalTok"/>
-        </w:rPr>
-        <w:t xml:space="preserve"> </w:t>
-      </w:r>
-      <w:r>
-        <w:rPr>
-          <w:rStyle w:val="StringTok"/>
-        </w:rPr>
-        <w:t xml:space="preserve">"goldenrod"</w:t>
-      </w:r>
-      <w:r>
-        <w:rPr>
-          <w:rStyle w:val="NormalTok"/>
-        </w:rPr>
-        <w:t xml:space="preserve">,</w:t>
-      </w:r>
-      <w:r>
-        <w:br/>
-      </w:r>
-      <w:r>
-        <w:rPr>
-          <w:rStyle w:val="NormalTok"/>
-        </w:rPr>
-        <w:t xml:space="preserve">                               </w:t>
-      </w:r>
-      <w:r>
-        <w:rPr>
-          <w:rStyle w:val="StringTok"/>
-        </w:rPr>
-        <w:t xml:space="preserve">"shady"</w:t>
-      </w:r>
-      <w:r>
-        <w:rPr>
-          <w:rStyle w:val="NormalTok"/>
-        </w:rPr>
-        <w:t xml:space="preserve"> </w:t>
-      </w:r>
-      <w:r>
-        <w:rPr>
-          <w:rStyle w:val="OtherTok"/>
-        </w:rPr>
-        <w:t xml:space="preserve">=</w:t>
-      </w:r>
-      <w:r>
-        <w:rPr>
-          <w:rStyle w:val="NormalTok"/>
-        </w:rPr>
-        <w:t xml:space="preserve"> </w:t>
-      </w:r>
-      <w:r>
-        <w:rPr>
-          <w:rStyle w:val="StringTok"/>
-        </w:rPr>
-        <w:t xml:space="preserve">"forestgreen"</w:t>
-      </w:r>
-      <w:r>
-        <w:rPr>
-          <w:rStyle w:val="NormalTok"/>
-        </w:rPr>
-        <w:t xml:space="preserve">)) </w:t>
-      </w:r>
-      <w:r>
-        <w:rPr>
-          <w:rStyle w:val="SpecialCharTok"/>
-        </w:rPr>
-        <w:t xml:space="preserve">+</w:t>
-      </w:r>
-      <w:r>
-        <w:br/>
-      </w:r>
-      <w:r>
-        <w:rPr>
-          <w:rStyle w:val="NormalTok"/>
-        </w:rPr>
-        <w:t xml:space="preserve">  </w:t>
-      </w:r>
-      <w:r>
-        <w:rPr>
-          <w:rStyle w:val="FunctionTok"/>
-        </w:rPr>
-        <w:t xml:space="preserve">labs</w:t>
-      </w:r>
-      <w:r>
-        <w:rPr>
-          <w:rStyle w:val="NormalTok"/>
-        </w:rPr>
-        <w:t xml:space="preserve">(</w:t>
-      </w:r>
-      <w:r>
-        <w:rPr>
-          <w:rStyle w:val="AttributeTok"/>
-        </w:rPr>
-        <w:t xml:space="preserve">x =</w:t>
-      </w:r>
-      <w:r>
-        <w:rPr>
-          <w:rStyle w:val="NormalTok"/>
-        </w:rPr>
-        <w:t xml:space="preserve"> </w:t>
-      </w:r>
-      <w:r>
-        <w:rPr>
-          <w:rStyle w:val="StringTok"/>
-        </w:rPr>
-        <w:t xml:space="preserve">"Side of tree"</w:t>
-      </w:r>
-      <w:r>
-        <w:rPr>
-          <w:rStyle w:val="NormalTok"/>
-        </w:rPr>
-        <w:t xml:space="preserve">, </w:t>
-      </w:r>
-      <w:r>
-        <w:rPr>
-          <w:rStyle w:val="AttributeTok"/>
-        </w:rPr>
-        <w:t xml:space="preserve">y =</w:t>
-      </w:r>
-      <w:r>
-        <w:rPr>
-          <w:rStyle w:val="NormalTok"/>
-        </w:rPr>
-        <w:t xml:space="preserve"> </w:t>
-      </w:r>
-      <w:r>
-        <w:rPr>
-          <w:rStyle w:val="StringTok"/>
-        </w:rPr>
-        <w:t xml:space="preserve">"Leaf mass (g)"</w:t>
-      </w:r>
-      <w:r>
-        <w:rPr>
-          <w:rStyle w:val="NormalTok"/>
-        </w:rPr>
-        <w:t xml:space="preserve">) </w:t>
-      </w:r>
-      <w:r>
-        <w:rPr>
-          <w:rStyle w:val="SpecialCharTok"/>
-        </w:rPr>
-        <w:t xml:space="preserve">+</w:t>
-      </w:r>
-      <w:r>
-        <w:br/>
-      </w:r>
-      <w:r>
-        <w:rPr>
-          <w:rStyle w:val="NormalTok"/>
-        </w:rPr>
-        <w:t xml:space="preserve">  </w:t>
-      </w:r>
-      <w:r>
-        <w:rPr>
-          <w:rStyle w:val="FunctionTok"/>
-        </w:rPr>
-        <w:t xml:space="preserve">theme_regular</w:t>
-      </w:r>
-      <w:r>
-        <w:rPr>
-          <w:rStyle w:val="NormalTok"/>
-        </w:rPr>
-        <w:t xml:space="preserve">() </w:t>
-      </w:r>
-      <w:r>
-        <w:rPr>
-          <w:rStyle w:val="SpecialCharTok"/>
-        </w:rPr>
-        <w:t xml:space="preserve">+</w:t>
-      </w:r>
-      <w:r>
-        <w:br/>
-      </w:r>
-      <w:r>
-        <w:rPr>
-          <w:rStyle w:val="NormalTok"/>
-        </w:rPr>
-        <w:t xml:space="preserve">  </w:t>
-      </w:r>
-      <w:r>
-        <w:rPr>
-          <w:rStyle w:val="FunctionTok"/>
-        </w:rPr>
-        <w:t xml:space="preserve">theme</w:t>
-      </w:r>
-      <w:r>
-        <w:rPr>
-          <w:rStyle w:val="NormalTok"/>
-        </w:rPr>
-        <w:t xml:space="preserve">(</w:t>
-      </w:r>
-      <w:r>
-        <w:rPr>
-          <w:rStyle w:val="AttributeTok"/>
-        </w:rPr>
-        <w:t xml:space="preserve">legend.position =</w:t>
-      </w:r>
-      <w:r>
-        <w:rPr>
-          <w:rStyle w:val="NormalTok"/>
-        </w:rPr>
-        <w:t xml:space="preserve"> </w:t>
-      </w:r>
-      <w:r>
-        <w:rPr>
-          <w:rStyle w:val="StringTok"/>
-        </w:rPr>
-        <w:t xml:space="preserve">"none"</w:t>
       </w:r>
       <w:r>
         <w:rPr>
@@ -7931,7 +7517,7 @@
       <w:tr>
         <w:tc>
           <w:tcPr/>
-          <w:bookmarkStart w:id="83" w:name="fig-boxplot"/>
+          <w:bookmarkStart w:id="81" w:name="fig-boxplot"/>
           <w:p>
             <w:pPr>
               <w:pStyle w:val="Compact"/>
@@ -7942,18 +7528,18 @@
                 <wp:inline>
                   <wp:extent cx="2286000" cy="1828800"/>
                   <wp:effectExtent b="0" l="0" r="0" t="0"/>
-                  <wp:docPr descr="" title="" id="81" name="Picture"/>
+                  <wp:docPr descr="" title="" id="79" name="Picture"/>
                   <a:graphic>
                     <a:graphicData uri="http://schemas.openxmlformats.org/drawingml/2006/picture">
                       <pic:pic>
                         <pic:nvPicPr>
-                          <pic:cNvPr descr="quarto_lecture_files/figure-docx/fig-boxplot-1.jpeg" id="82" name="Picture"/>
+                          <pic:cNvPr descr="quarto_lecture_files/figure-docx/fig-boxplot-1.jpeg" id="80" name="Picture"/>
                           <pic:cNvPicPr>
                             <a:picLocks noChangeArrowheads="1" noChangeAspect="1"/>
                           </pic:cNvPicPr>
                         </pic:nvPicPr>
                         <pic:blipFill>
-                          <a:blip r:embed="rId80"/>
+                          <a:blip r:embed="rId78"/>
                           <a:stretch>
                             <a:fillRect/>
                           </a:stretch>
@@ -7993,7 +7579,7 @@
               <w:t xml:space="preserve">Figure 1: Leaf mass by side; each point is one leaf.</w:t>
             </w:r>
           </w:p>
-          <w:bookmarkEnd w:id="83"/>
+          <w:bookmarkEnd w:id="81"/>
         </w:tc>
       </w:tr>
     </w:tbl>
@@ -8006,7 +7592,23 @@
         </w:numPr>
       </w:pPr>
       <w:r>
-        <w:t xml:space="preserve">Same plot as Activity 03 — only the</w:t>
+        <w:t xml:space="preserve">🔮</w:t>
+      </w:r>
+      <w:r>
+        <w:t xml:space="preserve"> </w:t>
+      </w:r>
+      <w:r>
+        <w:rPr>
+          <w:b/>
+          <w:bCs/>
+        </w:rPr>
+        <w:t xml:space="preserve">Predict:</w:t>
+      </w:r>
+      <w:r>
+        <w:t xml:space="preserve"> </w:t>
+      </w:r>
+      <w:r>
+        <w:t xml:space="preserve">the label starts with</w:t>
       </w:r>
       <w:r>
         <w:t xml:space="preserve"> </w:t>
@@ -8015,13 +7617,13 @@
         <w:rPr>
           <w:rStyle w:val="VerbatimChar"/>
         </w:rPr>
-        <w:t xml:space="preserve">#|</w:t>
-      </w:r>
-      <w:r>
-        <w:t xml:space="preserve"> </w:t>
-      </w:r>
-      <w:r>
-        <w:t xml:space="preserve">lines are new</w:t>
+        <w:t xml:space="preserve">fig-</w:t>
+      </w:r>
+      <w:r>
+        <w:t xml:space="preserve"> </w:t>
+      </w:r>
+      <w:r>
+        <w:t xml:space="preserve">— what does the caption start with?</w:t>
       </w:r>
     </w:p>
     <w:p>
@@ -8033,16 +7635,7 @@
         </w:numPr>
       </w:pPr>
       <w:r>
-        <w:rPr>
-          <w:rStyle w:val="VerbatimChar"/>
-        </w:rPr>
-        <w:t xml:space="preserve">fig-</w:t>
-      </w:r>
-      <w:r>
-        <w:t xml:space="preserve"> </w:t>
-      </w:r>
-      <w:r>
-        <w:t xml:space="preserve">label →</w:t>
+        <w:t xml:space="preserve">✏️</w:t>
       </w:r>
       <w:r>
         <w:t xml:space="preserve"> </w:t>
@@ -8052,34 +7645,25 @@
           <w:b/>
           <w:bCs/>
         </w:rPr>
-        <w:t xml:space="preserve">“Figure 1”</w:t>
-      </w:r>
-      <w:r>
-        <w:t xml:space="preserve"> </w:t>
-      </w:r>
-      <w:r>
-        <w:t xml:space="preserve">in the caption</w:t>
-      </w:r>
-    </w:p>
-    <w:p>
-      <w:pPr>
-        <w:pStyle w:val="Compact"/>
-        <w:numPr>
-          <w:ilvl w:val="0"/>
-          <w:numId w:val="1014"/>
-        </w:numPr>
-      </w:pPr>
+        <w:t xml:space="preserve">You add:</w:t>
+      </w:r>
+      <w:r>
+        <w:t xml:space="preserve"> </w:t>
+      </w:r>
+      <w:r>
+        <w:t xml:space="preserve">your two colors,</w:t>
+      </w:r>
+      <w:r>
+        <w:t xml:space="preserve"> </w:t>
+      </w:r>
       <w:r>
         <w:rPr>
           <w:rStyle w:val="VerbatimChar"/>
         </w:rPr>
-        <w:t xml:space="preserve">fig-width</w:t>
-      </w:r>
-      <w:r>
-        <w:t xml:space="preserve"> </w:t>
-      </w:r>
-      <w:r>
-        <w:t xml:space="preserve">/</w:t>
+        <w:t xml:space="preserve">labs()</w:t>
+      </w:r>
+      <w:r>
+        <w:t xml:space="preserve">,</w:t>
       </w:r>
       <w:r>
         <w:t xml:space="preserve"> </w:t>
@@ -8088,33 +7672,14 @@
         <w:rPr>
           <w:rStyle w:val="VerbatimChar"/>
         </w:rPr>
-        <w:t xml:space="preserve">fig-height</w:t>
-      </w:r>
-      <w:r>
-        <w:t xml:space="preserve"> </w:t>
-      </w:r>
-      <w:r>
-        <w:t xml:space="preserve">size</w:t>
-      </w:r>
-      <w:r>
-        <w:t xml:space="preserve"> </w:t>
-      </w:r>
-      <w:r>
-        <w:rPr>
-          <w:b/>
-          <w:bCs/>
-        </w:rPr>
-        <w:t xml:space="preserve">this</w:t>
-      </w:r>
-      <w:r>
-        <w:t xml:space="preserve"> </w:t>
-      </w:r>
-      <w:r>
-        <w:t xml:space="preserve">plot only</w:t>
-      </w:r>
-    </w:p>
-    <w:bookmarkEnd w:id="84"/>
-    <w:bookmarkStart w:id="91" w:name="plot-2-mean-se"/>
+        <w:t xml:space="preserve">theme_regular()</w:t>
+      </w:r>
+      <w:r>
+        <w:t xml:space="preserve">, no legend</w:t>
+      </w:r>
+    </w:p>
+    <w:bookmarkEnd w:id="82"/>
+    <w:bookmarkStart w:id="87" w:name="plot-2-mean-se"/>
     <w:p>
       <w:pPr>
         <w:pStyle w:val="Heading1"/>
@@ -8149,7 +7714,7 @@
         <w:rPr>
           <w:rStyle w:val="CommentTok"/>
         </w:rPr>
-        <w:t xml:space="preserve">#| fig-cap: "Mean leaf mass (± 1 SE) by side of the tree."</w:t>
+        <w:t xml:space="preserve">#| output-location: column</w:t>
       </w:r>
       <w:r>
         <w:br/>
@@ -8158,6 +7723,15 @@
         <w:rPr>
           <w:rStyle w:val="CommentTok"/>
         </w:rPr>
+        <w:t xml:space="preserve">#| fig-cap: "Mean leaf mass (± 1 SE) by side."</w:t>
+      </w:r>
+      <w:r>
+        <w:br/>
+      </w:r>
+      <w:r>
+        <w:rPr>
+          <w:rStyle w:val="CommentTok"/>
+        </w:rPr>
         <w:t xml:space="preserve">#| fig-width: 5</w:t>
       </w:r>
       <w:r>
@@ -8561,291 +8135,6 @@
           <w:rStyle w:val="FloatTok"/>
         </w:rPr>
         <w:t xml:space="preserve">0.9</w:t>
-      </w:r>
-      <w:r>
-        <w:rPr>
-          <w:rStyle w:val="NormalTok"/>
-        </w:rPr>
-        <w:t xml:space="preserve">) </w:t>
-      </w:r>
-      <w:r>
-        <w:rPr>
-          <w:rStyle w:val="SpecialCharTok"/>
-        </w:rPr>
-        <w:t xml:space="preserve">+</w:t>
-      </w:r>
-      <w:r>
-        <w:br/>
-      </w:r>
-      <w:r>
-        <w:rPr>
-          <w:rStyle w:val="NormalTok"/>
-        </w:rPr>
-        <w:t xml:space="preserve">  </w:t>
-      </w:r>
-      <w:r>
-        <w:rPr>
-          <w:rStyle w:val="FunctionTok"/>
-        </w:rPr>
-        <w:t xml:space="preserve">scale_color_manual</w:t>
-      </w:r>
-      <w:r>
-        <w:rPr>
-          <w:rStyle w:val="NormalTok"/>
-        </w:rPr>
-        <w:t xml:space="preserve">(</w:t>
-      </w:r>
-      <w:r>
-        <w:rPr>
-          <w:rStyle w:val="AttributeTok"/>
-        </w:rPr>
-        <w:t xml:space="preserve">values =</w:t>
-      </w:r>
-      <w:r>
-        <w:rPr>
-          <w:rStyle w:val="NormalTok"/>
-        </w:rPr>
-        <w:t xml:space="preserve"> </w:t>
-      </w:r>
-      <w:r>
-        <w:rPr>
-          <w:rStyle w:val="FunctionTok"/>
-        </w:rPr>
-        <w:t xml:space="preserve">c</w:t>
-      </w:r>
-      <w:r>
-        <w:rPr>
-          <w:rStyle w:val="NormalTok"/>
-        </w:rPr>
-        <w:t xml:space="preserve">(</w:t>
-      </w:r>
-      <w:r>
-        <w:rPr>
-          <w:rStyle w:val="StringTok"/>
-        </w:rPr>
-        <w:t xml:space="preserve">"sunny"</w:t>
-      </w:r>
-      <w:r>
-        <w:rPr>
-          <w:rStyle w:val="NormalTok"/>
-        </w:rPr>
-        <w:t xml:space="preserve"> </w:t>
-      </w:r>
-      <w:r>
-        <w:rPr>
-          <w:rStyle w:val="OtherTok"/>
-        </w:rPr>
-        <w:t xml:space="preserve">=</w:t>
-      </w:r>
-      <w:r>
-        <w:rPr>
-          <w:rStyle w:val="NormalTok"/>
-        </w:rPr>
-        <w:t xml:space="preserve"> </w:t>
-      </w:r>
-      <w:r>
-        <w:rPr>
-          <w:rStyle w:val="StringTok"/>
-        </w:rPr>
-        <w:t xml:space="preserve">"goldenrod"</w:t>
-      </w:r>
-      <w:r>
-        <w:rPr>
-          <w:rStyle w:val="NormalTok"/>
-        </w:rPr>
-        <w:t xml:space="preserve">,</w:t>
-      </w:r>
-      <w:r>
-        <w:br/>
-      </w:r>
-      <w:r>
-        <w:rPr>
-          <w:rStyle w:val="NormalTok"/>
-        </w:rPr>
-        <w:t xml:space="preserve">                                </w:t>
-      </w:r>
-      <w:r>
-        <w:rPr>
-          <w:rStyle w:val="StringTok"/>
-        </w:rPr>
-        <w:t xml:space="preserve">"shady"</w:t>
-      </w:r>
-      <w:r>
-        <w:rPr>
-          <w:rStyle w:val="NormalTok"/>
-        </w:rPr>
-        <w:t xml:space="preserve"> </w:t>
-      </w:r>
-      <w:r>
-        <w:rPr>
-          <w:rStyle w:val="OtherTok"/>
-        </w:rPr>
-        <w:t xml:space="preserve">=</w:t>
-      </w:r>
-      <w:r>
-        <w:rPr>
-          <w:rStyle w:val="NormalTok"/>
-        </w:rPr>
-        <w:t xml:space="preserve"> </w:t>
-      </w:r>
-      <w:r>
-        <w:rPr>
-          <w:rStyle w:val="StringTok"/>
-        </w:rPr>
-        <w:t xml:space="preserve">"forestgreen"</w:t>
-      </w:r>
-      <w:r>
-        <w:rPr>
-          <w:rStyle w:val="NormalTok"/>
-        </w:rPr>
-        <w:t xml:space="preserve">)) </w:t>
-      </w:r>
-      <w:r>
-        <w:rPr>
-          <w:rStyle w:val="SpecialCharTok"/>
-        </w:rPr>
-        <w:t xml:space="preserve">+</w:t>
-      </w:r>
-      <w:r>
-        <w:br/>
-      </w:r>
-      <w:r>
-        <w:rPr>
-          <w:rStyle w:val="NormalTok"/>
-        </w:rPr>
-        <w:t xml:space="preserve">  </w:t>
-      </w:r>
-      <w:r>
-        <w:rPr>
-          <w:rStyle w:val="FunctionTok"/>
-        </w:rPr>
-        <w:t xml:space="preserve">labs</w:t>
-      </w:r>
-      <w:r>
-        <w:rPr>
-          <w:rStyle w:val="NormalTok"/>
-        </w:rPr>
-        <w:t xml:space="preserve">(</w:t>
-      </w:r>
-      <w:r>
-        <w:rPr>
-          <w:rStyle w:val="AttributeTok"/>
-        </w:rPr>
-        <w:t xml:space="preserve">x =</w:t>
-      </w:r>
-      <w:r>
-        <w:rPr>
-          <w:rStyle w:val="NormalTok"/>
-        </w:rPr>
-        <w:t xml:space="preserve"> </w:t>
-      </w:r>
-      <w:r>
-        <w:rPr>
-          <w:rStyle w:val="StringTok"/>
-        </w:rPr>
-        <w:t xml:space="preserve">"Side of tree"</w:t>
-      </w:r>
-      <w:r>
-        <w:rPr>
-          <w:rStyle w:val="NormalTok"/>
-        </w:rPr>
-        <w:t xml:space="preserve">, </w:t>
-      </w:r>
-      <w:r>
-        <w:rPr>
-          <w:rStyle w:val="AttributeTok"/>
-        </w:rPr>
-        <w:t xml:space="preserve">y =</w:t>
-      </w:r>
-      <w:r>
-        <w:rPr>
-          <w:rStyle w:val="NormalTok"/>
-        </w:rPr>
-        <w:t xml:space="preserve"> </w:t>
-      </w:r>
-      <w:r>
-        <w:rPr>
-          <w:rStyle w:val="StringTok"/>
-        </w:rPr>
-        <w:t xml:space="preserve">"Leaf mass (g)"</w:t>
-      </w:r>
-      <w:r>
-        <w:rPr>
-          <w:rStyle w:val="NormalTok"/>
-        </w:rPr>
-        <w:t xml:space="preserve">) </w:t>
-      </w:r>
-      <w:r>
-        <w:rPr>
-          <w:rStyle w:val="SpecialCharTok"/>
-        </w:rPr>
-        <w:t xml:space="preserve">+</w:t>
-      </w:r>
-      <w:r>
-        <w:br/>
-      </w:r>
-      <w:r>
-        <w:rPr>
-          <w:rStyle w:val="NormalTok"/>
-        </w:rPr>
-        <w:t xml:space="preserve">  </w:t>
-      </w:r>
-      <w:r>
-        <w:rPr>
-          <w:rStyle w:val="FunctionTok"/>
-        </w:rPr>
-        <w:t xml:space="preserve">theme_regular</w:t>
-      </w:r>
-      <w:r>
-        <w:rPr>
-          <w:rStyle w:val="NormalTok"/>
-        </w:rPr>
-        <w:t xml:space="preserve">() </w:t>
-      </w:r>
-      <w:r>
-        <w:rPr>
-          <w:rStyle w:val="SpecialCharTok"/>
-        </w:rPr>
-        <w:t xml:space="preserve">+</w:t>
-      </w:r>
-      <w:r>
-        <w:br/>
-      </w:r>
-      <w:r>
-        <w:rPr>
-          <w:rStyle w:val="NormalTok"/>
-        </w:rPr>
-        <w:t xml:space="preserve">  </w:t>
-      </w:r>
-      <w:r>
-        <w:rPr>
-          <w:rStyle w:val="FunctionTok"/>
-        </w:rPr>
-        <w:t xml:space="preserve">theme</w:t>
-      </w:r>
-      <w:r>
-        <w:rPr>
-          <w:rStyle w:val="NormalTok"/>
-        </w:rPr>
-        <w:t xml:space="preserve">(</w:t>
-      </w:r>
-      <w:r>
-        <w:rPr>
-          <w:rStyle w:val="AttributeTok"/>
-        </w:rPr>
-        <w:t xml:space="preserve">legend.position =</w:t>
-      </w:r>
-      <w:r>
-        <w:rPr>
-          <w:rStyle w:val="NormalTok"/>
-        </w:rPr>
-        <w:t xml:space="preserve"> </w:t>
-      </w:r>
-      <w:r>
-        <w:rPr>
-          <w:rStyle w:val="StringTok"/>
-        </w:rPr>
-        <w:t xml:space="preserve">"none"</w:t>
       </w:r>
       <w:r>
         <w:rPr>
@@ -8876,7 +8165,7 @@
       <w:tr>
         <w:tc>
           <w:tcPr/>
-          <w:bookmarkStart w:id="88" w:name="fig-mean-se"/>
+          <w:bookmarkStart w:id="86" w:name="fig-mean-se"/>
           <w:p>
             <w:pPr>
               <w:pStyle w:val="Compact"/>
@@ -8887,18 +8176,18 @@
                 <wp:inline>
                   <wp:extent cx="2286000" cy="1828800"/>
                   <wp:effectExtent b="0" l="0" r="0" t="0"/>
-                  <wp:docPr descr="" title="" id="86" name="Picture"/>
+                  <wp:docPr descr="" title="" id="84" name="Picture"/>
                   <a:graphic>
                     <a:graphicData uri="http://schemas.openxmlformats.org/drawingml/2006/picture">
                       <pic:pic>
                         <pic:nvPicPr>
-                          <pic:cNvPr descr="quarto_lecture_files/figure-docx/fig-mean-se-1.jpeg" id="87" name="Picture"/>
+                          <pic:cNvPr descr="quarto_lecture_files/figure-docx/fig-mean-se-1.jpeg" id="85" name="Picture"/>
                           <pic:cNvPicPr>
                             <a:picLocks noChangeArrowheads="1" noChangeAspect="1"/>
                           </pic:cNvPicPr>
                         </pic:nvPicPr>
                         <pic:blipFill>
-                          <a:blip r:embed="rId85"/>
+                          <a:blip r:embed="rId83"/>
                           <a:stretch>
                             <a:fillRect/>
                           </a:stretch>
@@ -8935,141 +8224,92 @@
               <w:pStyle w:val="ImageCaption"/>
             </w:pPr>
             <w:r>
-              <w:t xml:space="preserve">Figure 2: Mean leaf mass (± 1 SE) by side of the tree.</w:t>
-            </w:r>
-          </w:p>
-          <w:bookmarkEnd w:id="88"/>
+              <w:t xml:space="preserve">Figure 2: Mean leaf mass (± 1 SE) by side.</w:t>
+            </w:r>
+          </w:p>
+          <w:bookmarkEnd w:id="86"/>
         </w:tc>
       </w:tr>
     </w:tbl>
-    <w:tbl>
-      <w:tblPr>
-        <w:tblStyle w:val="Table"/>
-        <w:tblLook w:firstRow="0" w:lastRow="0" w:firstColumn="0" w:lastColumn="0" w:noHBand="0" w:noVBand="0" w:val="0000"/>
-        <w:tblBorders>
-          <w:top w:val="single" w:sz="4" w:space="0" w:color="0758E5"/>
-          <w:left w:val="single" w:sz="24" w:space="0" w:color="0758E5"/>
-          <w:bottom w:val="single" w:sz="4" w:space="0" w:color="0758E5"/>
-          <w:right w:val="single" w:sz="4" w:space="0" w:color="0758E5"/>
-        </w:tblBorders>
-        <w:tblCellMar>
-          <w:left w:w="144" w:type="dxa"/>
-          <w:right w:w="144" w:type="dxa"/>
-        </w:tblCellMar>
-        <w:tblLook w:firstRow="0" w:lastRow="0" w:firstColumn="0" w:lastColumn="0" w:noHBand="0" w:noVBand="0" w:val="0000"/>
-      </w:tblPr>
-      <w:tr>
-        <w:trPr>
-          <w:cantSplit/>
-        </w:trPr>
-        <w:tc>
-          <w:tcPr>
-            <w:shd w:color="auto" w:fill="dae6fb" w:val="clear"/>
-            <w:tcMar>
-              <w:top w:w="92" w:type="dxa"/>
-              <w:bottom w:w="92" w:type="dxa"/>
-            </w:tcMar>
-          </w:tcPr>
-          <w:p>
-            <w:pPr>
-              <w:pStyle w:val="BodyText"/>
-            </w:pPr>
-            <w:pPr>
-              <w:spacing w:before="0" w:after="0"/>
-              <w:textAlignment w:val="center"/>
-            </w:pPr>
-            <w:r>
-              <w:drawing>
-                <wp:inline>
-                  <wp:extent cx="152400" cy="152400"/>
-                  <wp:effectExtent b="0" l="0" r="0" t="0"/>
-                  <wp:docPr descr="" title="" id="89" name="Picture"/>
-                  <a:graphic>
-                    <a:graphicData uri="http://schemas.openxmlformats.org/drawingml/2006/picture">
-                      <pic:pic>
-                        <pic:nvPicPr>
-                          <pic:cNvPr descr="/Applications/Positron.app/Contents/Resources/app/quarto/share/formats/docx/note.png" id="90" name="Picture"/>
-                          <pic:cNvPicPr>
-                            <a:picLocks noChangeArrowheads="1" noChangeAspect="1"/>
-                          </pic:cNvPicPr>
-                        </pic:nvPicPr>
-                        <pic:blipFill>
-                          <a:blip r:embed="rId9"/>
-                          <a:stretch>
-                            <a:fillRect/>
-                          </a:stretch>
-                        </pic:blipFill>
-                        <pic:spPr bwMode="auto">
-                          <a:xfrm>
-                            <a:off x="0" y="0"/>
-                            <a:ext cx="152400" cy="152400"/>
-                          </a:xfrm>
-                          <a:prstGeom prst="rect">
-                            <a:avLst/>
-                          </a:prstGeom>
-                          <a:noFill/>
-                          <a:ln w="9525">
-                            <a:noFill/>
-                            <a:headEnd/>
-                            <a:tailEnd/>
-                          </a:ln>
-                        </pic:spPr>
-                      </pic:pic>
-                    </a:graphicData>
-                  </a:graphic>
-                </wp:inline>
-              </w:drawing>
-            </w:r>
-            <w:r>
-              <w:t xml:space="preserve"> </w:t>
-            </w:r>
-            <w:r>
-              <w:t xml:space="preserve"> </w:t>
-            </w:r>
-            <w:r>
-              <w:t xml:space="preserve">Note</w:t>
-            </w:r>
-          </w:p>
-        </w:tc>
-      </w:tr>
-      <w:tr>
-        <w:trPr>
-          <w:cantSplit/>
-        </w:trPr>
-        <w:tc>
-          <w:tcPr>
-            <w:tcMar>
-              <w:top w:w="108" w:type="dxa"/>
-              <w:bottom w:w="108" w:type="dxa"/>
-            </w:tcMar>
-          </w:tcPr>
-          <w:p>
-            <w:pPr>
-              <w:pStyle w:val="BodyText"/>
-            </w:pPr>
-            <w:pPr>
-              <w:spacing w:before="16" w:after="16"/>
-            </w:pPr>
-            <w:r>
-              <w:rPr>
-                <w:b/>
-                <w:bCs/>
-              </w:rPr>
-              <w:t xml:space="preserve">🔮 Predict:</w:t>
-            </w:r>
-            <w:r>
-              <w:t xml:space="preserve"> </w:t>
-            </w:r>
-            <w:r>
-              <w:t xml:space="preserve">The error bars overlap almost completely. Keep that picture in mind — it predicts the t-test at the end.</w:t>
-            </w:r>
-          </w:p>
-          <w:p/>
-        </w:tc>
-      </w:tr>
-    </w:tbl>
-    <w:bookmarkEnd w:id="91"/>
-    <w:bookmarkStart w:id="96" w:name="plot-3-histogram-the-shape-of-each-group"/>
+    <w:p>
+      <w:pPr>
+        <w:pStyle w:val="Compact"/>
+        <w:numPr>
+          <w:ilvl w:val="0"/>
+          <w:numId w:val="1015"/>
+        </w:numPr>
+      </w:pPr>
+      <w:r>
+        <w:t xml:space="preserve">🔮</w:t>
+      </w:r>
+      <w:r>
+        <w:t xml:space="preserve"> </w:t>
+      </w:r>
+      <w:r>
+        <w:rPr>
+          <w:b/>
+          <w:bCs/>
+        </w:rPr>
+        <w:t xml:space="preserve">Predict:</w:t>
+      </w:r>
+      <w:r>
+        <w:t xml:space="preserve"> </w:t>
+      </w:r>
+      <w:r>
+        <w:t xml:space="preserve">the error bars overlap almost completely — what will the t-test say?</w:t>
+      </w:r>
+    </w:p>
+    <w:p>
+      <w:pPr>
+        <w:pStyle w:val="Compact"/>
+        <w:numPr>
+          <w:ilvl w:val="0"/>
+          <w:numId w:val="1015"/>
+        </w:numPr>
+      </w:pPr>
+      <w:r>
+        <w:t xml:space="preserve">✏️</w:t>
+      </w:r>
+      <w:r>
+        <w:t xml:space="preserve"> </w:t>
+      </w:r>
+      <w:r>
+        <w:rPr>
+          <w:b/>
+          <w:bCs/>
+        </w:rPr>
+        <w:t xml:space="preserve">You add:</w:t>
+      </w:r>
+      <w:r>
+        <w:t xml:space="preserve"> </w:t>
+      </w:r>
+      <w:r>
+        <w:t xml:space="preserve">the same four finishing lines — but this plot maps</w:t>
+      </w:r>
+      <w:r>
+        <w:t xml:space="preserve"> </w:t>
+      </w:r>
+      <w:r>
+        <w:rPr>
+          <w:rStyle w:val="VerbatimChar"/>
+        </w:rPr>
+        <w:t xml:space="preserve">color</w:t>
+      </w:r>
+      <w:r>
+        <w:t xml:space="preserve">, not</w:t>
+      </w:r>
+      <w:r>
+        <w:t xml:space="preserve"> </w:t>
+      </w:r>
+      <w:r>
+        <w:rPr>
+          <w:rStyle w:val="VerbatimChar"/>
+        </w:rPr>
+        <w:t xml:space="preserve">fill</w:t>
+      </w:r>
+    </w:p>
+    <w:bookmarkEnd w:id="87"/>
+    <w:bookmarkStart w:id="92" w:name="plot-3-histogram-the-shape-of-each-group"/>
     <w:p>
       <w:pPr>
         <w:pStyle w:val="Heading1"/>
@@ -9104,7 +8344,7 @@
         <w:rPr>
           <w:rStyle w:val="CommentTok"/>
         </w:rPr>
-        <w:t xml:space="preserve">#| fig-cap: "Distribution of leaf mass on each side of the tree."</w:t>
+        <w:t xml:space="preserve">#| output-location: column</w:t>
       </w:r>
       <w:r>
         <w:br/>
@@ -9113,6 +8353,15 @@
         <w:rPr>
           <w:rStyle w:val="CommentTok"/>
         </w:rPr>
+        <w:t xml:space="preserve">#| fig-cap: "Distribution of leaf mass on each side."</w:t>
+      </w:r>
+      <w:r>
+        <w:br/>
+      </w:r>
+      <w:r>
+        <w:rPr>
+          <w:rStyle w:val="CommentTok"/>
+        </w:rPr>
         <w:t xml:space="preserve">#| fig-width: 6</w:t>
       </w:r>
       <w:r>
@@ -9317,292 +8566,7 @@
         <w:rPr>
           <w:rStyle w:val="NormalTok"/>
         </w:rPr>
-        <w:t xml:space="preserve">shade) </w:t>
-      </w:r>
-      <w:r>
-        <w:rPr>
-          <w:rStyle w:val="SpecialCharTok"/>
-        </w:rPr>
-        <w:t xml:space="preserve">+</w:t>
-      </w:r>
-      <w:r>
-        <w:br/>
-      </w:r>
-      <w:r>
-        <w:rPr>
-          <w:rStyle w:val="NormalTok"/>
-        </w:rPr>
-        <w:t xml:space="preserve">  </w:t>
-      </w:r>
-      <w:r>
-        <w:rPr>
-          <w:rStyle w:val="FunctionTok"/>
-        </w:rPr>
-        <w:t xml:space="preserve">scale_fill_manual</w:t>
-      </w:r>
-      <w:r>
-        <w:rPr>
-          <w:rStyle w:val="NormalTok"/>
-        </w:rPr>
-        <w:t xml:space="preserve">(</w:t>
-      </w:r>
-      <w:r>
-        <w:rPr>
-          <w:rStyle w:val="AttributeTok"/>
-        </w:rPr>
-        <w:t xml:space="preserve">values =</w:t>
-      </w:r>
-      <w:r>
-        <w:rPr>
-          <w:rStyle w:val="NormalTok"/>
-        </w:rPr>
-        <w:t xml:space="preserve"> </w:t>
-      </w:r>
-      <w:r>
-        <w:rPr>
-          <w:rStyle w:val="FunctionTok"/>
-        </w:rPr>
-        <w:t xml:space="preserve">c</w:t>
-      </w:r>
-      <w:r>
-        <w:rPr>
-          <w:rStyle w:val="NormalTok"/>
-        </w:rPr>
-        <w:t xml:space="preserve">(</w:t>
-      </w:r>
-      <w:r>
-        <w:rPr>
-          <w:rStyle w:val="StringTok"/>
-        </w:rPr>
-        <w:t xml:space="preserve">"sunny"</w:t>
-      </w:r>
-      <w:r>
-        <w:rPr>
-          <w:rStyle w:val="NormalTok"/>
-        </w:rPr>
-        <w:t xml:space="preserve"> </w:t>
-      </w:r>
-      <w:r>
-        <w:rPr>
-          <w:rStyle w:val="OtherTok"/>
-        </w:rPr>
-        <w:t xml:space="preserve">=</w:t>
-      </w:r>
-      <w:r>
-        <w:rPr>
-          <w:rStyle w:val="NormalTok"/>
-        </w:rPr>
-        <w:t xml:space="preserve"> </w:t>
-      </w:r>
-      <w:r>
-        <w:rPr>
-          <w:rStyle w:val="StringTok"/>
-        </w:rPr>
-        <w:t xml:space="preserve">"goldenrod"</w:t>
-      </w:r>
-      <w:r>
-        <w:rPr>
-          <w:rStyle w:val="NormalTok"/>
-        </w:rPr>
-        <w:t xml:space="preserve">,</w:t>
-      </w:r>
-      <w:r>
-        <w:br/>
-      </w:r>
-      <w:r>
-        <w:rPr>
-          <w:rStyle w:val="NormalTok"/>
-        </w:rPr>
-        <w:t xml:space="preserve">                               </w:t>
-      </w:r>
-      <w:r>
-        <w:rPr>
-          <w:rStyle w:val="StringTok"/>
-        </w:rPr>
-        <w:t xml:space="preserve">"shady"</w:t>
-      </w:r>
-      <w:r>
-        <w:rPr>
-          <w:rStyle w:val="NormalTok"/>
-        </w:rPr>
-        <w:t xml:space="preserve"> </w:t>
-      </w:r>
-      <w:r>
-        <w:rPr>
-          <w:rStyle w:val="OtherTok"/>
-        </w:rPr>
-        <w:t xml:space="preserve">=</w:t>
-      </w:r>
-      <w:r>
-        <w:rPr>
-          <w:rStyle w:val="NormalTok"/>
-        </w:rPr>
-        <w:t xml:space="preserve"> </w:t>
-      </w:r>
-      <w:r>
-        <w:rPr>
-          <w:rStyle w:val="StringTok"/>
-        </w:rPr>
-        <w:t xml:space="preserve">"forestgreen"</w:t>
-      </w:r>
-      <w:r>
-        <w:rPr>
-          <w:rStyle w:val="NormalTok"/>
-        </w:rPr>
-        <w:t xml:space="preserve">)) </w:t>
-      </w:r>
-      <w:r>
-        <w:rPr>
-          <w:rStyle w:val="SpecialCharTok"/>
-        </w:rPr>
-        <w:t xml:space="preserve">+</w:t>
-      </w:r>
-      <w:r>
-        <w:br/>
-      </w:r>
-      <w:r>
-        <w:rPr>
-          <w:rStyle w:val="NormalTok"/>
-        </w:rPr>
-        <w:t xml:space="preserve">  </w:t>
-      </w:r>
-      <w:r>
-        <w:rPr>
-          <w:rStyle w:val="FunctionTok"/>
-        </w:rPr>
-        <w:t xml:space="preserve">labs</w:t>
-      </w:r>
-      <w:r>
-        <w:rPr>
-          <w:rStyle w:val="NormalTok"/>
-        </w:rPr>
-        <w:t xml:space="preserve">(</w:t>
-      </w:r>
-      <w:r>
-        <w:rPr>
-          <w:rStyle w:val="AttributeTok"/>
-        </w:rPr>
-        <w:t xml:space="preserve">x =</w:t>
-      </w:r>
-      <w:r>
-        <w:rPr>
-          <w:rStyle w:val="NormalTok"/>
-        </w:rPr>
-        <w:t xml:space="preserve"> </w:t>
-      </w:r>
-      <w:r>
-        <w:rPr>
-          <w:rStyle w:val="StringTok"/>
-        </w:rPr>
-        <w:t xml:space="preserve">"Leaf mass (g)"</w:t>
-      </w:r>
-      <w:r>
-        <w:rPr>
-          <w:rStyle w:val="NormalTok"/>
-        </w:rPr>
-        <w:t xml:space="preserve">, </w:t>
-      </w:r>
-      <w:r>
-        <w:rPr>
-          <w:rStyle w:val="AttributeTok"/>
-        </w:rPr>
-        <w:t xml:space="preserve">y =</w:t>
-      </w:r>
-      <w:r>
-        <w:rPr>
-          <w:rStyle w:val="NormalTok"/>
-        </w:rPr>
-        <w:t xml:space="preserve"> </w:t>
-      </w:r>
-      <w:r>
-        <w:rPr>
-          <w:rStyle w:val="StringTok"/>
-        </w:rPr>
-        <w:t xml:space="preserve">"Count"</w:t>
-      </w:r>
-      <w:r>
-        <w:rPr>
-          <w:rStyle w:val="NormalTok"/>
-        </w:rPr>
-        <w:t xml:space="preserve">) </w:t>
-      </w:r>
-      <w:r>
-        <w:rPr>
-          <w:rStyle w:val="SpecialCharTok"/>
-        </w:rPr>
-        <w:t xml:space="preserve">+</w:t>
-      </w:r>
-      <w:r>
-        <w:br/>
-      </w:r>
-      <w:r>
-        <w:rPr>
-          <w:rStyle w:val="NormalTok"/>
-        </w:rPr>
-        <w:t xml:space="preserve">  </w:t>
-      </w:r>
-      <w:r>
-        <w:rPr>
-          <w:rStyle w:val="FunctionTok"/>
-        </w:rPr>
-        <w:t xml:space="preserve">theme_regular</w:t>
-      </w:r>
-      <w:r>
-        <w:rPr>
-          <w:rStyle w:val="NormalTok"/>
-        </w:rPr>
-        <w:t xml:space="preserve">() </w:t>
-      </w:r>
-      <w:r>
-        <w:rPr>
-          <w:rStyle w:val="SpecialCharTok"/>
-        </w:rPr>
-        <w:t xml:space="preserve">+</w:t>
-      </w:r>
-      <w:r>
-        <w:br/>
-      </w:r>
-      <w:r>
-        <w:rPr>
-          <w:rStyle w:val="NormalTok"/>
-        </w:rPr>
-        <w:t xml:space="preserve">  </w:t>
-      </w:r>
-      <w:r>
-        <w:rPr>
-          <w:rStyle w:val="FunctionTok"/>
-        </w:rPr>
-        <w:t xml:space="preserve">theme</w:t>
-      </w:r>
-      <w:r>
-        <w:rPr>
-          <w:rStyle w:val="NormalTok"/>
-        </w:rPr>
-        <w:t xml:space="preserve">(</w:t>
-      </w:r>
-      <w:r>
-        <w:rPr>
-          <w:rStyle w:val="AttributeTok"/>
-        </w:rPr>
-        <w:t xml:space="preserve">legend.position =</w:t>
-      </w:r>
-      <w:r>
-        <w:rPr>
-          <w:rStyle w:val="NormalTok"/>
-        </w:rPr>
-        <w:t xml:space="preserve"> </w:t>
-      </w:r>
-      <w:r>
-        <w:rPr>
-          <w:rStyle w:val="StringTok"/>
-        </w:rPr>
-        <w:t xml:space="preserve">"none"</w:t>
-      </w:r>
-      <w:r>
-        <w:rPr>
-          <w:rStyle w:val="NormalTok"/>
-        </w:rPr>
-        <w:t xml:space="preserve">)</w:t>
+        <w:t xml:space="preserve">shade)</w:t>
       </w:r>
       <w:r>
         <w:br/>
@@ -9627,7 +8591,7 @@
       <w:tr>
         <w:tc>
           <w:tcPr/>
-          <w:bookmarkStart w:id="95" w:name="fig-histogram"/>
+          <w:bookmarkStart w:id="91" w:name="fig-histogram"/>
           <w:p>
             <w:pPr>
               <w:pStyle w:val="Compact"/>
@@ -9638,18 +8602,18 @@
                 <wp:inline>
                   <wp:extent cx="2286000" cy="1333500"/>
                   <wp:effectExtent b="0" l="0" r="0" t="0"/>
-                  <wp:docPr descr="" title="" id="93" name="Picture"/>
+                  <wp:docPr descr="" title="" id="89" name="Picture"/>
                   <a:graphic>
                     <a:graphicData uri="http://schemas.openxmlformats.org/drawingml/2006/picture">
                       <pic:pic>
                         <pic:nvPicPr>
-                          <pic:cNvPr descr="quarto_lecture_files/figure-docx/fig-histogram-1.jpeg" id="94" name="Picture"/>
+                          <pic:cNvPr descr="quarto_lecture_files/figure-docx/fig-histogram-1.jpeg" id="90" name="Picture"/>
                           <pic:cNvPicPr>
                             <a:picLocks noChangeArrowheads="1" noChangeAspect="1"/>
                           </pic:cNvPicPr>
                         </pic:nvPicPr>
                         <pic:blipFill>
-                          <a:blip r:embed="rId92"/>
+                          <a:blip r:embed="rId88"/>
                           <a:stretch>
                             <a:fillRect/>
                           </a:stretch>
@@ -9686,10 +8650,10 @@
               <w:pStyle w:val="ImageCaption"/>
             </w:pPr>
             <w:r>
-              <w:t xml:space="preserve">Figure 3: Distribution of leaf mass on each side of the tree.</w:t>
-            </w:r>
-          </w:p>
-          <w:bookmarkEnd w:id="95"/>
+              <w:t xml:space="preserve">Figure 3: Distribution of leaf mass on each side.</w:t>
+            </w:r>
+          </w:p>
+          <w:bookmarkEnd w:id="91"/>
         </w:tc>
       </w:tr>
     </w:tbl>
@@ -9698,7 +8662,7 @@
         <w:pStyle w:val="Compact"/>
         <w:numPr>
           <w:ilvl w:val="0"/>
-          <w:numId w:val="1015"/>
+          <w:numId w:val="1016"/>
         </w:numPr>
       </w:pPr>
       <w:r>
@@ -9729,15 +8693,67 @@
         <w:pStyle w:val="Compact"/>
         <w:numPr>
           <w:ilvl w:val="0"/>
-          <w:numId w:val="1015"/>
+          <w:numId w:val="1016"/>
         </w:numPr>
       </w:pPr>
       <w:r>
         <w:t xml:space="preserve">The box plot hides the shape; the histogram shows it</w:t>
       </w:r>
     </w:p>
-    <w:bookmarkEnd w:id="96"/>
-    <w:bookmarkStart w:id="98" w:name="describe-it-a-summary-statistics-table"/>
+    <w:p>
+      <w:pPr>
+        <w:pStyle w:val="Compact"/>
+        <w:numPr>
+          <w:ilvl w:val="0"/>
+          <w:numId w:val="1016"/>
+        </w:numPr>
+      </w:pPr>
+      <w:r>
+        <w:t xml:space="preserve">✏️</w:t>
+      </w:r>
+      <w:r>
+        <w:t xml:space="preserve"> </w:t>
+      </w:r>
+      <w:r>
+        <w:rPr>
+          <w:b/>
+          <w:bCs/>
+        </w:rPr>
+        <w:t xml:space="preserve">You add:</w:t>
+      </w:r>
+      <w:r>
+        <w:t xml:space="preserve"> </w:t>
+      </w:r>
+      <w:r>
+        <w:t xml:space="preserve">colors,</w:t>
+      </w:r>
+      <w:r>
+        <w:t xml:space="preserve"> </w:t>
+      </w:r>
+      <w:r>
+        <w:rPr>
+          <w:rStyle w:val="VerbatimChar"/>
+        </w:rPr>
+        <w:t xml:space="preserve">labs()</w:t>
+      </w:r>
+      <w:r>
+        <w:t xml:space="preserve">,</w:t>
+      </w:r>
+      <w:r>
+        <w:t xml:space="preserve"> </w:t>
+      </w:r>
+      <w:r>
+        <w:rPr>
+          <w:rStyle w:val="VerbatimChar"/>
+        </w:rPr>
+        <w:t xml:space="preserve">theme_regular()</w:t>
+      </w:r>
+      <w:r>
+        <w:t xml:space="preserve">, no legend</w:t>
+      </w:r>
+    </w:p>
+    <w:bookmarkEnd w:id="92"/>
+    <w:bookmarkStart w:id="94" w:name="describe-it-a-summary-statistics-table"/>
     <w:p>
       <w:pPr>
         <w:pStyle w:val="Heading1"/>
@@ -10106,7 +9122,7 @@
       <w:tr>
         <w:tc>
           <w:tcPr/>
-          <w:bookmarkStart w:id="97" w:name="tbl-summary"/>
+          <w:bookmarkStart w:id="93" w:name="tbl-summary"/>
           <w:p>
             <w:pPr>
               <w:jc w:val="center"/>
@@ -10459,232 +9475,11 @@
               </w:tc>
             </w:tr>
           </w:tbl>
-          <w:bookmarkEnd w:id="97"/>
+          <w:bookmarkEnd w:id="93"/>
           <w:p/>
         </w:tc>
       </w:tr>
     </w:tbl>
-    <w:p>
-      <w:pPr>
-        <w:pStyle w:val="Compact"/>
-        <w:numPr>
-          <w:ilvl w:val="0"/>
-          <w:numId w:val="1016"/>
-        </w:numPr>
-      </w:pPr>
-      <w:r>
-        <w:rPr>
-          <w:rStyle w:val="VerbatimChar"/>
-        </w:rPr>
-        <w:t xml:space="preserve">summary_stats()</w:t>
-      </w:r>
-      <w:r>
-        <w:t xml:space="preserve"> </w:t>
-      </w:r>
-      <w:r>
-        <w:t xml:space="preserve">— same helper as Activity 06</w:t>
-      </w:r>
-    </w:p>
-    <w:p>
-      <w:pPr>
-        <w:pStyle w:val="Compact"/>
-        <w:numPr>
-          <w:ilvl w:val="0"/>
-          <w:numId w:val="1016"/>
-        </w:numPr>
-      </w:pPr>
-      <w:r>
-        <w:rPr>
-          <w:rStyle w:val="VerbatimChar"/>
-        </w:rPr>
-        <w:t xml:space="preserve">knitr::kable()</w:t>
-      </w:r>
-      <w:r>
-        <w:t xml:space="preserve"> </w:t>
-      </w:r>
-      <w:r>
-        <w:t xml:space="preserve">— data frame →</w:t>
-      </w:r>
-      <w:r>
-        <w:t xml:space="preserve"> </w:t>
-      </w:r>
-      <w:r>
-        <w:rPr>
-          <w:b/>
-          <w:bCs/>
-        </w:rPr>
-        <w:t xml:space="preserve">real table</w:t>
-      </w:r>
-    </w:p>
-    <w:p>
-      <w:pPr>
-        <w:pStyle w:val="Compact"/>
-        <w:numPr>
-          <w:ilvl w:val="0"/>
-          <w:numId w:val="1016"/>
-        </w:numPr>
-      </w:pPr>
-      <w:r>
-        <w:rPr>
-          <w:rStyle w:val="VerbatimChar"/>
-        </w:rPr>
-        <w:t xml:space="preserve">digits = 3</w:t>
-      </w:r>
-      <w:r>
-        <w:t xml:space="preserve"> </w:t>
-      </w:r>
-      <w:r>
-        <w:t xml:space="preserve">— rounds the whole table</w:t>
-      </w:r>
-    </w:p>
-    <w:p>
-      <w:pPr>
-        <w:pStyle w:val="Compact"/>
-        <w:numPr>
-          <w:ilvl w:val="0"/>
-          <w:numId w:val="1016"/>
-        </w:numPr>
-      </w:pPr>
-      <w:r>
-        <w:rPr>
-          <w:rStyle w:val="VerbatimChar"/>
-        </w:rPr>
-        <w:t xml:space="preserve">col.names =</w:t>
-      </w:r>
-      <w:r>
-        <w:t xml:space="preserve"> </w:t>
-      </w:r>
-      <w:r>
-        <w:t xml:space="preserve">— readable headers, one per column</w:t>
-      </w:r>
-    </w:p>
-    <w:p>
-      <w:pPr>
-        <w:pStyle w:val="Compact"/>
-        <w:numPr>
-          <w:ilvl w:val="0"/>
-          <w:numId w:val="1016"/>
-        </w:numPr>
-      </w:pPr>
-      <w:r>
-        <w:rPr>
-          <w:rStyle w:val="VerbatimChar"/>
-        </w:rPr>
-        <w:t xml:space="preserve">tbl-colwidths:</w:t>
-      </w:r>
-      <w:r>
-        <w:t xml:space="preserve"> </w:t>
-      </w:r>
-      <w:r>
-        <w:t xml:space="preserve">—</w:t>
-      </w:r>
-      <w:r>
-        <w:t xml:space="preserve"> </w:t>
-      </w:r>
-      <w:r>
-        <w:rPr>
-          <w:b/>
-          <w:bCs/>
-        </w:rPr>
-        <w:t xml:space="preserve">eight columns, eight percents</w:t>
-      </w:r>
-    </w:p>
-    <w:p>
-      <w:pPr>
-        <w:pStyle w:val="FirstParagraph"/>
-      </w:pPr>
-      <w:r>
-        <w:t xml:space="preserve">In your text write</w:t>
-      </w:r>
-      <w:r>
-        <w:t xml:space="preserve"> </w:t>
-      </w:r>
-      <w:r>
-        <w:rPr>
-          <w:rStyle w:val="VerbatimChar"/>
-        </w:rPr>
-        <w:t xml:space="preserve">@tbl-summary</w:t>
-      </w:r>
-      <w:r>
-        <w:t xml:space="preserve"> </w:t>
-      </w:r>
-      <w:r>
-        <w:t xml:space="preserve">and Quarto prints</w:t>
-      </w:r>
-      <w:r>
-        <w:t xml:space="preserve"> </w:t>
-      </w:r>
-      <w:r>
-        <w:rPr>
-          <w:b/>
-          <w:bCs/>
-        </w:rPr>
-        <w:t xml:space="preserve">“Table 1”</w:t>
-      </w:r>
-      <w:r>
-        <w:t xml:space="preserve"> </w:t>
-      </w:r>
-      <w:r>
-        <w:t xml:space="preserve">for you.</w:t>
-      </w:r>
-    </w:p>
-    <w:bookmarkEnd w:id="98"/>
-    <w:bookmarkStart w:id="101" w:name="why-tbl-colwidths-tables-in-word"/>
-    <w:p>
-      <w:pPr>
-        <w:pStyle w:val="Heading1"/>
-      </w:pPr>
-      <w:r>
-        <w:t xml:space="preserve">Why</w:t>
-      </w:r>
-      <w:r>
-        <w:t xml:space="preserve"> </w:t>
-      </w:r>
-      <w:r>
-        <w:rPr>
-          <w:rStyle w:val="VerbatimChar"/>
-        </w:rPr>
-        <w:t xml:space="preserve">tbl-colwidths</w:t>
-      </w:r>
-      <w:r>
-        <w:t xml:space="preserve">? Tables in Word</w:t>
-      </w:r>
-    </w:p>
-    <w:p>
-      <w:pPr>
-        <w:pStyle w:val="FirstParagraph"/>
-      </w:pPr>
-      <w:r>
-        <w:t xml:space="preserve">Without widths, Word</w:t>
-      </w:r>
-      <w:r>
-        <w:t xml:space="preserve"> </w:t>
-      </w:r>
-      <w:r>
-        <w:rPr>
-          <w:b/>
-          <w:bCs/>
-        </w:rPr>
-        <w:t xml:space="preserve">guesses</w:t>
-      </w:r>
-      <w:r>
-        <w:t xml:space="preserve"> </w:t>
-      </w:r>
-      <w:r>
-        <w:t xml:space="preserve">— and it often guesses badly: a fat first column and the last column squashed until the numbers wrap.</w:t>
-      </w:r>
-    </w:p>
-    <w:p>
-      <w:pPr>
-        <w:pStyle w:val="SourceCode"/>
-      </w:pPr>
-      <w:r>
-        <w:rPr>
-          <w:rStyle w:val="CommentTok"/>
-        </w:rPr>
-        <w:t xml:space="preserve">#| tbl-colwidths: [12, 7, 12, 15, 12, 12, 15, 15]</w:t>
-      </w:r>
-    </w:p>
     <w:p>
       <w:pPr>
         <w:pStyle w:val="Compact"/>
@@ -10694,7 +9489,16 @@
         </w:numPr>
       </w:pPr>
       <w:r>
-        <w:t xml:space="preserve">One number per column, in order</w:t>
+        <w:rPr>
+          <w:rStyle w:val="VerbatimChar"/>
+        </w:rPr>
+        <w:t xml:space="preserve">summary_stats()</w:t>
+      </w:r>
+      <w:r>
+        <w:t xml:space="preserve"> </w:t>
+      </w:r>
+      <w:r>
+        <w:t xml:space="preserve">— same helper as Activity 06</w:t>
       </w:r>
     </w:p>
     <w:p>
@@ -10706,7 +9510,16 @@
         </w:numPr>
       </w:pPr>
       <w:r>
-        <w:t xml:space="preserve">They are</w:t>
+        <w:rPr>
+          <w:rStyle w:val="VerbatimChar"/>
+        </w:rPr>
+        <w:t xml:space="preserve">knitr::kable()</w:t>
+      </w:r>
+      <w:r>
+        <w:t xml:space="preserve"> </w:t>
+      </w:r>
+      <w:r>
+        <w:t xml:space="preserve">— data frame →</w:t>
       </w:r>
       <w:r>
         <w:t xml:space="preserve"> </w:t>
@@ -10716,13 +9529,7 @@
           <w:b/>
           <w:bCs/>
         </w:rPr>
-        <w:t xml:space="preserve">percents</w:t>
-      </w:r>
-      <w:r>
-        <w:t xml:space="preserve"> </w:t>
-      </w:r>
-      <w:r>
-        <w:t xml:space="preserve">of the page width — aim for a total of 100</w:t>
+        <w:t xml:space="preserve">real table</w:t>
       </w:r>
     </w:p>
     <w:p>
@@ -10731,6 +9538,215 @@
         <w:numPr>
           <w:ilvl w:val="0"/>
           <w:numId w:val="1017"/>
+        </w:numPr>
+      </w:pPr>
+      <w:r>
+        <w:rPr>
+          <w:rStyle w:val="VerbatimChar"/>
+        </w:rPr>
+        <w:t xml:space="preserve">digits = 3</w:t>
+      </w:r>
+      <w:r>
+        <w:t xml:space="preserve"> </w:t>
+      </w:r>
+      <w:r>
+        <w:t xml:space="preserve">— rounds the whole table</w:t>
+      </w:r>
+    </w:p>
+    <w:p>
+      <w:pPr>
+        <w:pStyle w:val="Compact"/>
+        <w:numPr>
+          <w:ilvl w:val="0"/>
+          <w:numId w:val="1017"/>
+        </w:numPr>
+      </w:pPr>
+      <w:r>
+        <w:rPr>
+          <w:rStyle w:val="VerbatimChar"/>
+        </w:rPr>
+        <w:t xml:space="preserve">col.names =</w:t>
+      </w:r>
+      <w:r>
+        <w:t xml:space="preserve"> </w:t>
+      </w:r>
+      <w:r>
+        <w:t xml:space="preserve">— readable headers, one per column</w:t>
+      </w:r>
+    </w:p>
+    <w:p>
+      <w:pPr>
+        <w:pStyle w:val="Compact"/>
+        <w:numPr>
+          <w:ilvl w:val="0"/>
+          <w:numId w:val="1017"/>
+        </w:numPr>
+      </w:pPr>
+      <w:r>
+        <w:rPr>
+          <w:rStyle w:val="VerbatimChar"/>
+        </w:rPr>
+        <w:t xml:space="preserve">tbl-colwidths:</w:t>
+      </w:r>
+      <w:r>
+        <w:t xml:space="preserve"> </w:t>
+      </w:r>
+      <w:r>
+        <w:t xml:space="preserve">—</w:t>
+      </w:r>
+      <w:r>
+        <w:t xml:space="preserve"> </w:t>
+      </w:r>
+      <w:r>
+        <w:rPr>
+          <w:b/>
+          <w:bCs/>
+        </w:rPr>
+        <w:t xml:space="preserve">eight columns, eight percents</w:t>
+      </w:r>
+    </w:p>
+    <w:p>
+      <w:pPr>
+        <w:pStyle w:val="FirstParagraph"/>
+      </w:pPr>
+      <w:r>
+        <w:t xml:space="preserve">In your text write</w:t>
+      </w:r>
+      <w:r>
+        <w:t xml:space="preserve"> </w:t>
+      </w:r>
+      <w:r>
+        <w:rPr>
+          <w:rStyle w:val="VerbatimChar"/>
+        </w:rPr>
+        <w:t xml:space="preserve">@tbl-summary</w:t>
+      </w:r>
+      <w:r>
+        <w:t xml:space="preserve"> </w:t>
+      </w:r>
+      <w:r>
+        <w:t xml:space="preserve">and Quarto prints</w:t>
+      </w:r>
+      <w:r>
+        <w:t xml:space="preserve"> </w:t>
+      </w:r>
+      <w:r>
+        <w:rPr>
+          <w:b/>
+          <w:bCs/>
+        </w:rPr>
+        <w:t xml:space="preserve">“Table 1”</w:t>
+      </w:r>
+      <w:r>
+        <w:t xml:space="preserve"> </w:t>
+      </w:r>
+      <w:r>
+        <w:t xml:space="preserve">for you.</w:t>
+      </w:r>
+    </w:p>
+    <w:bookmarkEnd w:id="94"/>
+    <w:bookmarkStart w:id="97" w:name="why-tbl-colwidths-tables-in-word"/>
+    <w:p>
+      <w:pPr>
+        <w:pStyle w:val="Heading1"/>
+      </w:pPr>
+      <w:r>
+        <w:t xml:space="preserve">Why</w:t>
+      </w:r>
+      <w:r>
+        <w:t xml:space="preserve"> </w:t>
+      </w:r>
+      <w:r>
+        <w:rPr>
+          <w:rStyle w:val="VerbatimChar"/>
+        </w:rPr>
+        <w:t xml:space="preserve">tbl-colwidths</w:t>
+      </w:r>
+      <w:r>
+        <w:t xml:space="preserve">? Tables in Word</w:t>
+      </w:r>
+    </w:p>
+    <w:p>
+      <w:pPr>
+        <w:pStyle w:val="FirstParagraph"/>
+      </w:pPr>
+      <w:r>
+        <w:t xml:space="preserve">Without widths, Word</w:t>
+      </w:r>
+      <w:r>
+        <w:t xml:space="preserve"> </w:t>
+      </w:r>
+      <w:r>
+        <w:rPr>
+          <w:b/>
+          <w:bCs/>
+        </w:rPr>
+        <w:t xml:space="preserve">guesses</w:t>
+      </w:r>
+      <w:r>
+        <w:t xml:space="preserve"> </w:t>
+      </w:r>
+      <w:r>
+        <w:t xml:space="preserve">— and it often guesses badly: a fat first column and the last column squashed until the numbers wrap.</w:t>
+      </w:r>
+    </w:p>
+    <w:p>
+      <w:pPr>
+        <w:pStyle w:val="SourceCode"/>
+      </w:pPr>
+      <w:r>
+        <w:rPr>
+          <w:rStyle w:val="CommentTok"/>
+        </w:rPr>
+        <w:t xml:space="preserve">#| tbl-colwidths: [12, 7, 12, 15, 12, 12, 15, 15]</w:t>
+      </w:r>
+    </w:p>
+    <w:p>
+      <w:pPr>
+        <w:pStyle w:val="Compact"/>
+        <w:numPr>
+          <w:ilvl w:val="0"/>
+          <w:numId w:val="1018"/>
+        </w:numPr>
+      </w:pPr>
+      <w:r>
+        <w:t xml:space="preserve">One number per column, in order</w:t>
+      </w:r>
+    </w:p>
+    <w:p>
+      <w:pPr>
+        <w:pStyle w:val="Compact"/>
+        <w:numPr>
+          <w:ilvl w:val="0"/>
+          <w:numId w:val="1018"/>
+        </w:numPr>
+      </w:pPr>
+      <w:r>
+        <w:t xml:space="preserve">They are</w:t>
+      </w:r>
+      <w:r>
+        <w:t xml:space="preserve"> </w:t>
+      </w:r>
+      <w:r>
+        <w:rPr>
+          <w:b/>
+          <w:bCs/>
+        </w:rPr>
+        <w:t xml:space="preserve">percents</w:t>
+      </w:r>
+      <w:r>
+        <w:t xml:space="preserve"> </w:t>
+      </w:r>
+      <w:r>
+        <w:t xml:space="preserve">of the page width — aim for a total of 100</w:t>
+      </w:r>
+    </w:p>
+    <w:p>
+      <w:pPr>
+        <w:pStyle w:val="Compact"/>
+        <w:numPr>
+          <w:ilvl w:val="0"/>
+          <w:numId w:val="1018"/>
         </w:numPr>
       </w:pPr>
       <w:r>
@@ -10805,12 +9821,12 @@
                 <wp:inline>
                   <wp:extent cx="152400" cy="152400"/>
                   <wp:effectExtent b="0" l="0" r="0" t="0"/>
-                  <wp:docPr descr="" title="" id="99" name="Picture"/>
+                  <wp:docPr descr="" title="" id="95" name="Picture"/>
                   <a:graphic>
                     <a:graphicData uri="http://schemas.openxmlformats.org/drawingml/2006/picture">
                       <pic:pic>
                         <pic:nvPicPr>
-                          <pic:cNvPr descr="/Applications/Positron.app/Contents/Resources/app/quarto/share/formats/docx/note.png" id="100" name="Picture"/>
+                          <pic:cNvPr descr="/Applications/Positron.app/Contents/Resources/app/quarto/share/formats/docx/note.png" id="96" name="Picture"/>
                           <pic:cNvPicPr>
                             <a:picLocks noChangeArrowheads="1" noChangeAspect="1"/>
                           </pic:cNvPicPr>
@@ -10935,8 +9951,8 @@
         </w:tc>
       </w:tr>
     </w:tbl>
-    <w:bookmarkEnd w:id="101"/>
-    <w:bookmarkStart w:id="102" w:name="pause-do-activity-parts-56-now"/>
+    <w:bookmarkEnd w:id="97"/>
+    <w:bookmarkStart w:id="98" w:name="pause-do-activity-parts-56-now"/>
     <w:p>
       <w:pPr>
         <w:pStyle w:val="Heading1"/>
@@ -11035,8 +10051,8 @@
         <w:t xml:space="preserve">one.</w:t>
       </w:r>
     </w:p>
-    <w:bookmarkEnd w:id="102"/>
-    <w:bookmarkStart w:id="105" w:name="Xd150012c2b19a63df41aec258b0c0b695956289"/>
+    <w:bookmarkEnd w:id="98"/>
+    <w:bookmarkStart w:id="101" w:name="Xd150012c2b19a63df41aec258b0c0b695956289"/>
     <w:p>
       <w:pPr>
         <w:pStyle w:val="Heading1"/>
@@ -11104,12 +10120,12 @@
                 <wp:inline>
                   <wp:extent cx="152400" cy="152400"/>
                   <wp:effectExtent b="0" l="0" r="0" t="0"/>
-                  <wp:docPr descr="" title="" id="103" name="Picture"/>
+                  <wp:docPr descr="" title="" id="99" name="Picture"/>
                   <a:graphic>
                     <a:graphicData uri="http://schemas.openxmlformats.org/drawingml/2006/picture">
                       <pic:pic>
                         <pic:nvPicPr>
-                          <pic:cNvPr descr="/Applications/Positron.app/Contents/Resources/app/quarto/share/formats/docx/tip.png" id="104" name="Picture"/>
+                          <pic:cNvPr descr="/Applications/Positron.app/Contents/Resources/app/quarto/share/formats/docx/tip.png" id="100" name="Picture"/>
                           <pic:cNvPicPr>
                             <a:picLocks noChangeArrowheads="1" noChangeAspect="1"/>
                           </pic:cNvPicPr>
@@ -11189,8 +10205,8 @@
         </w:tc>
       </w:tr>
     </w:tbl>
-    <w:bookmarkEnd w:id="105"/>
-    <w:bookmarkStart w:id="108" w:name="the-welchs-two-sample-t-test"/>
+    <w:bookmarkEnd w:id="101"/>
+    <w:bookmarkStart w:id="104" w:name="the-welchs-two-sample-t-test"/>
     <w:p>
       <w:pPr>
         <w:pStyle w:val="Heading1"/>
@@ -11448,7 +10464,7 @@
         <w:pStyle w:val="Compact"/>
         <w:numPr>
           <w:ilvl w:val="0"/>
-          <w:numId w:val="1018"/>
+          <w:numId w:val="1019"/>
         </w:numPr>
       </w:pPr>
       <w:r>
@@ -11494,7 +10510,7 @@
         <w:pStyle w:val="Compact"/>
         <w:numPr>
           <w:ilvl w:val="0"/>
-          <w:numId w:val="1018"/>
+          <w:numId w:val="1019"/>
         </w:numPr>
       </w:pPr>
       <w:r>
@@ -11547,7 +10563,7 @@
         <w:pStyle w:val="Compact"/>
         <w:numPr>
           <w:ilvl w:val="0"/>
-          <w:numId w:val="1018"/>
+          <w:numId w:val="1019"/>
         </w:numPr>
       </w:pPr>
       <w:r>
@@ -11637,12 +10653,12 @@
                 <wp:inline>
                   <wp:extent cx="152400" cy="152400"/>
                   <wp:effectExtent b="0" l="0" r="0" t="0"/>
-                  <wp:docPr descr="" title="" id="106" name="Picture"/>
+                  <wp:docPr descr="" title="" id="102" name="Picture"/>
                   <a:graphic>
                     <a:graphicData uri="http://schemas.openxmlformats.org/drawingml/2006/picture">
                       <pic:pic>
                         <pic:nvPicPr>
-                          <pic:cNvPr descr="/Applications/Positron.app/Contents/Resources/app/quarto/share/formats/docx/note.png" id="107" name="Picture"/>
+                          <pic:cNvPr descr="/Applications/Positron.app/Contents/Resources/app/quarto/share/formats/docx/note.png" id="103" name="Picture"/>
                           <pic:cNvPicPr>
                             <a:picLocks noChangeArrowheads="1" noChangeAspect="1"/>
                           </pic:cNvPicPr>
@@ -11727,8 +10743,8 @@
         </w:tc>
       </w:tr>
     </w:tbl>
-    <w:bookmarkEnd w:id="108"/>
-    <w:bookmarkStart w:id="112" w:name="the-same-result-as-a-table"/>
+    <w:bookmarkEnd w:id="104"/>
+    <w:bookmarkStart w:id="108" w:name="the-same-result-as-a-table"/>
     <w:p>
       <w:pPr>
         <w:pStyle w:val="Heading1"/>
@@ -12058,7 +11074,7 @@
       <w:tr>
         <w:tc>
           <w:tcPr/>
-          <w:bookmarkStart w:id="109" w:name="tbl-ttest"/>
+          <w:bookmarkStart w:id="105" w:name="tbl-ttest"/>
           <w:p>
             <w:pPr>
               <w:jc w:val="center"/>
@@ -12251,7 +11267,7 @@
               </w:tc>
             </w:tr>
           </w:tbl>
-          <w:bookmarkEnd w:id="109"/>
+          <w:bookmarkEnd w:id="105"/>
           <w:p/>
         </w:tc>
       </w:tr>
@@ -12261,7 +11277,7 @@
         <w:pStyle w:val="Compact"/>
         <w:numPr>
           <w:ilvl w:val="0"/>
-          <w:numId w:val="1019"/>
+          <w:numId w:val="1020"/>
         </w:numPr>
       </w:pPr>
       <w:r>
@@ -12304,7 +11320,7 @@
         <w:pStyle w:val="Compact"/>
         <w:numPr>
           <w:ilvl w:val="0"/>
-          <w:numId w:val="1019"/>
+          <w:numId w:val="1020"/>
         </w:numPr>
       </w:pPr>
       <w:r>
@@ -12382,12 +11398,12 @@
                 <wp:inline>
                   <wp:extent cx="152400" cy="152400"/>
                   <wp:effectExtent b="0" l="0" r="0" t="0"/>
-                  <wp:docPr descr="" title="" id="110" name="Picture"/>
+                  <wp:docPr descr="" title="" id="106" name="Picture"/>
                   <a:graphic>
                     <a:graphicData uri="http://schemas.openxmlformats.org/drawingml/2006/picture">
                       <pic:pic>
                         <pic:nvPicPr>
-                          <pic:cNvPr descr="/Applications/Positron.app/Contents/Resources/app/quarto/share/formats/docx/note.png" id="111" name="Picture"/>
+                          <pic:cNvPr descr="/Applications/Positron.app/Contents/Resources/app/quarto/share/formats/docx/note.png" id="107" name="Picture"/>
                           <pic:cNvPicPr>
                             <a:picLocks noChangeArrowheads="1" noChangeAspect="1"/>
                           </pic:cNvPicPr>
@@ -12498,8 +11514,8 @@
         </w:tc>
       </w:tr>
     </w:tbl>
-    <w:bookmarkEnd w:id="112"/>
-    <w:bookmarkStart w:id="115" w:name="hide-the-code-one-line"/>
+    <w:bookmarkEnd w:id="108"/>
+    <w:bookmarkStart w:id="111" w:name="hide-the-code-one-line"/>
     <w:p>
       <w:pPr>
         <w:pStyle w:val="Heading1"/>
@@ -12852,12 +11868,12 @@
                 <wp:inline>
                   <wp:extent cx="152400" cy="152400"/>
                   <wp:effectExtent b="0" l="0" r="0" t="0"/>
-                  <wp:docPr descr="" title="" id="113" name="Picture"/>
+                  <wp:docPr descr="" title="" id="109" name="Picture"/>
                   <a:graphic>
                     <a:graphicData uri="http://schemas.openxmlformats.org/drawingml/2006/picture">
                       <pic:pic>
                         <pic:nvPicPr>
-                          <pic:cNvPr descr="/Applications/Positron.app/Contents/Resources/app/quarto/share/formats/docx/note.png" id="114" name="Picture"/>
+                          <pic:cNvPr descr="/Applications/Positron.app/Contents/Resources/app/quarto/share/formats/docx/note.png" id="110" name="Picture"/>
                           <pic:cNvPicPr>
                             <a:picLocks noChangeArrowheads="1" noChangeAspect="1"/>
                           </pic:cNvPicPr>
@@ -12995,8 +12011,8 @@
         </w:tc>
       </w:tr>
     </w:tbl>
-    <w:bookmarkEnd w:id="115"/>
-    <w:bookmarkStart w:id="120" w:name="one-file-word-pdf-and-slides"/>
+    <w:bookmarkEnd w:id="111"/>
+    <w:bookmarkStart w:id="116" w:name="one-file-word-pdf-and-slides"/>
     <w:p>
       <w:pPr>
         <w:pStyle w:val="Heading1"/>
@@ -13291,12 +12307,12 @@
                 <wp:inline>
                   <wp:extent cx="152400" cy="152400"/>
                   <wp:effectExtent b="0" l="0" r="0" t="0"/>
-                  <wp:docPr descr="" title="" id="116" name="Picture"/>
+                  <wp:docPr descr="" title="" id="112" name="Picture"/>
                   <a:graphic>
                     <a:graphicData uri="http://schemas.openxmlformats.org/drawingml/2006/picture">
                       <pic:pic>
                         <pic:nvPicPr>
-                          <pic:cNvPr descr="/Applications/Positron.app/Contents/Resources/app/quarto/share/formats/docx/warning.png" id="117" name="Picture"/>
+                          <pic:cNvPr descr="/Applications/Positron.app/Contents/Resources/app/quarto/share/formats/docx/warning.png" id="113" name="Picture"/>
                           <pic:cNvPicPr>
                             <a:picLocks noChangeArrowheads="1" noChangeAspect="1"/>
                           </pic:cNvPicPr>
@@ -13436,12 +12452,12 @@
                 <wp:inline>
                   <wp:extent cx="152400" cy="152400"/>
                   <wp:effectExtent b="0" l="0" r="0" t="0"/>
-                  <wp:docPr descr="" title="" id="118" name="Picture"/>
+                  <wp:docPr descr="" title="" id="114" name="Picture"/>
                   <a:graphic>
                     <a:graphicData uri="http://schemas.openxmlformats.org/drawingml/2006/picture">
                       <pic:pic>
                         <pic:nvPicPr>
-                          <pic:cNvPr descr="/Applications/Positron.app/Contents/Resources/app/quarto/share/formats/docx/note.png" id="119" name="Picture"/>
+                          <pic:cNvPr descr="/Applications/Positron.app/Contents/Resources/app/quarto/share/formats/docx/note.png" id="115" name="Picture"/>
                           <pic:cNvPicPr>
                             <a:picLocks noChangeArrowheads="1" noChangeAspect="1"/>
                           </pic:cNvPicPr>
@@ -13556,109 +12572,854 @@
         </w:tc>
       </w:tr>
     </w:tbl>
-    <w:bookmarkEnd w:id="120"/>
-    <w:bookmarkStart w:id="121" w:name="pause-do-activity-parts-78-now"/>
+    <w:bookmarkEnd w:id="116"/>
+    <w:bookmarkStart w:id="119" w:name="making-things-fit-on-a-slide-revealjs"/>
     <w:p>
       <w:pPr>
         <w:pStyle w:val="Heading1"/>
       </w:pPr>
       <w:r>
-        <w:t xml:space="preserve">🛑 Pause — Do Activity Parts 7–8 Now</w:t>
+        <w:t xml:space="preserve">Making things fit on a slide (RevealJS)</w:t>
       </w:r>
     </w:p>
     <w:p>
       <w:pPr>
         <w:pStyle w:val="FirstParagraph"/>
       </w:pPr>
+      <w:r>
+        <w:t xml:space="preserve">These work in</w:t>
+      </w:r>
+      <w:r>
+        <w:t xml:space="preserve"> </w:t>
+      </w:r>
       <w:r>
         <w:rPr>
           <w:b/>
           <w:bCs/>
         </w:rPr>
-        <w:t xml:space="preserve">🛑 Do Activity Parts 7–8 now</w:t>
-      </w:r>
-    </w:p>
+        <w:t xml:space="preserve">any</w:t>
+      </w:r>
+      <w:r>
+        <w:t xml:space="preserve"> </w:t>
+      </w:r>
+      <w:r>
+        <w:t xml:space="preserve">Quarto presentation — they only change the slides, never the Word or PDF.</w:t>
+      </w:r>
+    </w:p>
+    <w:tbl>
+      <w:tblPr>
+        <w:tblStyle w:val="Table"/>
+        <w:tblW w:type="pct" w:w="5000"/>
+        <w:tblLayout w:type="fixed"/>
+        <w:tblLook w:firstRow="1" w:lastRow="0" w:firstColumn="0" w:lastColumn="0" w:noHBand="0" w:noVBand="0" w:val="0020"/>
+      </w:tblPr>
+      <w:tblGrid>
+        <w:gridCol w:w="2376"/>
+        <w:gridCol w:w="1742"/>
+        <w:gridCol w:w="3801"/>
+      </w:tblGrid>
+      <w:tr>
+        <w:trPr>
+          <w:tblHeader w:val="on"/>
+        </w:trPr>
+        <w:tc>
+          <w:tcPr/>
+          <w:p>
+            <w:pPr>
+              <w:pStyle w:val="Compact"/>
+              <w:jc w:val="left"/>
+            </w:pPr>
+            <w:r>
+              <w:t xml:space="preserve">Control</w:t>
+            </w:r>
+          </w:p>
+        </w:tc>
+        <w:tc>
+          <w:tcPr/>
+          <w:p>
+            <w:pPr>
+              <w:pStyle w:val="Compact"/>
+              <w:jc w:val="left"/>
+            </w:pPr>
+            <w:r>
+              <w:t xml:space="preserve">Where it goes</w:t>
+            </w:r>
+          </w:p>
+        </w:tc>
+        <w:tc>
+          <w:tcPr/>
+          <w:p>
+            <w:pPr>
+              <w:pStyle w:val="Compact"/>
+              <w:jc w:val="left"/>
+            </w:pPr>
+            <w:r>
+              <w:t xml:space="preserve">What it does</w:t>
+            </w:r>
+          </w:p>
+        </w:tc>
+      </w:tr>
+      <w:tr>
+        <w:tc>
+          <w:tcPr/>
+          <w:p>
+            <w:pPr>
+              <w:pStyle w:val="Compact"/>
+              <w:jc w:val="left"/>
+            </w:pPr>
+            <w:r>
+              <w:rPr>
+                <w:rStyle w:val="VerbatimChar"/>
+              </w:rPr>
+              <w:t xml:space="preserve">output-location: column</w:t>
+            </w:r>
+          </w:p>
+        </w:tc>
+        <w:tc>
+          <w:tcPr/>
+          <w:p>
+            <w:pPr>
+              <w:pStyle w:val="Compact"/>
+              <w:jc w:val="left"/>
+            </w:pPr>
+            <w:r>
+              <w:t xml:space="preserve">chunk</w:t>
+            </w:r>
+            <w:r>
+              <w:t xml:space="preserve"> </w:t>
+            </w:r>
+            <w:r>
+              <w:rPr>
+                <w:rStyle w:val="VerbatimChar"/>
+              </w:rPr>
+              <w:t xml:space="preserve">#|</w:t>
+            </w:r>
+            <w:r>
+              <w:t xml:space="preserve"> </w:t>
+            </w:r>
+            <w:r>
+              <w:t xml:space="preserve">line</w:t>
+            </w:r>
+          </w:p>
+        </w:tc>
+        <w:tc>
+          <w:tcPr/>
+          <w:p>
+            <w:pPr>
+              <w:pStyle w:val="Compact"/>
+              <w:jc w:val="left"/>
+            </w:pPr>
+            <w:r>
+              <w:t xml:space="preserve">code on the left, result on the right</w:t>
+            </w:r>
+          </w:p>
+        </w:tc>
+      </w:tr>
+      <w:tr>
+        <w:tc>
+          <w:tcPr/>
+          <w:p>
+            <w:pPr>
+              <w:pStyle w:val="Compact"/>
+              <w:jc w:val="left"/>
+            </w:pPr>
+            <w:r>
+              <w:rPr>
+                <w:rStyle w:val="VerbatimChar"/>
+              </w:rPr>
+              <w:t xml:space="preserve">output-location: slide</w:t>
+            </w:r>
+          </w:p>
+        </w:tc>
+        <w:tc>
+          <w:tcPr/>
+          <w:p>
+            <w:pPr>
+              <w:pStyle w:val="Compact"/>
+              <w:jc w:val="left"/>
+            </w:pPr>
+            <w:r>
+              <w:t xml:space="preserve">chunk</w:t>
+            </w:r>
+            <w:r>
+              <w:t xml:space="preserve"> </w:t>
+            </w:r>
+            <w:r>
+              <w:rPr>
+                <w:rStyle w:val="VerbatimChar"/>
+              </w:rPr>
+              <w:t xml:space="preserve">#|</w:t>
+            </w:r>
+            <w:r>
+              <w:t xml:space="preserve"> </w:t>
+            </w:r>
+            <w:r>
+              <w:t xml:space="preserve">line</w:t>
+            </w:r>
+          </w:p>
+        </w:tc>
+        <w:tc>
+          <w:tcPr/>
+          <w:p>
+            <w:pPr>
+              <w:pStyle w:val="Compact"/>
+              <w:jc w:val="left"/>
+            </w:pPr>
+            <w:r>
+              <w:t xml:space="preserve">result gets its own slide after the code</w:t>
+            </w:r>
+          </w:p>
+        </w:tc>
+      </w:tr>
+      <w:tr>
+        <w:tc>
+          <w:tcPr/>
+          <w:p>
+            <w:pPr>
+              <w:pStyle w:val="Compact"/>
+              <w:jc w:val="left"/>
+            </w:pPr>
+            <w:r>
+              <w:rPr>
+                <w:rStyle w:val="VerbatimChar"/>
+              </w:rPr>
+              <w:t xml:space="preserve">output-location: fragment</w:t>
+            </w:r>
+          </w:p>
+        </w:tc>
+        <w:tc>
+          <w:tcPr/>
+          <w:p>
+            <w:pPr>
+              <w:pStyle w:val="Compact"/>
+              <w:jc w:val="left"/>
+            </w:pPr>
+            <w:r>
+              <w:t xml:space="preserve">chunk</w:t>
+            </w:r>
+            <w:r>
+              <w:t xml:space="preserve"> </w:t>
+            </w:r>
+            <w:r>
+              <w:rPr>
+                <w:rStyle w:val="VerbatimChar"/>
+              </w:rPr>
+              <w:t xml:space="preserve">#|</w:t>
+            </w:r>
+            <w:r>
+              <w:t xml:space="preserve"> </w:t>
+            </w:r>
+            <w:r>
+              <w:t xml:space="preserve">line</w:t>
+            </w:r>
+          </w:p>
+        </w:tc>
+        <w:tc>
+          <w:tcPr/>
+          <w:p>
+            <w:pPr>
+              <w:pStyle w:val="Compact"/>
+              <w:jc w:val="left"/>
+            </w:pPr>
+            <w:r>
+              <w:t xml:space="preserve">result appears on the next click</w:t>
+            </w:r>
+          </w:p>
+        </w:tc>
+      </w:tr>
+      <w:tr>
+        <w:tc>
+          <w:tcPr/>
+          <w:p>
+            <w:pPr>
+              <w:pStyle w:val="Compact"/>
+              <w:jc w:val="left"/>
+            </w:pPr>
+            <w:r>
+              <w:rPr>
+                <w:rStyle w:val="VerbatimChar"/>
+              </w:rPr>
+              <w:t xml:space="preserve">fig-width</w:t>
+            </w:r>
+            <w:r>
+              <w:t xml:space="preserve"> </w:t>
+            </w:r>
+            <w:r>
+              <w:t xml:space="preserve">/</w:t>
+            </w:r>
+            <w:r>
+              <w:t xml:space="preserve"> </w:t>
+            </w:r>
+            <w:r>
+              <w:rPr>
+                <w:rStyle w:val="VerbatimChar"/>
+              </w:rPr>
+              <w:t xml:space="preserve">fig-height</w:t>
+            </w:r>
+          </w:p>
+        </w:tc>
+        <w:tc>
+          <w:tcPr/>
+          <w:p>
+            <w:pPr>
+              <w:pStyle w:val="Compact"/>
+              <w:jc w:val="left"/>
+            </w:pPr>
+            <w:r>
+              <w:t xml:space="preserve">chunk</w:t>
+            </w:r>
+            <w:r>
+              <w:t xml:space="preserve"> </w:t>
+            </w:r>
+            <w:r>
+              <w:rPr>
+                <w:rStyle w:val="VerbatimChar"/>
+              </w:rPr>
+              <w:t xml:space="preserve">#|</w:t>
+            </w:r>
+            <w:r>
+              <w:t xml:space="preserve"> </w:t>
+            </w:r>
+            <w:r>
+              <w:t xml:space="preserve">line</w:t>
+            </w:r>
+          </w:p>
+        </w:tc>
+        <w:tc>
+          <w:tcPr/>
+          <w:p>
+            <w:pPr>
+              <w:pStyle w:val="Compact"/>
+              <w:jc w:val="left"/>
+            </w:pPr>
+            <w:r>
+              <w:t xml:space="preserve">a shorter figure fits under more text</w:t>
+            </w:r>
+          </w:p>
+        </w:tc>
+      </w:tr>
+      <w:tr>
+        <w:tc>
+          <w:tcPr/>
+          <w:p>
+            <w:pPr>
+              <w:pStyle w:val="Compact"/>
+              <w:jc w:val="left"/>
+            </w:pPr>
+            <w:r>
+              <w:rPr>
+                <w:rStyle w:val="VerbatimChar"/>
+              </w:rPr>
+              <w:t xml:space="preserve">echo: false</w:t>
+            </w:r>
+          </w:p>
+        </w:tc>
+        <w:tc>
+          <w:tcPr/>
+          <w:p>
+            <w:pPr>
+              <w:pStyle w:val="Compact"/>
+              <w:jc w:val="left"/>
+            </w:pPr>
+            <w:r>
+              <w:t xml:space="preserve">chunk or</w:t>
+            </w:r>
+            <w:r>
+              <w:t xml:space="preserve"> </w:t>
+            </w:r>
+            <w:r>
+              <w:rPr>
+                <w:rStyle w:val="VerbatimChar"/>
+              </w:rPr>
+              <w:t xml:space="preserve">execute:</w:t>
+            </w:r>
+          </w:p>
+        </w:tc>
+        <w:tc>
+          <w:tcPr/>
+          <w:p>
+            <w:pPr>
+              <w:pStyle w:val="Compact"/>
+              <w:jc w:val="left"/>
+            </w:pPr>
+            <w:r>
+              <w:t xml:space="preserve">hide the code — just show the result</w:t>
+            </w:r>
+          </w:p>
+        </w:tc>
+      </w:tr>
+      <w:tr>
+        <w:tc>
+          <w:tcPr/>
+          <w:p>
+            <w:pPr>
+              <w:pStyle w:val="Compact"/>
+              <w:jc w:val="left"/>
+            </w:pPr>
+            <w:r>
+              <w:rPr>
+                <w:rStyle w:val="VerbatimChar"/>
+              </w:rPr>
+              <w:t xml:space="preserve">smaller: true</w:t>
+            </w:r>
+          </w:p>
+        </w:tc>
+        <w:tc>
+          <w:tcPr/>
+          <w:p>
+            <w:pPr>
+              <w:pStyle w:val="Compact"/>
+              <w:jc w:val="left"/>
+            </w:pPr>
+            <w:r>
+              <w:t xml:space="preserve">under</w:t>
+            </w:r>
+            <w:r>
+              <w:t xml:space="preserve"> </w:t>
+            </w:r>
+            <w:r>
+              <w:rPr>
+                <w:rStyle w:val="VerbatimChar"/>
+              </w:rPr>
+              <w:t xml:space="preserve">revealjs:</w:t>
+            </w:r>
+          </w:p>
+        </w:tc>
+        <w:tc>
+          <w:tcPr/>
+          <w:p>
+            <w:pPr>
+              <w:pStyle w:val="Compact"/>
+              <w:jc w:val="left"/>
+            </w:pPr>
+            <w:r>
+              <w:t xml:space="preserve">smaller text on every slide</w:t>
+            </w:r>
+          </w:p>
+        </w:tc>
+      </w:tr>
+      <w:tr>
+        <w:tc>
+          <w:tcPr/>
+          <w:p>
+            <w:pPr>
+              <w:pStyle w:val="Compact"/>
+              <w:jc w:val="left"/>
+            </w:pPr>
+            <w:r>
+              <w:rPr>
+                <w:rStyle w:val="VerbatimChar"/>
+              </w:rPr>
+              <w:t xml:space="preserve">scrollable: true</w:t>
+            </w:r>
+          </w:p>
+        </w:tc>
+        <w:tc>
+          <w:tcPr/>
+          <w:p>
+            <w:pPr>
+              <w:pStyle w:val="Compact"/>
+              <w:jc w:val="left"/>
+            </w:pPr>
+            <w:r>
+              <w:t xml:space="preserve">under</w:t>
+            </w:r>
+            <w:r>
+              <w:t xml:space="preserve"> </w:t>
+            </w:r>
+            <w:r>
+              <w:rPr>
+                <w:rStyle w:val="VerbatimChar"/>
+              </w:rPr>
+              <w:t xml:space="preserve">revealjs:</w:t>
+            </w:r>
+          </w:p>
+        </w:tc>
+        <w:tc>
+          <w:tcPr/>
+          <w:p>
+            <w:pPr>
+              <w:pStyle w:val="Compact"/>
+              <w:jc w:val="left"/>
+            </w:pPr>
+            <w:r>
+              <w:t xml:space="preserve">a long slide scrolls instead of being cut off</w:t>
+            </w:r>
+          </w:p>
+        </w:tc>
+      </w:tr>
+      <w:tr>
+        <w:tc>
+          <w:tcPr/>
+          <w:p>
+            <w:pPr>
+              <w:pStyle w:val="Compact"/>
+              <w:jc w:val="left"/>
+            </w:pPr>
+            <w:r>
+              <w:rPr>
+                <w:rStyle w:val="VerbatimChar"/>
+              </w:rPr>
+              <w:t xml:space="preserve">## Title {.smaller}</w:t>
+            </w:r>
+          </w:p>
+        </w:tc>
+        <w:tc>
+          <w:tcPr/>
+          <w:p>
+            <w:pPr>
+              <w:pStyle w:val="Compact"/>
+              <w:jc w:val="left"/>
+            </w:pPr>
+            <w:r>
+              <w:t xml:space="preserve">on one heading</w:t>
+            </w:r>
+          </w:p>
+        </w:tc>
+        <w:tc>
+          <w:tcPr/>
+          <w:p>
+            <w:pPr>
+              <w:pStyle w:val="Compact"/>
+              <w:jc w:val="left"/>
+            </w:pPr>
+            <w:r>
+              <w:t xml:space="preserve">smaller text on</w:t>
+            </w:r>
+            <w:r>
+              <w:t xml:space="preserve"> </w:t>
+            </w:r>
+            <w:r>
+              <w:rPr>
+                <w:b/>
+                <w:bCs/>
+              </w:rPr>
+              <w:t xml:space="preserve">that</w:t>
+            </w:r>
+            <w:r>
+              <w:t xml:space="preserve"> </w:t>
+            </w:r>
+            <w:r>
+              <w:t xml:space="preserve">slide only</w:t>
+            </w:r>
+          </w:p>
+        </w:tc>
+      </w:tr>
+      <w:tr>
+        <w:tc>
+          <w:tcPr/>
+          <w:p>
+            <w:pPr>
+              <w:pStyle w:val="Compact"/>
+              <w:jc w:val="left"/>
+            </w:pPr>
+            <w:r>
+              <w:rPr>
+                <w:rStyle w:val="VerbatimChar"/>
+              </w:rPr>
+              <w:t xml:space="preserve">:::: columns</w:t>
+            </w:r>
+          </w:p>
+        </w:tc>
+        <w:tc>
+          <w:tcPr/>
+          <w:p>
+            <w:pPr>
+              <w:pStyle w:val="Compact"/>
+              <w:jc w:val="left"/>
+            </w:pPr>
+            <w:r>
+              <w:t xml:space="preserve">in the Markdown</w:t>
+            </w:r>
+          </w:p>
+        </w:tc>
+        <w:tc>
+          <w:tcPr/>
+          <w:p>
+            <w:pPr>
+              <w:pStyle w:val="Compact"/>
+              <w:jc w:val="left"/>
+            </w:pPr>
+            <w:r>
+              <w:t xml:space="preserve">put any two things side by side</w:t>
+            </w:r>
+          </w:p>
+        </w:tc>
+      </w:tr>
+    </w:tbl>
     <w:p>
       <w:pPr>
         <w:pStyle w:val="BodyText"/>
       </w:pPr>
       <w:r>
-        <w:t xml:space="preserve">Read the Welch’s t-test, finish its table, write a short Discussion, set</w:t>
-      </w:r>
-      <w:r>
-        <w:t xml:space="preserve"> </w:t>
-      </w:r>
-      <w:r>
-        <w:rPr>
-          <w:rStyle w:val="VerbatimChar"/>
-        </w:rPr>
-        <w:t xml:space="preserve">echo: false</w:t>
-      </w:r>
-      <w:r>
-        <w:t xml:space="preserve">, then</w:t>
-      </w:r>
-      <w:r>
-        <w:t xml:space="preserve"> </w:t>
-      </w:r>
-      <w:r>
-        <w:rPr>
-          <w:rStyle w:val="VerbatimChar"/>
-        </w:rPr>
-        <w:t xml:space="preserve">quarto render leaf_report.qmd</w:t>
-      </w:r>
-      <w:r>
-        <w:t xml:space="preserve"> </w:t>
-      </w:r>
-      <w:r>
-        <w:t xml:space="preserve">in the Terminal. Hand in the</w:t>
-      </w:r>
-      <w:r>
-        <w:t xml:space="preserve"> </w:t>
-      </w:r>
-      <w:r>
-        <w:rPr>
-          <w:rStyle w:val="VerbatimChar"/>
-        </w:rPr>
-        <w:t xml:space="preserve">.qmd</w:t>
-      </w:r>
-      <w:r>
-        <w:t xml:space="preserve">,</w:t>
-      </w:r>
-      <w:r>
-        <w:t xml:space="preserve"> </w:t>
-      </w:r>
-      <w:r>
-        <w:rPr>
-          <w:rStyle w:val="VerbatimChar"/>
-        </w:rPr>
-        <w:t xml:space="preserve">.docx</w:t>
-      </w:r>
-      <w:r>
-        <w:t xml:space="preserve">, and</w:t>
-      </w:r>
-      <w:r>
-        <w:t xml:space="preserve"> </w:t>
-      </w:r>
-      <w:r>
-        <w:rPr>
-          <w:rStyle w:val="VerbatimChar"/>
-        </w:rPr>
-        <w:t xml:space="preserve">.pdf</w:t>
-      </w:r>
-      <w:r>
-        <w:t xml:space="preserve"> </w:t>
-      </w:r>
-      <w:r>
-        <w:t xml:space="preserve">— then</w:t>
-      </w:r>
-      <w:r>
-        <w:t xml:space="preserve"> </w:t>
-      </w:r>
+        <w:t xml:space="preserve"> </w:t>
+      </w:r>
+    </w:p>
+    <w:tbl>
+      <w:tblPr>
+        <w:tblStyle w:val="Table"/>
+        <w:tblLook w:firstRow="0" w:lastRow="0" w:firstColumn="0" w:lastColumn="0" w:noHBand="0" w:noVBand="0" w:val="0000"/>
+        <w:tblBorders>
+          <w:top w:val="single" w:sz="4" w:space="0" w:color="00A047"/>
+          <w:left w:val="single" w:sz="24" w:space="0" w:color="00A047"/>
+          <w:bottom w:val="single" w:sz="4" w:space="0" w:color="00A047"/>
+          <w:right w:val="single" w:sz="4" w:space="0" w:color="00A047"/>
+        </w:tblBorders>
+        <w:tblCellMar>
+          <w:left w:w="144" w:type="dxa"/>
+          <w:right w:w="144" w:type="dxa"/>
+        </w:tblCellMar>
+        <w:tblLook w:firstRow="0" w:lastRow="0" w:firstColumn="0" w:lastColumn="0" w:noHBand="0" w:noVBand="0" w:val="0000"/>
+      </w:tblPr>
+      <w:tr>
+        <w:trPr>
+          <w:cantSplit/>
+        </w:trPr>
+        <w:tc>
+          <w:tcPr>
+            <w:shd w:color="auto" w:fill="ccf1e3" w:val="clear"/>
+            <w:tcMar>
+              <w:top w:w="92" w:type="dxa"/>
+              <w:bottom w:w="92" w:type="dxa"/>
+            </w:tcMar>
+          </w:tcPr>
+          <w:p>
+            <w:pPr>
+              <w:pStyle w:val="BodyText"/>
+            </w:pPr>
+            <w:pPr>
+              <w:spacing w:before="0" w:after="0"/>
+              <w:textAlignment w:val="center"/>
+            </w:pPr>
+            <w:r>
+              <w:drawing>
+                <wp:inline>
+                  <wp:extent cx="152400" cy="152400"/>
+                  <wp:effectExtent b="0" l="0" r="0" t="0"/>
+                  <wp:docPr descr="" title="" id="117" name="Picture"/>
+                  <a:graphic>
+                    <a:graphicData uri="http://schemas.openxmlformats.org/drawingml/2006/picture">
+                      <pic:pic>
+                        <pic:nvPicPr>
+                          <pic:cNvPr descr="/Applications/Positron.app/Contents/Resources/app/quarto/share/formats/docx/tip.png" id="118" name="Picture"/>
+                          <pic:cNvPicPr>
+                            <a:picLocks noChangeArrowheads="1" noChangeAspect="1"/>
+                          </pic:cNvPicPr>
+                        </pic:nvPicPr>
+                        <pic:blipFill>
+                          <a:blip r:embed="rId13"/>
+                          <a:stretch>
+                            <a:fillRect/>
+                          </a:stretch>
+                        </pic:blipFill>
+                        <pic:spPr bwMode="auto">
+                          <a:xfrm>
+                            <a:off x="0" y="0"/>
+                            <a:ext cx="152400" cy="152400"/>
+                          </a:xfrm>
+                          <a:prstGeom prst="rect">
+                            <a:avLst/>
+                          </a:prstGeom>
+                          <a:noFill/>
+                          <a:ln w="9525">
+                            <a:noFill/>
+                            <a:headEnd/>
+                            <a:tailEnd/>
+                          </a:ln>
+                        </pic:spPr>
+                      </pic:pic>
+                    </a:graphicData>
+                  </a:graphic>
+                </wp:inline>
+              </w:drawing>
+            </w:r>
+            <w:r>
+              <w:t xml:space="preserve"> </w:t>
+            </w:r>
+            <w:r>
+              <w:t xml:space="preserve"> </w:t>
+            </w:r>
+            <w:r>
+              <w:t xml:space="preserve">Tip</w:t>
+            </w:r>
+          </w:p>
+        </w:tc>
+      </w:tr>
+      <w:tr>
+        <w:trPr>
+          <w:cantSplit/>
+        </w:trPr>
+        <w:tc>
+          <w:tcPr>
+            <w:tcMar>
+              <w:top w:w="108" w:type="dxa"/>
+              <w:bottom w:w="108" w:type="dxa"/>
+            </w:tcMar>
+          </w:tcPr>
+          <w:p>
+            <w:pPr>
+              <w:pStyle w:val="BodyText"/>
+            </w:pPr>
+            <w:pPr>
+              <w:spacing w:before="16" w:after="16"/>
+            </w:pPr>
+            <w:r>
+              <w:t xml:space="preserve">Put</w:t>
+            </w:r>
+            <w:r>
+              <w:t xml:space="preserve"> </w:t>
+            </w:r>
+            <w:r>
+              <w:rPr>
+                <w:rStyle w:val="VerbatimChar"/>
+              </w:rPr>
+              <w:t xml:space="preserve">output-location: column</w:t>
+            </w:r>
+            <w:r>
+              <w:t xml:space="preserve"> </w:t>
+            </w:r>
+            <w:r>
+              <w:t xml:space="preserve">under</w:t>
+            </w:r>
+            <w:r>
+              <w:t xml:space="preserve"> </w:t>
+            </w:r>
+            <w:r>
+              <w:rPr>
+                <w:rStyle w:val="VerbatimChar"/>
+              </w:rPr>
+              <w:t xml:space="preserve">revealjs:</w:t>
+            </w:r>
+            <w:r>
+              <w:t xml:space="preserve"> </w:t>
+            </w:r>
+            <w:r>
+              <w:t xml:space="preserve">in the YAML and</w:t>
+            </w:r>
+            <w:r>
+              <w:t xml:space="preserve"> </w:t>
+            </w:r>
+            <w:r>
+              <w:rPr>
+                <w:b/>
+                <w:bCs/>
+              </w:rPr>
+              <w:t xml:space="preserve">every</w:t>
+            </w:r>
+            <w:r>
+              <w:t xml:space="preserve"> </w:t>
+            </w:r>
+            <w:r>
+              <w:t xml:space="preserve">chunk in your slides gets code-left, plot-right.</w:t>
+            </w:r>
+          </w:p>
+          <w:p/>
+        </w:tc>
+      </w:tr>
+    </w:tbl>
+    <w:bookmarkEnd w:id="119"/>
+    <w:bookmarkStart w:id="120" w:name="pause-do-activity-parts-78-now"/>
+    <w:p>
+      <w:pPr>
+        <w:pStyle w:val="Heading1"/>
+      </w:pPr>
+      <w:r>
+        <w:t xml:space="preserve">🛑 Pause — Do Activity Parts 7–8 Now</w:t>
+      </w:r>
+    </w:p>
+    <w:p>
+      <w:pPr>
+        <w:pStyle w:val="FirstParagraph"/>
+      </w:pPr>
       <w:r>
         <w:rPr>
           <w:b/>
           <w:bCs/>
         </w:rPr>
+        <w:t xml:space="preserve">🛑 Do Activity Parts 7–8 now</w:t>
+      </w:r>
+    </w:p>
+    <w:p>
+      <w:pPr>
+        <w:pStyle w:val="BodyText"/>
+      </w:pPr>
+      <w:r>
+        <w:t xml:space="preserve">Read the Welch’s t-test, finish its table, write a short Discussion, set</w:t>
+      </w:r>
+      <w:r>
+        <w:t xml:space="preserve"> </w:t>
+      </w:r>
+      <w:r>
+        <w:rPr>
+          <w:rStyle w:val="VerbatimChar"/>
+        </w:rPr>
+        <w:t xml:space="preserve">echo: false</w:t>
+      </w:r>
+      <w:r>
+        <w:t xml:space="preserve">, then</w:t>
+      </w:r>
+      <w:r>
+        <w:t xml:space="preserve"> </w:t>
+      </w:r>
+      <w:r>
+        <w:rPr>
+          <w:rStyle w:val="VerbatimChar"/>
+        </w:rPr>
+        <w:t xml:space="preserve">quarto render leaf_report.qmd</w:t>
+      </w:r>
+      <w:r>
+        <w:t xml:space="preserve"> </w:t>
+      </w:r>
+      <w:r>
+        <w:t xml:space="preserve">in the Terminal. Hand in the</w:t>
+      </w:r>
+      <w:r>
+        <w:t xml:space="preserve"> </w:t>
+      </w:r>
+      <w:r>
+        <w:rPr>
+          <w:rStyle w:val="VerbatimChar"/>
+        </w:rPr>
+        <w:t xml:space="preserve">.qmd</w:t>
+      </w:r>
+      <w:r>
+        <w:t xml:space="preserve">,</w:t>
+      </w:r>
+      <w:r>
+        <w:t xml:space="preserve"> </w:t>
+      </w:r>
+      <w:r>
+        <w:rPr>
+          <w:rStyle w:val="VerbatimChar"/>
+        </w:rPr>
+        <w:t xml:space="preserve">.docx</w:t>
+      </w:r>
+      <w:r>
+        <w:t xml:space="preserve">, and</w:t>
+      </w:r>
+      <w:r>
+        <w:t xml:space="preserve"> </w:t>
+      </w:r>
+      <w:r>
+        <w:rPr>
+          <w:rStyle w:val="VerbatimChar"/>
+        </w:rPr>
+        <w:t xml:space="preserve">.pdf</w:t>
+      </w:r>
+      <w:r>
+        <w:t xml:space="preserve"> </w:t>
+      </w:r>
+      <w:r>
+        <w:t xml:space="preserve">— then</w:t>
+      </w:r>
+      <w:r>
+        <w:t xml:space="preserve"> </w:t>
+      </w:r>
+      <w:r>
+        <w:rPr>
+          <w:b/>
+          <w:bCs/>
+        </w:rPr>
         <w:t xml:space="preserve">play</w:t>
       </w:r>
       <w:r>
@@ -13668,8 +13429,8 @@
         <w:t xml:space="preserve">(Activity Part 9).</w:t>
       </w:r>
     </w:p>
-    <w:bookmarkEnd w:id="121"/>
-    <w:bookmarkStart w:id="126" w:name="wrap-up-what-you-can-now-do"/>
+    <w:bookmarkEnd w:id="120"/>
+    <w:bookmarkStart w:id="125" w:name="wrap-up-what-you-can-now-do"/>
     <w:p>
       <w:pPr>
         <w:pStyle w:val="Heading1"/>
@@ -13683,7 +13444,7 @@
         <w:pStyle w:val="Compact"/>
         <w:numPr>
           <w:ilvl w:val="0"/>
-          <w:numId w:val="1020"/>
+          <w:numId w:val="1021"/>
         </w:numPr>
       </w:pPr>
       <w:r>
@@ -13711,7 +13472,7 @@
         <w:pStyle w:val="Compact"/>
         <w:numPr>
           <w:ilvl w:val="0"/>
-          <w:numId w:val="1020"/>
+          <w:numId w:val="1021"/>
         </w:numPr>
       </w:pPr>
       <w:r>
@@ -13769,7 +13530,7 @@
         <w:pStyle w:val="Compact"/>
         <w:numPr>
           <w:ilvl w:val="0"/>
-          <w:numId w:val="1020"/>
+          <w:numId w:val="1021"/>
         </w:numPr>
       </w:pPr>
       <w:r>
@@ -13806,7 +13567,7 @@
         <w:pStyle w:val="Compact"/>
         <w:numPr>
           <w:ilvl w:val="0"/>
-          <w:numId w:val="1020"/>
+          <w:numId w:val="1021"/>
         </w:numPr>
       </w:pPr>
       <w:r>
@@ -13850,7 +13611,7 @@
         <w:pStyle w:val="Compact"/>
         <w:numPr>
           <w:ilvl w:val="0"/>
-          <w:numId w:val="1020"/>
+          <w:numId w:val="1021"/>
         </w:numPr>
       </w:pPr>
       <w:r>
@@ -13875,7 +13636,7 @@
         <w:pStyle w:val="Compact"/>
         <w:numPr>
           <w:ilvl w:val="0"/>
-          <w:numId w:val="1020"/>
+          <w:numId w:val="1021"/>
         </w:numPr>
       </w:pPr>
       <w:r>
@@ -13949,12 +13710,12 @@
                 <wp:inline>
                   <wp:extent cx="152400" cy="152400"/>
                   <wp:effectExtent b="0" l="0" r="0" t="0"/>
-                  <wp:docPr descr="" title="" id="122" name="Picture"/>
+                  <wp:docPr descr="" title="" id="121" name="Picture"/>
                   <a:graphic>
                     <a:graphicData uri="http://schemas.openxmlformats.org/drawingml/2006/picture">
                       <pic:pic>
                         <pic:nvPicPr>
-                          <pic:cNvPr descr="/Applications/Positron.app/Contents/Resources/app/quarto/share/formats/docx/note.png" id="123" name="Picture"/>
+                          <pic:cNvPr descr="/Applications/Positron.app/Contents/Resources/app/quarto/share/formats/docx/note.png" id="122" name="Picture"/>
                           <pic:cNvPicPr>
                             <a:picLocks noChangeArrowheads="1" noChangeAspect="1"/>
                           </pic:cNvPicPr>
@@ -14088,12 +13849,12 @@
                 <wp:inline>
                   <wp:extent cx="152400" cy="152400"/>
                   <wp:effectExtent b="0" l="0" r="0" t="0"/>
-                  <wp:docPr descr="" title="" id="124" name="Picture"/>
+                  <wp:docPr descr="" title="" id="123" name="Picture"/>
                   <a:graphic>
                     <a:graphicData uri="http://schemas.openxmlformats.org/drawingml/2006/picture">
                       <pic:pic>
                         <pic:nvPicPr>
-                          <pic:cNvPr descr="/Applications/Positron.app/Contents/Resources/app/quarto/share/formats/docx/tip.png" id="125" name="Picture"/>
+                          <pic:cNvPr descr="/Applications/Positron.app/Contents/Resources/app/quarto/share/formats/docx/tip.png" id="124" name="Picture"/>
                           <pic:cNvPicPr>
                             <a:picLocks noChangeArrowheads="1" noChangeAspect="1"/>
                           </pic:cNvPicPr>
@@ -14210,7 +13971,7 @@
         <w:pStyle w:val="Compact"/>
         <w:numPr>
           <w:ilvl w:val="0"/>
-          <w:numId w:val="1021"/>
+          <w:numId w:val="1022"/>
         </w:numPr>
       </w:pPr>
       <w:r>
@@ -14235,7 +13996,7 @@
         <w:pStyle w:val="Compact"/>
         <w:numPr>
           <w:ilvl w:val="0"/>
-          <w:numId w:val="1021"/>
+          <w:numId w:val="1022"/>
         </w:numPr>
       </w:pPr>
       <w:r>
@@ -14247,14 +14008,14 @@
         <w:pStyle w:val="Compact"/>
         <w:numPr>
           <w:ilvl w:val="0"/>
-          <w:numId w:val="1021"/>
+          <w:numId w:val="1022"/>
         </w:numPr>
       </w:pPr>
       <w:r>
         <w:t xml:space="preserve">…written up in your Quarto report</w:t>
       </w:r>
     </w:p>
-    <w:bookmarkEnd w:id="126"/>
+    <w:bookmarkEnd w:id="125"/>
     <w:sectPr>
       <w:pgSz w:h="15840" w:w="12240"/>
       <w:pgMar w:bottom="720" w:footer="432" w:gutter="0" w:header="432" w:left="720" w:right="1008" w:top="720"/>
@@ -14645,6 +14406,9 @@
     <w:abstractNumId w:val="991"/>
   </w:num>
   <w:num w:numId="1021">
+    <w:abstractNumId w:val="991"/>
+  </w:num>
+  <w:num w:numId="1022">
     <w:abstractNumId w:val="991"/>
   </w:num>
 </w:numbering>

--- a/docs/content/quarto/quarto_lecture.docx
+++ b/docs/content/quarto/quarto_lecture.docx
@@ -31,7 +31,7 @@
         <w:pStyle w:val="Date"/>
       </w:pPr>
       <w:r>
-        <w:t xml:space="preserve">2026-09-29</w:t>
+        <w:t xml:space="preserve">2026-10-01</w:t>
       </w:r>
     </w:p>
     <w:bookmarkStart w:id="12" w:name="where-we-left-off-lectures-0306"/>

--- a/docs/content/quarto/quarto_lecture.docx
+++ b/docs/content/quarto/quarto_lecture.docx
@@ -31,7 +31,7 @@
         <w:pStyle w:val="Date"/>
       </w:pPr>
       <w:r>
-        <w:t xml:space="preserve">2026-10-01</w:t>
+        <w:t xml:space="preserve">2026-10-05</w:t>
       </w:r>
     </w:p>
     <w:bookmarkStart w:id="12" w:name="where-we-left-off-lectures-0306"/>
@@ -255,7 +255,7 @@
                     <a:graphicData uri="http://schemas.openxmlformats.org/drawingml/2006/picture">
                       <pic:pic>
                         <pic:nvPicPr>
-                          <pic:cNvPr descr="/Applications/Positron.app/Contents/Resources/app/quarto/share/formats/docx/note.png" id="11" name="Picture"/>
+                          <pic:cNvPr descr="/opt/quarto/share/formats/docx/note.png" id="11" name="Picture"/>
                           <pic:cNvPicPr>
                             <a:picLocks noChangeArrowheads="1" noChangeAspect="1"/>
                           </pic:cNvPicPr>
@@ -632,7 +632,7 @@
                     <a:graphicData uri="http://schemas.openxmlformats.org/drawingml/2006/picture">
                       <pic:pic>
                         <pic:nvPicPr>
-                          <pic:cNvPr descr="/Applications/Positron.app/Contents/Resources/app/quarto/share/formats/docx/tip.png" id="15" name="Picture"/>
+                          <pic:cNvPr descr="/opt/quarto/share/formats/docx/tip.png" id="15" name="Picture"/>
                           <pic:cNvPicPr>
                             <a:picLocks noChangeArrowheads="1" noChangeAspect="1"/>
                           </pic:cNvPicPr>
@@ -1081,7 +1081,7 @@
                     <a:graphicData uri="http://schemas.openxmlformats.org/drawingml/2006/picture">
                       <pic:pic>
                         <pic:nvPicPr>
-                          <pic:cNvPr descr="/Applications/Positron.app/Contents/Resources/app/quarto/share/formats/docx/note.png" id="22" name="Picture"/>
+                          <pic:cNvPr descr="/opt/quarto/share/formats/docx/note.png" id="22" name="Picture"/>
                           <pic:cNvPicPr>
                             <a:picLocks noChangeArrowheads="1" noChangeAspect="1"/>
                           </pic:cNvPicPr>
@@ -1326,7 +1326,7 @@
                     <a:graphicData uri="http://schemas.openxmlformats.org/drawingml/2006/picture">
                       <pic:pic>
                         <pic:nvPicPr>
-                          <pic:cNvPr descr="/Applications/Positron.app/Contents/Resources/app/quarto/share/formats/docx/tip.png" id="25" name="Picture"/>
+                          <pic:cNvPr descr="/opt/quarto/share/formats/docx/tip.png" id="25" name="Picture"/>
                           <pic:cNvPicPr>
                             <a:picLocks noChangeArrowheads="1" noChangeAspect="1"/>
                           </pic:cNvPicPr>
@@ -1594,7 +1594,7 @@
                     <a:graphicData uri="http://schemas.openxmlformats.org/drawingml/2006/picture">
                       <pic:pic>
                         <pic:nvPicPr>
-                          <pic:cNvPr descr="/Applications/Positron.app/Contents/Resources/app/quarto/share/formats/docx/warning.png" id="29" name="Picture"/>
+                          <pic:cNvPr descr="/opt/quarto/share/formats/docx/warning.png" id="29" name="Picture"/>
                           <pic:cNvPicPr>
                             <a:picLocks noChangeArrowheads="1" noChangeAspect="1"/>
                           </pic:cNvPicPr>
@@ -1725,7 +1725,7 @@
                     <a:graphicData uri="http://schemas.openxmlformats.org/drawingml/2006/picture">
                       <pic:pic>
                         <pic:nvPicPr>
-                          <pic:cNvPr descr="/Applications/Positron.app/Contents/Resources/app/quarto/share/formats/docx/note.png" id="31" name="Picture"/>
+                          <pic:cNvPr descr="/opt/quarto/share/formats/docx/note.png" id="31" name="Picture"/>
                           <pic:cNvPicPr>
                             <a:picLocks noChangeArrowheads="1" noChangeAspect="1"/>
                           </pic:cNvPicPr>
@@ -2040,7 +2040,7 @@
                     <a:graphicData uri="http://schemas.openxmlformats.org/drawingml/2006/picture">
                       <pic:pic>
                         <pic:nvPicPr>
-                          <pic:cNvPr descr="/Applications/Positron.app/Contents/Resources/app/quarto/share/formats/docx/note.png" id="35" name="Picture"/>
+                          <pic:cNvPr descr="/opt/quarto/share/formats/docx/note.png" id="35" name="Picture"/>
                           <pic:cNvPicPr>
                             <a:picLocks noChangeArrowheads="1" noChangeAspect="1"/>
                           </pic:cNvPicPr>
@@ -2204,7 +2204,7 @@
                     <a:graphicData uri="http://schemas.openxmlformats.org/drawingml/2006/picture">
                       <pic:pic>
                         <pic:nvPicPr>
-                          <pic:cNvPr descr="/Applications/Positron.app/Contents/Resources/app/quarto/share/formats/docx/note.png" id="37" name="Picture"/>
+                          <pic:cNvPr descr="/opt/quarto/share/formats/docx/note.png" id="37" name="Picture"/>
                           <pic:cNvPicPr>
                             <a:picLocks noChangeArrowheads="1" noChangeAspect="1"/>
                           </pic:cNvPicPr>
@@ -2613,7 +2613,7 @@
                     <a:graphicData uri="http://schemas.openxmlformats.org/drawingml/2006/picture">
                       <pic:pic>
                         <pic:nvPicPr>
-                          <pic:cNvPr descr="/Applications/Positron.app/Contents/Resources/app/quarto/share/formats/docx/note.png" id="40" name="Picture"/>
+                          <pic:cNvPr descr="/opt/quarto/share/formats/docx/note.png" id="40" name="Picture"/>
                           <pic:cNvPicPr>
                             <a:picLocks noChangeArrowheads="1" noChangeAspect="1"/>
                           </pic:cNvPicPr>
@@ -2818,7 +2818,7 @@
                     <a:graphicData uri="http://schemas.openxmlformats.org/drawingml/2006/picture">
                       <pic:pic>
                         <pic:nvPicPr>
-                          <pic:cNvPr descr="/Applications/Positron.app/Contents/Resources/app/quarto/share/formats/docx/warning.png" id="42" name="Picture"/>
+                          <pic:cNvPr descr="/opt/quarto/share/formats/docx/warning.png" id="42" name="Picture"/>
                           <pic:cNvPicPr>
                             <a:picLocks noChangeArrowheads="1" noChangeAspect="1"/>
                           </pic:cNvPicPr>
@@ -3131,7 +3131,7 @@
                     <a:graphicData uri="http://schemas.openxmlformats.org/drawingml/2006/picture">
                       <pic:pic>
                         <pic:nvPicPr>
-                          <pic:cNvPr descr="/Applications/Positron.app/Contents/Resources/app/quarto/share/formats/docx/tip.png" id="46" name="Picture"/>
+                          <pic:cNvPr descr="/opt/quarto/share/formats/docx/tip.png" id="46" name="Picture"/>
                           <pic:cNvPicPr>
                             <a:picLocks noChangeArrowheads="1" noChangeAspect="1"/>
                           </pic:cNvPicPr>
@@ -3343,7 +3343,7 @@
                     <a:graphicData uri="http://schemas.openxmlformats.org/drawingml/2006/picture">
                       <pic:pic>
                         <pic:nvPicPr>
-                          <pic:cNvPr descr="/Applications/Positron.app/Contents/Resources/app/quarto/share/formats/docx/note.png" id="49" name="Picture"/>
+                          <pic:cNvPr descr="/opt/quarto/share/formats/docx/note.png" id="49" name="Picture"/>
                           <pic:cNvPicPr>
                             <a:picLocks noChangeArrowheads="1" noChangeAspect="1"/>
                           </pic:cNvPicPr>
@@ -3531,7 +3531,7 @@
                     <a:graphicData uri="http://schemas.openxmlformats.org/drawingml/2006/picture">
                       <pic:pic>
                         <pic:nvPicPr>
-                          <pic:cNvPr descr="/Applications/Positron.app/Contents/Resources/app/quarto/share/formats/docx/note.png" id="52" name="Picture"/>
+                          <pic:cNvPr descr="/opt/quarto/share/formats/docx/note.png" id="52" name="Picture"/>
                           <pic:cNvPicPr>
                             <a:picLocks noChangeArrowheads="1" noChangeAspect="1"/>
                           </pic:cNvPicPr>
@@ -4309,7 +4309,7 @@
                     <a:graphicData uri="http://schemas.openxmlformats.org/drawingml/2006/picture">
                       <pic:pic>
                         <pic:nvPicPr>
-                          <pic:cNvPr descr="/Applications/Positron.app/Contents/Resources/app/quarto/share/formats/docx/tip.png" id="54" name="Picture"/>
+                          <pic:cNvPr descr="/opt/quarto/share/formats/docx/tip.png" id="54" name="Picture"/>
                           <pic:cNvPicPr>
                             <a:picLocks noChangeArrowheads="1" noChangeAspect="1"/>
                           </pic:cNvPicPr>
@@ -4478,7 +4478,7 @@
                     <a:graphicData uri="http://schemas.openxmlformats.org/drawingml/2006/picture">
                       <pic:pic>
                         <pic:nvPicPr>
-                          <pic:cNvPr descr="/Applications/Positron.app/Contents/Resources/app/quarto/share/formats/docx/warning.png" id="56" name="Picture"/>
+                          <pic:cNvPr descr="/opt/quarto/share/formats/docx/warning.png" id="56" name="Picture"/>
                           <pic:cNvPicPr>
                             <a:picLocks noChangeArrowheads="1" noChangeAspect="1"/>
                           </pic:cNvPicPr>
@@ -4632,7 +4632,7 @@
                     <a:graphicData uri="http://schemas.openxmlformats.org/drawingml/2006/picture">
                       <pic:pic>
                         <pic:nvPicPr>
-                          <pic:cNvPr descr="/Applications/Positron.app/Contents/Resources/app/quarto/share/formats/docx/note.png" id="59" name="Picture"/>
+                          <pic:cNvPr descr="/opt/quarto/share/formats/docx/note.png" id="59" name="Picture"/>
                           <pic:cNvPicPr>
                             <a:picLocks noChangeArrowheads="1" noChangeAspect="1"/>
                           </pic:cNvPicPr>
@@ -4937,7 +4937,7 @@
                     <a:graphicData uri="http://schemas.openxmlformats.org/drawingml/2006/picture">
                       <pic:pic>
                         <pic:nvPicPr>
-                          <pic:cNvPr descr="/Applications/Positron.app/Contents/Resources/app/quarto/share/formats/docx/note.png" id="61" name="Picture"/>
+                          <pic:cNvPr descr="/opt/quarto/share/formats/docx/note.png" id="61" name="Picture"/>
                           <pic:cNvPicPr>
                             <a:picLocks noChangeArrowheads="1" noChangeAspect="1"/>
                           </pic:cNvPicPr>
@@ -5117,7 +5117,7 @@
                     <a:graphicData uri="http://schemas.openxmlformats.org/drawingml/2006/picture">
                       <pic:pic>
                         <pic:nvPicPr>
-                          <pic:cNvPr descr="/Applications/Positron.app/Contents/Resources/app/quarto/share/formats/docx/note.png" id="63" name="Picture"/>
+                          <pic:cNvPr descr="/opt/quarto/share/formats/docx/note.png" id="63" name="Picture"/>
                           <pic:cNvPicPr>
                             <a:picLocks noChangeArrowheads="1" noChangeAspect="1"/>
                           </pic:cNvPicPr>
@@ -5570,7 +5570,7 @@
                     <a:graphicData uri="http://schemas.openxmlformats.org/drawingml/2006/picture">
                       <pic:pic>
                         <pic:nvPicPr>
-                          <pic:cNvPr descr="/Applications/Positron.app/Contents/Resources/app/quarto/share/formats/docx/tip.png" id="66" name="Picture"/>
+                          <pic:cNvPr descr="/opt/quarto/share/formats/docx/tip.png" id="66" name="Picture"/>
                           <pic:cNvPicPr>
                             <a:picLocks noChangeArrowheads="1" noChangeAspect="1"/>
                           </pic:cNvPicPr>
@@ -5704,7 +5704,7 @@
                     <a:graphicData uri="http://schemas.openxmlformats.org/drawingml/2006/picture">
                       <pic:pic>
                         <pic:nvPicPr>
-                          <pic:cNvPr descr="/Applications/Positron.app/Contents/Resources/app/quarto/share/formats/docx/warning.png" id="68" name="Picture"/>
+                          <pic:cNvPr descr="/opt/quarto/share/formats/docx/warning.png" id="68" name="Picture"/>
                           <pic:cNvPicPr>
                             <a:picLocks noChangeArrowheads="1" noChangeAspect="1"/>
                           </pic:cNvPicPr>
@@ -6700,7 +6700,7 @@
                     <a:graphicData uri="http://schemas.openxmlformats.org/drawingml/2006/picture">
                       <pic:pic>
                         <pic:nvPicPr>
-                          <pic:cNvPr descr="/Applications/Positron.app/Contents/Resources/app/quarto/share/formats/docx/tip.png" id="73" name="Picture"/>
+                          <pic:cNvPr descr="/opt/quarto/share/formats/docx/tip.png" id="73" name="Picture"/>
                           <pic:cNvPicPr>
                             <a:picLocks noChangeArrowheads="1" noChangeAspect="1"/>
                           </pic:cNvPicPr>
@@ -7069,7 +7069,7 @@
                     <a:graphicData uri="http://schemas.openxmlformats.org/drawingml/2006/picture">
                       <pic:pic>
                         <pic:nvPicPr>
-                          <pic:cNvPr descr="/Applications/Positron.app/Contents/Resources/app/quarto/share/formats/docx/warning.png" id="76" name="Picture"/>
+                          <pic:cNvPr descr="/opt/quarto/share/formats/docx/warning.png" id="76" name="Picture"/>
                           <pic:cNvPicPr>
                             <a:picLocks noChangeArrowheads="1" noChangeAspect="1"/>
                           </pic:cNvPicPr>
@@ -9826,7 +9826,7 @@
                     <a:graphicData uri="http://schemas.openxmlformats.org/drawingml/2006/picture">
                       <pic:pic>
                         <pic:nvPicPr>
-                          <pic:cNvPr descr="/Applications/Positron.app/Contents/Resources/app/quarto/share/formats/docx/note.png" id="96" name="Picture"/>
+                          <pic:cNvPr descr="/opt/quarto/share/formats/docx/note.png" id="96" name="Picture"/>
                           <pic:cNvPicPr>
                             <a:picLocks noChangeArrowheads="1" noChangeAspect="1"/>
                           </pic:cNvPicPr>
@@ -10125,7 +10125,7 @@
                     <a:graphicData uri="http://schemas.openxmlformats.org/drawingml/2006/picture">
                       <pic:pic>
                         <pic:nvPicPr>
-                          <pic:cNvPr descr="/Applications/Positron.app/Contents/Resources/app/quarto/share/formats/docx/tip.png" id="100" name="Picture"/>
+                          <pic:cNvPr descr="/opt/quarto/share/formats/docx/tip.png" id="100" name="Picture"/>
                           <pic:cNvPicPr>
                             <a:picLocks noChangeArrowheads="1" noChangeAspect="1"/>
                           </pic:cNvPicPr>
@@ -10658,7 +10658,7 @@
                     <a:graphicData uri="http://schemas.openxmlformats.org/drawingml/2006/picture">
                       <pic:pic>
                         <pic:nvPicPr>
-                          <pic:cNvPr descr="/Applications/Positron.app/Contents/Resources/app/quarto/share/formats/docx/note.png" id="103" name="Picture"/>
+                          <pic:cNvPr descr="/opt/quarto/share/formats/docx/note.png" id="103" name="Picture"/>
                           <pic:cNvPicPr>
                             <a:picLocks noChangeArrowheads="1" noChangeAspect="1"/>
                           </pic:cNvPicPr>
@@ -11403,7 +11403,7 @@
                     <a:graphicData uri="http://schemas.openxmlformats.org/drawingml/2006/picture">
                       <pic:pic>
                         <pic:nvPicPr>
-                          <pic:cNvPr descr="/Applications/Positron.app/Contents/Resources/app/quarto/share/formats/docx/note.png" id="107" name="Picture"/>
+                          <pic:cNvPr descr="/opt/quarto/share/formats/docx/note.png" id="107" name="Picture"/>
                           <pic:cNvPicPr>
                             <a:picLocks noChangeArrowheads="1" noChangeAspect="1"/>
                           </pic:cNvPicPr>
@@ -11873,7 +11873,7 @@
                     <a:graphicData uri="http://schemas.openxmlformats.org/drawingml/2006/picture">
                       <pic:pic>
                         <pic:nvPicPr>
-                          <pic:cNvPr descr="/Applications/Positron.app/Contents/Resources/app/quarto/share/formats/docx/note.png" id="110" name="Picture"/>
+                          <pic:cNvPr descr="/opt/quarto/share/formats/docx/note.png" id="110" name="Picture"/>
                           <pic:cNvPicPr>
                             <a:picLocks noChangeArrowheads="1" noChangeAspect="1"/>
                           </pic:cNvPicPr>
@@ -12312,7 +12312,7 @@
                     <a:graphicData uri="http://schemas.openxmlformats.org/drawingml/2006/picture">
                       <pic:pic>
                         <pic:nvPicPr>
-                          <pic:cNvPr descr="/Applications/Positron.app/Contents/Resources/app/quarto/share/formats/docx/warning.png" id="113" name="Picture"/>
+                          <pic:cNvPr descr="/opt/quarto/share/formats/docx/warning.png" id="113" name="Picture"/>
                           <pic:cNvPicPr>
                             <a:picLocks noChangeArrowheads="1" noChangeAspect="1"/>
                           </pic:cNvPicPr>
@@ -12457,7 +12457,7 @@
                     <a:graphicData uri="http://schemas.openxmlformats.org/drawingml/2006/picture">
                       <pic:pic>
                         <pic:nvPicPr>
-                          <pic:cNvPr descr="/Applications/Positron.app/Contents/Resources/app/quarto/share/formats/docx/note.png" id="115" name="Picture"/>
+                          <pic:cNvPr descr="/opt/quarto/share/formats/docx/note.png" id="115" name="Picture"/>
                           <pic:cNvPicPr>
                             <a:picLocks noChangeArrowheads="1" noChangeAspect="1"/>
                           </pic:cNvPicPr>
@@ -13201,7 +13201,7 @@
                     <a:graphicData uri="http://schemas.openxmlformats.org/drawingml/2006/picture">
                       <pic:pic>
                         <pic:nvPicPr>
-                          <pic:cNvPr descr="/Applications/Positron.app/Contents/Resources/app/quarto/share/formats/docx/tip.png" id="118" name="Picture"/>
+                          <pic:cNvPr descr="/opt/quarto/share/formats/docx/tip.png" id="118" name="Picture"/>
                           <pic:cNvPicPr>
                             <a:picLocks noChangeArrowheads="1" noChangeAspect="1"/>
                           </pic:cNvPicPr>
@@ -13501,7 +13501,7 @@
           <w:b/>
           <w:bCs/>
         </w:rPr>
-        <w:t xml:space="preserve">top of the project</w:t>
+        <w:t xml:space="preserve">project top</w:t>
       </w:r>
       <w:r>
         <w:t xml:space="preserve"> </w:t>
@@ -13715,7 +13715,7 @@
                     <a:graphicData uri="http://schemas.openxmlformats.org/drawingml/2006/picture">
                       <pic:pic>
                         <pic:nvPicPr>
-                          <pic:cNvPr descr="/Applications/Positron.app/Contents/Resources/app/quarto/share/formats/docx/note.png" id="122" name="Picture"/>
+                          <pic:cNvPr descr="/opt/quarto/share/formats/docx/note.png" id="122" name="Picture"/>
                           <pic:cNvPicPr>
                             <a:picLocks noChangeArrowheads="1" noChangeAspect="1"/>
                           </pic:cNvPicPr>
@@ -13793,7 +13793,7 @@
               <w:spacing w:after="16"/>
             </w:pPr>
             <w:r>
-              <w:t xml:space="preserve">From here on, every analysis can be a document that rebuilds itself from the raw data.</w:t>
+              <w:t xml:space="preserve">Every analysis can now be a document that rebuilds itself from the raw data.</w:t>
             </w:r>
           </w:p>
           <w:p/>
@@ -13854,7 +13854,7 @@
                     <a:graphicData uri="http://schemas.openxmlformats.org/drawingml/2006/picture">
                       <pic:pic>
                         <pic:nvPicPr>
-                          <pic:cNvPr descr="/Applications/Positron.app/Contents/Resources/app/quarto/share/formats/docx/tip.png" id="124" name="Picture"/>
+                          <pic:cNvPr descr="/opt/quarto/share/formats/docx/tip.png" id="124" name="Picture"/>
                           <pic:cNvPicPr>
                             <a:picLocks noChangeArrowheads="1" noChangeAspect="1"/>
                           </pic:cNvPicPr>
@@ -13947,7 +13947,7 @@
               <w:spacing w:after="16"/>
             </w:pPr>
             <w:r>
-              <w:t xml:space="preserve">It is your template for every analysis this term: copy it, change the data file and column names, rewrite the text, Render.</w:t>
+              <w:t xml:space="preserve">Your template for every analysis this term: copy it, change the data file and column names, rewrite the text, Render.</w:t>
             </w:r>
           </w:p>
           <w:p/>
@@ -14000,7 +14000,7 @@
         </w:numPr>
       </w:pPr>
       <w:r>
-        <w:t xml:space="preserve">Checking the assumptions first — normality (Shapiro–Wilk) and equal variances (Levene’s)</w:t>
+        <w:t xml:space="preserve">Checking assumptions first — normality and equal variance</w:t>
       </w:r>
     </w:p>
     <w:p>

--- a/docs/content/quarto/quarto_lecture.docx
+++ b/docs/content/quarto/quarto_lecture.docx
@@ -31,7 +31,7 @@
         <w:pStyle w:val="Date"/>
       </w:pPr>
       <w:r>
-        <w:t xml:space="preserve">2026-10-05</w:t>
+        <w:t xml:space="preserve">2026-10-08</w:t>
       </w:r>
     </w:p>
     <w:bookmarkStart w:id="12" w:name="where-we-left-off-lectures-0306"/>
@@ -255,7 +255,7 @@
                     <a:graphicData uri="http://schemas.openxmlformats.org/drawingml/2006/picture">
                       <pic:pic>
                         <pic:nvPicPr>
-                          <pic:cNvPr descr="/opt/quarto/share/formats/docx/note.png" id="11" name="Picture"/>
+                          <pic:cNvPr descr="/Applications/Positron.app/Contents/Resources/app/quarto/share/formats/docx/note.png" id="11" name="Picture"/>
                           <pic:cNvPicPr>
                             <a:picLocks noChangeArrowheads="1" noChangeAspect="1"/>
                           </pic:cNvPicPr>
@@ -632,7 +632,7 @@
                     <a:graphicData uri="http://schemas.openxmlformats.org/drawingml/2006/picture">
                       <pic:pic>
                         <pic:nvPicPr>
-                          <pic:cNvPr descr="/opt/quarto/share/formats/docx/tip.png" id="15" name="Picture"/>
+                          <pic:cNvPr descr="/Applications/Positron.app/Contents/Resources/app/quarto/share/formats/docx/tip.png" id="15" name="Picture"/>
                           <pic:cNvPicPr>
                             <a:picLocks noChangeArrowheads="1" noChangeAspect="1"/>
                           </pic:cNvPicPr>
@@ -1081,7 +1081,7 @@
                     <a:graphicData uri="http://schemas.openxmlformats.org/drawingml/2006/picture">
                       <pic:pic>
                         <pic:nvPicPr>
-                          <pic:cNvPr descr="/opt/quarto/share/formats/docx/note.png" id="22" name="Picture"/>
+                          <pic:cNvPr descr="/Applications/Positron.app/Contents/Resources/app/quarto/share/formats/docx/note.png" id="22" name="Picture"/>
                           <pic:cNvPicPr>
                             <a:picLocks noChangeArrowheads="1" noChangeAspect="1"/>
                           </pic:cNvPicPr>
@@ -1326,7 +1326,7 @@
                     <a:graphicData uri="http://schemas.openxmlformats.org/drawingml/2006/picture">
                       <pic:pic>
                         <pic:nvPicPr>
-                          <pic:cNvPr descr="/opt/quarto/share/formats/docx/tip.png" id="25" name="Picture"/>
+                          <pic:cNvPr descr="/Applications/Positron.app/Contents/Resources/app/quarto/share/formats/docx/tip.png" id="25" name="Picture"/>
                           <pic:cNvPicPr>
                             <a:picLocks noChangeArrowheads="1" noChangeAspect="1"/>
                           </pic:cNvPicPr>
@@ -1594,7 +1594,7 @@
                     <a:graphicData uri="http://schemas.openxmlformats.org/drawingml/2006/picture">
                       <pic:pic>
                         <pic:nvPicPr>
-                          <pic:cNvPr descr="/opt/quarto/share/formats/docx/warning.png" id="29" name="Picture"/>
+                          <pic:cNvPr descr="/Applications/Positron.app/Contents/Resources/app/quarto/share/formats/docx/warning.png" id="29" name="Picture"/>
                           <pic:cNvPicPr>
                             <a:picLocks noChangeArrowheads="1" noChangeAspect="1"/>
                           </pic:cNvPicPr>
@@ -1725,7 +1725,7 @@
                     <a:graphicData uri="http://schemas.openxmlformats.org/drawingml/2006/picture">
                       <pic:pic>
                         <pic:nvPicPr>
-                          <pic:cNvPr descr="/opt/quarto/share/formats/docx/note.png" id="31" name="Picture"/>
+                          <pic:cNvPr descr="/Applications/Positron.app/Contents/Resources/app/quarto/share/formats/docx/note.png" id="31" name="Picture"/>
                           <pic:cNvPicPr>
                             <a:picLocks noChangeArrowheads="1" noChangeAspect="1"/>
                           </pic:cNvPicPr>
@@ -2040,7 +2040,7 @@
                     <a:graphicData uri="http://schemas.openxmlformats.org/drawingml/2006/picture">
                       <pic:pic>
                         <pic:nvPicPr>
-                          <pic:cNvPr descr="/opt/quarto/share/formats/docx/note.png" id="35" name="Picture"/>
+                          <pic:cNvPr descr="/Applications/Positron.app/Contents/Resources/app/quarto/share/formats/docx/note.png" id="35" name="Picture"/>
                           <pic:cNvPicPr>
                             <a:picLocks noChangeArrowheads="1" noChangeAspect="1"/>
                           </pic:cNvPicPr>
@@ -2204,7 +2204,7 @@
                     <a:graphicData uri="http://schemas.openxmlformats.org/drawingml/2006/picture">
                       <pic:pic>
                         <pic:nvPicPr>
-                          <pic:cNvPr descr="/opt/quarto/share/formats/docx/note.png" id="37" name="Picture"/>
+                          <pic:cNvPr descr="/Applications/Positron.app/Contents/Resources/app/quarto/share/formats/docx/note.png" id="37" name="Picture"/>
                           <pic:cNvPicPr>
                             <a:picLocks noChangeArrowheads="1" noChangeAspect="1"/>
                           </pic:cNvPicPr>
@@ -2613,7 +2613,7 @@
                     <a:graphicData uri="http://schemas.openxmlformats.org/drawingml/2006/picture">
                       <pic:pic>
                         <pic:nvPicPr>
-                          <pic:cNvPr descr="/opt/quarto/share/formats/docx/note.png" id="40" name="Picture"/>
+                          <pic:cNvPr descr="/Applications/Positron.app/Contents/Resources/app/quarto/share/formats/docx/note.png" id="40" name="Picture"/>
                           <pic:cNvPicPr>
                             <a:picLocks noChangeArrowheads="1" noChangeAspect="1"/>
                           </pic:cNvPicPr>
@@ -2818,7 +2818,7 @@
                     <a:graphicData uri="http://schemas.openxmlformats.org/drawingml/2006/picture">
                       <pic:pic>
                         <pic:nvPicPr>
-                          <pic:cNvPr descr="/opt/quarto/share/formats/docx/warning.png" id="42" name="Picture"/>
+                          <pic:cNvPr descr="/Applications/Positron.app/Contents/Resources/app/quarto/share/formats/docx/warning.png" id="42" name="Picture"/>
                           <pic:cNvPicPr>
                             <a:picLocks noChangeArrowheads="1" noChangeAspect="1"/>
                           </pic:cNvPicPr>
@@ -3131,7 +3131,7 @@
                     <a:graphicData uri="http://schemas.openxmlformats.org/drawingml/2006/picture">
                       <pic:pic>
                         <pic:nvPicPr>
-                          <pic:cNvPr descr="/opt/quarto/share/formats/docx/tip.png" id="46" name="Picture"/>
+                          <pic:cNvPr descr="/Applications/Positron.app/Contents/Resources/app/quarto/share/formats/docx/tip.png" id="46" name="Picture"/>
                           <pic:cNvPicPr>
                             <a:picLocks noChangeArrowheads="1" noChangeAspect="1"/>
                           </pic:cNvPicPr>
@@ -3343,7 +3343,7 @@
                     <a:graphicData uri="http://schemas.openxmlformats.org/drawingml/2006/picture">
                       <pic:pic>
                         <pic:nvPicPr>
-                          <pic:cNvPr descr="/opt/quarto/share/formats/docx/note.png" id="49" name="Picture"/>
+                          <pic:cNvPr descr="/Applications/Positron.app/Contents/Resources/app/quarto/share/formats/docx/note.png" id="49" name="Picture"/>
                           <pic:cNvPicPr>
                             <a:picLocks noChangeArrowheads="1" noChangeAspect="1"/>
                           </pic:cNvPicPr>
@@ -3531,7 +3531,7 @@
                     <a:graphicData uri="http://schemas.openxmlformats.org/drawingml/2006/picture">
                       <pic:pic>
                         <pic:nvPicPr>
-                          <pic:cNvPr descr="/opt/quarto/share/formats/docx/note.png" id="52" name="Picture"/>
+                          <pic:cNvPr descr="/Applications/Positron.app/Contents/Resources/app/quarto/share/formats/docx/note.png" id="52" name="Picture"/>
                           <pic:cNvPicPr>
                             <a:picLocks noChangeArrowheads="1" noChangeAspect="1"/>
                           </pic:cNvPicPr>
@@ -4309,7 +4309,7 @@
                     <a:graphicData uri="http://schemas.openxmlformats.org/drawingml/2006/picture">
                       <pic:pic>
                         <pic:nvPicPr>
-                          <pic:cNvPr descr="/opt/quarto/share/formats/docx/tip.png" id="54" name="Picture"/>
+                          <pic:cNvPr descr="/Applications/Positron.app/Contents/Resources/app/quarto/share/formats/docx/tip.png" id="54" name="Picture"/>
                           <pic:cNvPicPr>
                             <a:picLocks noChangeArrowheads="1" noChangeAspect="1"/>
                           </pic:cNvPicPr>
@@ -4478,7 +4478,7 @@
                     <a:graphicData uri="http://schemas.openxmlformats.org/drawingml/2006/picture">
                       <pic:pic>
                         <pic:nvPicPr>
-                          <pic:cNvPr descr="/opt/quarto/share/formats/docx/warning.png" id="56" name="Picture"/>
+                          <pic:cNvPr descr="/Applications/Positron.app/Contents/Resources/app/quarto/share/formats/docx/warning.png" id="56" name="Picture"/>
                           <pic:cNvPicPr>
                             <a:picLocks noChangeArrowheads="1" noChangeAspect="1"/>
                           </pic:cNvPicPr>
@@ -4632,7 +4632,7 @@
                     <a:graphicData uri="http://schemas.openxmlformats.org/drawingml/2006/picture">
                       <pic:pic>
                         <pic:nvPicPr>
-                          <pic:cNvPr descr="/opt/quarto/share/formats/docx/note.png" id="59" name="Picture"/>
+                          <pic:cNvPr descr="/Applications/Positron.app/Contents/Resources/app/quarto/share/formats/docx/note.png" id="59" name="Picture"/>
                           <pic:cNvPicPr>
                             <a:picLocks noChangeArrowheads="1" noChangeAspect="1"/>
                           </pic:cNvPicPr>
@@ -4937,7 +4937,7 @@
                     <a:graphicData uri="http://schemas.openxmlformats.org/drawingml/2006/picture">
                       <pic:pic>
                         <pic:nvPicPr>
-                          <pic:cNvPr descr="/opt/quarto/share/formats/docx/note.png" id="61" name="Picture"/>
+                          <pic:cNvPr descr="/Applications/Positron.app/Contents/Resources/app/quarto/share/formats/docx/note.png" id="61" name="Picture"/>
                           <pic:cNvPicPr>
                             <a:picLocks noChangeArrowheads="1" noChangeAspect="1"/>
                           </pic:cNvPicPr>
@@ -5117,7 +5117,7 @@
                     <a:graphicData uri="http://schemas.openxmlformats.org/drawingml/2006/picture">
                       <pic:pic>
                         <pic:nvPicPr>
-                          <pic:cNvPr descr="/opt/quarto/share/formats/docx/note.png" id="63" name="Picture"/>
+                          <pic:cNvPr descr="/Applications/Positron.app/Contents/Resources/app/quarto/share/formats/docx/note.png" id="63" name="Picture"/>
                           <pic:cNvPicPr>
                             <a:picLocks noChangeArrowheads="1" noChangeAspect="1"/>
                           </pic:cNvPicPr>
@@ -5570,7 +5570,7 @@
                     <a:graphicData uri="http://schemas.openxmlformats.org/drawingml/2006/picture">
                       <pic:pic>
                         <pic:nvPicPr>
-                          <pic:cNvPr descr="/opt/quarto/share/formats/docx/tip.png" id="66" name="Picture"/>
+                          <pic:cNvPr descr="/Applications/Positron.app/Contents/Resources/app/quarto/share/formats/docx/tip.png" id="66" name="Picture"/>
                           <pic:cNvPicPr>
                             <a:picLocks noChangeArrowheads="1" noChangeAspect="1"/>
                           </pic:cNvPicPr>
@@ -5704,7 +5704,7 @@
                     <a:graphicData uri="http://schemas.openxmlformats.org/drawingml/2006/picture">
                       <pic:pic>
                         <pic:nvPicPr>
-                          <pic:cNvPr descr="/opt/quarto/share/formats/docx/warning.png" id="68" name="Picture"/>
+                          <pic:cNvPr descr="/Applications/Positron.app/Contents/Resources/app/quarto/share/formats/docx/warning.png" id="68" name="Picture"/>
                           <pic:cNvPicPr>
                             <a:picLocks noChangeArrowheads="1" noChangeAspect="1"/>
                           </pic:cNvPicPr>
@@ -6700,7 +6700,7 @@
                     <a:graphicData uri="http://schemas.openxmlformats.org/drawingml/2006/picture">
                       <pic:pic>
                         <pic:nvPicPr>
-                          <pic:cNvPr descr="/opt/quarto/share/formats/docx/tip.png" id="73" name="Picture"/>
+                          <pic:cNvPr descr="/Applications/Positron.app/Contents/Resources/app/quarto/share/formats/docx/tip.png" id="73" name="Picture"/>
                           <pic:cNvPicPr>
                             <a:picLocks noChangeArrowheads="1" noChangeAspect="1"/>
                           </pic:cNvPicPr>
@@ -7069,7 +7069,7 @@
                     <a:graphicData uri="http://schemas.openxmlformats.org/drawingml/2006/picture">
                       <pic:pic>
                         <pic:nvPicPr>
-                          <pic:cNvPr descr="/opt/quarto/share/formats/docx/warning.png" id="76" name="Picture"/>
+                          <pic:cNvPr descr="/Applications/Positron.app/Contents/Resources/app/quarto/share/formats/docx/warning.png" id="76" name="Picture"/>
                           <pic:cNvPicPr>
                             <a:picLocks noChangeArrowheads="1" noChangeAspect="1"/>
                           </pic:cNvPicPr>
@@ -9826,7 +9826,7 @@
                     <a:graphicData uri="http://schemas.openxmlformats.org/drawingml/2006/picture">
                       <pic:pic>
                         <pic:nvPicPr>
-                          <pic:cNvPr descr="/opt/quarto/share/formats/docx/note.png" id="96" name="Picture"/>
+                          <pic:cNvPr descr="/Applications/Positron.app/Contents/Resources/app/quarto/share/formats/docx/note.png" id="96" name="Picture"/>
                           <pic:cNvPicPr>
                             <a:picLocks noChangeArrowheads="1" noChangeAspect="1"/>
                           </pic:cNvPicPr>
@@ -10125,7 +10125,7 @@
                     <a:graphicData uri="http://schemas.openxmlformats.org/drawingml/2006/picture">
                       <pic:pic>
                         <pic:nvPicPr>
-                          <pic:cNvPr descr="/opt/quarto/share/formats/docx/tip.png" id="100" name="Picture"/>
+                          <pic:cNvPr descr="/Applications/Positron.app/Contents/Resources/app/quarto/share/formats/docx/tip.png" id="100" name="Picture"/>
                           <pic:cNvPicPr>
                             <a:picLocks noChangeArrowheads="1" noChangeAspect="1"/>
                           </pic:cNvPicPr>
@@ -10658,7 +10658,7 @@
                     <a:graphicData uri="http://schemas.openxmlformats.org/drawingml/2006/picture">
                       <pic:pic>
                         <pic:nvPicPr>
-                          <pic:cNvPr descr="/opt/quarto/share/formats/docx/note.png" id="103" name="Picture"/>
+                          <pic:cNvPr descr="/Applications/Positron.app/Contents/Resources/app/quarto/share/formats/docx/note.png" id="103" name="Picture"/>
                           <pic:cNvPicPr>
                             <a:picLocks noChangeArrowheads="1" noChangeAspect="1"/>
                           </pic:cNvPicPr>
@@ -11403,7 +11403,7 @@
                     <a:graphicData uri="http://schemas.openxmlformats.org/drawingml/2006/picture">
                       <pic:pic>
                         <pic:nvPicPr>
-                          <pic:cNvPr descr="/opt/quarto/share/formats/docx/note.png" id="107" name="Picture"/>
+                          <pic:cNvPr descr="/Applications/Positron.app/Contents/Resources/app/quarto/share/formats/docx/note.png" id="107" name="Picture"/>
                           <pic:cNvPicPr>
                             <a:picLocks noChangeArrowheads="1" noChangeAspect="1"/>
                           </pic:cNvPicPr>
@@ -11873,7 +11873,7 @@
                     <a:graphicData uri="http://schemas.openxmlformats.org/drawingml/2006/picture">
                       <pic:pic>
                         <pic:nvPicPr>
-                          <pic:cNvPr descr="/opt/quarto/share/formats/docx/note.png" id="110" name="Picture"/>
+                          <pic:cNvPr descr="/Applications/Positron.app/Contents/Resources/app/quarto/share/formats/docx/note.png" id="110" name="Picture"/>
                           <pic:cNvPicPr>
                             <a:picLocks noChangeArrowheads="1" noChangeAspect="1"/>
                           </pic:cNvPicPr>
@@ -12312,7 +12312,7 @@
                     <a:graphicData uri="http://schemas.openxmlformats.org/drawingml/2006/picture">
                       <pic:pic>
                         <pic:nvPicPr>
-                          <pic:cNvPr descr="/opt/quarto/share/formats/docx/warning.png" id="113" name="Picture"/>
+                          <pic:cNvPr descr="/Applications/Positron.app/Contents/Resources/app/quarto/share/formats/docx/warning.png" id="113" name="Picture"/>
                           <pic:cNvPicPr>
                             <a:picLocks noChangeArrowheads="1" noChangeAspect="1"/>
                           </pic:cNvPicPr>
@@ -12457,7 +12457,7 @@
                     <a:graphicData uri="http://schemas.openxmlformats.org/drawingml/2006/picture">
                       <pic:pic>
                         <pic:nvPicPr>
-                          <pic:cNvPr descr="/opt/quarto/share/formats/docx/note.png" id="115" name="Picture"/>
+                          <pic:cNvPr descr="/Applications/Positron.app/Contents/Resources/app/quarto/share/formats/docx/note.png" id="115" name="Picture"/>
                           <pic:cNvPicPr>
                             <a:picLocks noChangeArrowheads="1" noChangeAspect="1"/>
                           </pic:cNvPicPr>
@@ -13201,7 +13201,7 @@
                     <a:graphicData uri="http://schemas.openxmlformats.org/drawingml/2006/picture">
                       <pic:pic>
                         <pic:nvPicPr>
-                          <pic:cNvPr descr="/opt/quarto/share/formats/docx/tip.png" id="118" name="Picture"/>
+                          <pic:cNvPr descr="/Applications/Positron.app/Contents/Resources/app/quarto/share/formats/docx/tip.png" id="118" name="Picture"/>
                           <pic:cNvPicPr>
                             <a:picLocks noChangeArrowheads="1" noChangeAspect="1"/>
                           </pic:cNvPicPr>
@@ -13715,7 +13715,7 @@
                     <a:graphicData uri="http://schemas.openxmlformats.org/drawingml/2006/picture">
                       <pic:pic>
                         <pic:nvPicPr>
-                          <pic:cNvPr descr="/opt/quarto/share/formats/docx/note.png" id="122" name="Picture"/>
+                          <pic:cNvPr descr="/Applications/Positron.app/Contents/Resources/app/quarto/share/formats/docx/note.png" id="122" name="Picture"/>
                           <pic:cNvPicPr>
                             <a:picLocks noChangeArrowheads="1" noChangeAspect="1"/>
                           </pic:cNvPicPr>
@@ -13854,7 +13854,7 @@
                     <a:graphicData uri="http://schemas.openxmlformats.org/drawingml/2006/picture">
                       <pic:pic>
                         <pic:nvPicPr>
-                          <pic:cNvPr descr="/opt/quarto/share/formats/docx/tip.png" id="124" name="Picture"/>
+                          <pic:cNvPr descr="/Applications/Positron.app/Contents/Resources/app/quarto/share/formats/docx/tip.png" id="124" name="Picture"/>
                           <pic:cNvPicPr>
                             <a:picLocks noChangeArrowheads="1" noChangeAspect="1"/>
                           </pic:cNvPicPr>

--- a/docs/content/quarto/quarto_lecture.docx
+++ b/docs/content/quarto/quarto_lecture.docx
@@ -31,7 +31,7 @@
         <w:pStyle w:val="Date"/>
       </w:pPr>
       <w:r>
-        <w:t xml:space="preserve">2026-10-08</w:t>
+        <w:t xml:space="preserve">2026-10-09</w:t>
       </w:r>
     </w:p>
     <w:bookmarkStart w:id="12" w:name="where-we-left-off-lectures-0306"/>

--- a/docs/content/quarto/quarto_lecture.docx
+++ b/docs/content/quarto/quarto_lecture.docx
@@ -31,7 +31,7 @@
         <w:pStyle w:val="Date"/>
       </w:pPr>
       <w:r>
-        <w:t xml:space="preserve">2026-10-09</w:t>
+        <w:t xml:space="preserve">2026-10-19</w:t>
       </w:r>
     </w:p>
     <w:bookmarkStart w:id="12" w:name="where-we-left-off-lectures-0306"/>

--- a/docs/content/quarto/quarto_lecture.docx
+++ b/docs/content/quarto/quarto_lecture.docx
@@ -31,7 +31,7 @@
         <w:pStyle w:val="Date"/>
       </w:pPr>
       <w:r>
-        <w:t xml:space="preserve">2026-10-19</w:t>
+        <w:t xml:space="preserve">2026-10-22</w:t>
       </w:r>
     </w:p>
     <w:bookmarkStart w:id="12" w:name="where-we-left-off-lectures-0306"/>
